--- a/3.DatabaseDesign.docx
+++ b/3.DatabaseDesign.docx
@@ -1,6 +1,6 @@
 
 <file path=word/document.xml><?xml version="1.0" encoding="utf-8"?>
-<w:document xmlns:ve="http://schemas.openxmlformats.org/markup-compatibility/2006" xmlns:o="urn:schemas-microsoft-com:office:office" xmlns:r="http://schemas.openxmlformats.org/officeDocument/2006/relationships" xmlns:m="http://schemas.openxmlformats.org/officeDocument/2006/math" xmlns:v="urn:schemas-microsoft-com:vml" xmlns:wp="http://schemas.openxmlformats.org/drawingml/2006/wordprocessingDrawing" xmlns:w10="urn:schemas-microsoft-com:office:word" xmlns:w="http://schemas.openxmlformats.org/wordprocessingml/2006/main" xmlns:wne="http://schemas.microsoft.com/office/word/2006/wordml">
+<w:document xmlns:wpc="http://schemas.microsoft.com/office/word/2010/wordprocessingCanvas" xmlns:mc="http://schemas.openxmlformats.org/markup-compatibility/2006" xmlns:o="urn:schemas-microsoft-com:office:office" xmlns:r="http://schemas.openxmlformats.org/officeDocument/2006/relationships" xmlns:m="http://schemas.openxmlformats.org/officeDocument/2006/math" xmlns:v="urn:schemas-microsoft-com:vml" xmlns:wp14="http://schemas.microsoft.com/office/word/2010/wordprocessingDrawing" xmlns:wp="http://schemas.openxmlformats.org/drawingml/2006/wordprocessingDrawing" xmlns:w10="urn:schemas-microsoft-com:office:word" xmlns:w="http://schemas.openxmlformats.org/wordprocessingml/2006/main" xmlns:w14="http://schemas.microsoft.com/office/word/2010/wordml" xmlns:w15="http://schemas.microsoft.com/office/word/2012/wordml" xmlns:wpg="http://schemas.microsoft.com/office/word/2010/wordprocessingGroup" xmlns:wpi="http://schemas.microsoft.com/office/word/2010/wordprocessingInk" xmlns:wne="http://schemas.microsoft.com/office/word/2006/wordml" xmlns:wps="http://schemas.microsoft.com/office/word/2010/wordprocessingShape" mc:Ignorable="w14 w15 wp14">
   <w:body>
     <w:p>
       <w:r>
@@ -102,8 +102,7 @@
         <w:tblStyle w:val="MediumGrid1-Accent3"/>
         <w:tblW w:w="8190" w:type="dxa"/>
         <w:jc w:val="center"/>
-        <w:tblInd w:w="592" w:type="dxa"/>
-        <w:tblLook w:val="04A0"/>
+        <w:tblLook w:val="04A0" w:firstRow="1" w:lastRow="0" w:firstColumn="1" w:lastColumn="0" w:noHBand="0" w:noVBand="1"/>
       </w:tblPr>
       <w:tblGrid>
         <w:gridCol w:w="2503"/>
@@ -111,12 +110,12 @@
       </w:tblGrid>
       <w:tr>
         <w:trPr>
-          <w:cnfStyle w:val="100000000000"/>
+          <w:cnfStyle w:val="100000000000" w:firstRow="1" w:lastRow="0" w:firstColumn="0" w:lastColumn="0" w:oddVBand="0" w:evenVBand="0" w:oddHBand="0" w:evenHBand="0" w:firstRowFirstColumn="0" w:firstRowLastColumn="0" w:lastRowFirstColumn="0" w:lastRowLastColumn="0"/>
           <w:jc w:val="center"/>
         </w:trPr>
         <w:tc>
           <w:tcPr>
-            <w:cnfStyle w:val="001000000000"/>
+            <w:cnfStyle w:val="001000000000" w:firstRow="0" w:lastRow="0" w:firstColumn="1" w:lastColumn="0" w:oddVBand="0" w:evenVBand="0" w:oddHBand="0" w:evenHBand="0" w:firstRowFirstColumn="0" w:firstRowLastColumn="0" w:lastRowFirstColumn="0" w:lastRowLastColumn="0"/>
             <w:tcW w:w="2503" w:type="dxa"/>
           </w:tcPr>
           <w:p>
@@ -146,7 +145,7 @@
           </w:tcPr>
           <w:p>
             <w:pPr>
-              <w:cnfStyle w:val="100000000000"/>
+              <w:cnfStyle w:val="100000000000" w:firstRow="1" w:lastRow="0" w:firstColumn="0" w:lastColumn="0" w:oddVBand="0" w:evenVBand="0" w:oddHBand="0" w:evenHBand="0" w:firstRowFirstColumn="0" w:firstRowLastColumn="0" w:lastRowFirstColumn="0" w:lastRowLastColumn="0"/>
               <w:rPr>
                 <w:b w:val="0"/>
                 <w:sz w:val="26"/>
@@ -164,12 +163,12 @@
       </w:tr>
       <w:tr>
         <w:trPr>
-          <w:cnfStyle w:val="000000100000"/>
+          <w:cnfStyle w:val="000000100000" w:firstRow="0" w:lastRow="0" w:firstColumn="0" w:lastColumn="0" w:oddVBand="0" w:evenVBand="0" w:oddHBand="1" w:evenHBand="0" w:firstRowFirstColumn="0" w:firstRowLastColumn="0" w:lastRowFirstColumn="0" w:lastRowLastColumn="0"/>
           <w:jc w:val="center"/>
         </w:trPr>
         <w:tc>
           <w:tcPr>
-            <w:cnfStyle w:val="001000000000"/>
+            <w:cnfStyle w:val="001000000000" w:firstRow="0" w:lastRow="0" w:firstColumn="1" w:lastColumn="0" w:oddVBand="0" w:evenVBand="0" w:oddHBand="0" w:evenHBand="0" w:firstRowFirstColumn="0" w:firstRowLastColumn="0" w:lastRowFirstColumn="0" w:lastRowLastColumn="0"/>
             <w:tcW w:w="2503" w:type="dxa"/>
           </w:tcPr>
           <w:p>
@@ -193,7 +192,7 @@
           </w:tcPr>
           <w:p>
             <w:pPr>
-              <w:cnfStyle w:val="000000100000"/>
+              <w:cnfStyle w:val="000000100000" w:firstRow="0" w:lastRow="0" w:firstColumn="0" w:lastColumn="0" w:oddVBand="0" w:evenVBand="0" w:oddHBand="1" w:evenHBand="0" w:firstRowFirstColumn="0" w:firstRowLastColumn="0" w:lastRowFirstColumn="0" w:lastRowLastColumn="0"/>
               <w:rPr>
                 <w:sz w:val="26"/>
               </w:rPr>
@@ -213,7 +212,7 @@
         </w:trPr>
         <w:tc>
           <w:tcPr>
-            <w:cnfStyle w:val="001000000000"/>
+            <w:cnfStyle w:val="001000000000" w:firstRow="0" w:lastRow="0" w:firstColumn="1" w:lastColumn="0" w:oddVBand="0" w:evenVBand="0" w:oddHBand="0" w:evenHBand="0" w:firstRowFirstColumn="0" w:firstRowLastColumn="0" w:lastRowFirstColumn="0" w:lastRowLastColumn="0"/>
             <w:tcW w:w="2503" w:type="dxa"/>
           </w:tcPr>
           <w:p>
@@ -237,7 +236,7 @@
           </w:tcPr>
           <w:p>
             <w:pPr>
-              <w:cnfStyle w:val="000000000000"/>
+              <w:cnfStyle w:val="000000000000" w:firstRow="0" w:lastRow="0" w:firstColumn="0" w:lastColumn="0" w:oddVBand="0" w:evenVBand="0" w:oddHBand="0" w:evenHBand="0" w:firstRowFirstColumn="0" w:firstRowLastColumn="0" w:lastRowFirstColumn="0" w:lastRowLastColumn="0"/>
               <w:rPr>
                 <w:sz w:val="26"/>
               </w:rPr>
@@ -253,12 +252,12 @@
       </w:tr>
       <w:tr>
         <w:trPr>
-          <w:cnfStyle w:val="000000100000"/>
+          <w:cnfStyle w:val="000000100000" w:firstRow="0" w:lastRow="0" w:firstColumn="0" w:lastColumn="0" w:oddVBand="0" w:evenVBand="0" w:oddHBand="1" w:evenHBand="0" w:firstRowFirstColumn="0" w:firstRowLastColumn="0" w:lastRowFirstColumn="0" w:lastRowLastColumn="0"/>
           <w:jc w:val="center"/>
         </w:trPr>
         <w:tc>
           <w:tcPr>
-            <w:cnfStyle w:val="001000000000"/>
+            <w:cnfStyle w:val="001000000000" w:firstRow="0" w:lastRow="0" w:firstColumn="1" w:lastColumn="0" w:oddVBand="0" w:evenVBand="0" w:oddHBand="0" w:evenHBand="0" w:firstRowFirstColumn="0" w:firstRowLastColumn="0" w:lastRowFirstColumn="0" w:lastRowLastColumn="0"/>
             <w:tcW w:w="2503" w:type="dxa"/>
           </w:tcPr>
           <w:p>
@@ -282,7 +281,7 @@
           </w:tcPr>
           <w:p>
             <w:pPr>
-              <w:cnfStyle w:val="000000100000"/>
+              <w:cnfStyle w:val="000000100000" w:firstRow="0" w:lastRow="0" w:firstColumn="0" w:lastColumn="0" w:oddVBand="0" w:evenVBand="0" w:oddHBand="1" w:evenHBand="0" w:firstRowFirstColumn="0" w:firstRowLastColumn="0" w:lastRowFirstColumn="0" w:lastRowLastColumn="0"/>
               <w:rPr>
                 <w:sz w:val="26"/>
               </w:rPr>
@@ -308,7 +307,7 @@
         </w:trPr>
         <w:tc>
           <w:tcPr>
-            <w:cnfStyle w:val="001000000000"/>
+            <w:cnfStyle w:val="001000000000" w:firstRow="0" w:lastRow="0" w:firstColumn="1" w:lastColumn="0" w:oddVBand="0" w:evenVBand="0" w:oddHBand="0" w:evenHBand="0" w:firstRowFirstColumn="0" w:firstRowLastColumn="0" w:lastRowFirstColumn="0" w:lastRowLastColumn="0"/>
             <w:tcW w:w="2503" w:type="dxa"/>
           </w:tcPr>
           <w:p>
@@ -332,7 +331,7 @@
           </w:tcPr>
           <w:p>
             <w:pPr>
-              <w:cnfStyle w:val="000000000000"/>
+              <w:cnfStyle w:val="000000000000" w:firstRow="0" w:lastRow="0" w:firstColumn="0" w:lastColumn="0" w:oddVBand="0" w:evenVBand="0" w:oddHBand="0" w:evenHBand="0" w:firstRowFirstColumn="0" w:firstRowLastColumn="0" w:lastRowFirstColumn="0" w:lastRowLastColumn="0"/>
               <w:rPr>
                 <w:sz w:val="26"/>
               </w:rPr>
@@ -381,12 +380,12 @@
       </w:tr>
       <w:tr>
         <w:trPr>
-          <w:cnfStyle w:val="000000100000"/>
+          <w:cnfStyle w:val="000000100000" w:firstRow="0" w:lastRow="0" w:firstColumn="0" w:lastColumn="0" w:oddVBand="0" w:evenVBand="0" w:oddHBand="1" w:evenHBand="0" w:firstRowFirstColumn="0" w:firstRowLastColumn="0" w:lastRowFirstColumn="0" w:lastRowLastColumn="0"/>
           <w:jc w:val="center"/>
         </w:trPr>
         <w:tc>
           <w:tcPr>
-            <w:cnfStyle w:val="001000000000"/>
+            <w:cnfStyle w:val="001000000000" w:firstRow="0" w:lastRow="0" w:firstColumn="1" w:lastColumn="0" w:oddVBand="0" w:evenVBand="0" w:oddHBand="0" w:evenHBand="0" w:firstRowFirstColumn="0" w:firstRowLastColumn="0" w:lastRowFirstColumn="0" w:lastRowLastColumn="0"/>
             <w:tcW w:w="2503" w:type="dxa"/>
           </w:tcPr>
           <w:p>
@@ -411,7 +410,7 @@
           <w:p>
             <w:pPr>
               <w:jc w:val="center"/>
-              <w:cnfStyle w:val="000000100000"/>
+              <w:cnfStyle w:val="000000100000" w:firstRow="0" w:lastRow="0" w:firstColumn="0" w:lastColumn="0" w:oddVBand="0" w:evenVBand="0" w:oddHBand="1" w:evenHBand="0" w:firstRowFirstColumn="0" w:firstRowLastColumn="0" w:lastRowFirstColumn="0" w:lastRowLastColumn="0"/>
               <w:rPr>
                 <w:sz w:val="26"/>
               </w:rPr>
@@ -495,18 +494,18 @@
         <w:tblStyle w:val="MediumShading1-Accent4"/>
         <w:tblpPr w:leftFromText="180" w:rightFromText="180" w:vertAnchor="text" w:horzAnchor="margin" w:tblpY="382"/>
         <w:tblW w:w="0" w:type="auto"/>
-        <w:tblLook w:val="04A0"/>
+        <w:tblLook w:val="04A0" w:firstRow="1" w:lastRow="0" w:firstColumn="1" w:lastColumn="0" w:noHBand="0" w:noVBand="1"/>
       </w:tblPr>
       <w:tblGrid>
         <w:gridCol w:w="3348"/>
       </w:tblGrid>
       <w:tr>
         <w:trPr>
-          <w:cnfStyle w:val="100000000000"/>
+          <w:cnfStyle w:val="100000000000" w:firstRow="1" w:lastRow="0" w:firstColumn="0" w:lastColumn="0" w:oddVBand="0" w:evenVBand="0" w:oddHBand="0" w:evenHBand="0" w:firstRowFirstColumn="0" w:firstRowLastColumn="0" w:lastRowFirstColumn="0" w:lastRowLastColumn="0"/>
         </w:trPr>
         <w:tc>
           <w:tcPr>
-            <w:cnfStyle w:val="001000000000"/>
+            <w:cnfStyle w:val="001000000000" w:firstRow="0" w:lastRow="0" w:firstColumn="1" w:lastColumn="0" w:oddVBand="0" w:evenVBand="0" w:oddHBand="0" w:evenHBand="0" w:firstRowFirstColumn="0" w:firstRowLastColumn="0" w:lastRowFirstColumn="0" w:lastRowLastColumn="0"/>
             <w:tcW w:w="3348" w:type="dxa"/>
           </w:tcPr>
           <w:p>
@@ -531,11 +530,11 @@
       </w:tr>
       <w:tr>
         <w:trPr>
-          <w:cnfStyle w:val="000000100000"/>
+          <w:cnfStyle w:val="000000100000" w:firstRow="0" w:lastRow="0" w:firstColumn="0" w:lastColumn="0" w:oddVBand="0" w:evenVBand="0" w:oddHBand="1" w:evenHBand="0" w:firstRowFirstColumn="0" w:firstRowLastColumn="0" w:lastRowFirstColumn="0" w:lastRowLastColumn="0"/>
         </w:trPr>
         <w:tc>
           <w:tcPr>
-            <w:cnfStyle w:val="001000000000"/>
+            <w:cnfStyle w:val="001000000000" w:firstRow="0" w:lastRow="0" w:firstColumn="1" w:lastColumn="0" w:oddVBand="0" w:evenVBand="0" w:oddHBand="0" w:evenHBand="0" w:firstRowFirstColumn="0" w:firstRowLastColumn="0" w:lastRowFirstColumn="0" w:lastRowLastColumn="0"/>
             <w:tcW w:w="3348" w:type="dxa"/>
           </w:tcPr>
           <w:p>
@@ -559,11 +558,11 @@
       </w:tr>
       <w:tr>
         <w:trPr>
-          <w:cnfStyle w:val="000000010000"/>
+          <w:cnfStyle w:val="000000010000" w:firstRow="0" w:lastRow="0" w:firstColumn="0" w:lastColumn="0" w:oddVBand="0" w:evenVBand="0" w:oddHBand="0" w:evenHBand="1" w:firstRowFirstColumn="0" w:firstRowLastColumn="0" w:lastRowFirstColumn="0" w:lastRowLastColumn="0"/>
         </w:trPr>
         <w:tc>
           <w:tcPr>
-            <w:cnfStyle w:val="001000000000"/>
+            <w:cnfStyle w:val="001000000000" w:firstRow="0" w:lastRow="0" w:firstColumn="1" w:lastColumn="0" w:oddVBand="0" w:evenVBand="0" w:oddHBand="0" w:evenHBand="0" w:firstRowFirstColumn="0" w:firstRowLastColumn="0" w:lastRowFirstColumn="0" w:lastRowLastColumn="0"/>
             <w:tcW w:w="3348" w:type="dxa"/>
           </w:tcPr>
           <w:p>
@@ -595,11 +594,11 @@
       </w:tr>
       <w:tr>
         <w:trPr>
-          <w:cnfStyle w:val="000000100000"/>
+          <w:cnfStyle w:val="000000100000" w:firstRow="0" w:lastRow="0" w:firstColumn="0" w:lastColumn="0" w:oddVBand="0" w:evenVBand="0" w:oddHBand="1" w:evenHBand="0" w:firstRowFirstColumn="0" w:firstRowLastColumn="0" w:lastRowFirstColumn="0" w:lastRowLastColumn="0"/>
         </w:trPr>
         <w:tc>
           <w:tcPr>
-            <w:cnfStyle w:val="001000000000"/>
+            <w:cnfStyle w:val="001000000000" w:firstRow="0" w:lastRow="0" w:firstColumn="1" w:lastColumn="0" w:oddVBand="0" w:evenVBand="0" w:oddHBand="0" w:evenHBand="0" w:firstRowFirstColumn="0" w:firstRowLastColumn="0" w:lastRowFirstColumn="0" w:lastRowLastColumn="0"/>
             <w:tcW w:w="3348" w:type="dxa"/>
           </w:tcPr>
           <w:p>
@@ -623,11 +622,11 @@
       </w:tr>
       <w:tr>
         <w:trPr>
-          <w:cnfStyle w:val="000000010000"/>
+          <w:cnfStyle w:val="000000010000" w:firstRow="0" w:lastRow="0" w:firstColumn="0" w:lastColumn="0" w:oddVBand="0" w:evenVBand="0" w:oddHBand="0" w:evenHBand="1" w:firstRowFirstColumn="0" w:firstRowLastColumn="0" w:lastRowFirstColumn="0" w:lastRowLastColumn="0"/>
         </w:trPr>
         <w:tc>
           <w:tcPr>
-            <w:cnfStyle w:val="001000000000"/>
+            <w:cnfStyle w:val="001000000000" w:firstRow="0" w:lastRow="0" w:firstColumn="1" w:lastColumn="0" w:oddVBand="0" w:evenVBand="0" w:oddHBand="0" w:evenHBand="0" w:firstRowFirstColumn="0" w:firstRowLastColumn="0" w:lastRowFirstColumn="0" w:lastRowLastColumn="0"/>
             <w:tcW w:w="3348" w:type="dxa"/>
           </w:tcPr>
           <w:p>
@@ -651,11 +650,11 @@
       </w:tr>
       <w:tr>
         <w:trPr>
-          <w:cnfStyle w:val="000000100000"/>
+          <w:cnfStyle w:val="000000100000" w:firstRow="0" w:lastRow="0" w:firstColumn="0" w:lastColumn="0" w:oddVBand="0" w:evenVBand="0" w:oddHBand="1" w:evenHBand="0" w:firstRowFirstColumn="0" w:firstRowLastColumn="0" w:lastRowFirstColumn="0" w:lastRowLastColumn="0"/>
         </w:trPr>
         <w:tc>
           <w:tcPr>
-            <w:cnfStyle w:val="001000000000"/>
+            <w:cnfStyle w:val="001000000000" w:firstRow="0" w:lastRow="0" w:firstColumn="1" w:lastColumn="0" w:oddVBand="0" w:evenVBand="0" w:oddHBand="0" w:evenHBand="0" w:firstRowFirstColumn="0" w:firstRowLastColumn="0" w:lastRowFirstColumn="0" w:lastRowLastColumn="0"/>
             <w:tcW w:w="3348" w:type="dxa"/>
           </w:tcPr>
           <w:p>
@@ -679,11 +678,11 @@
       </w:tr>
       <w:tr>
         <w:trPr>
-          <w:cnfStyle w:val="000000010000"/>
+          <w:cnfStyle w:val="000000010000" w:firstRow="0" w:lastRow="0" w:firstColumn="0" w:lastColumn="0" w:oddVBand="0" w:evenVBand="0" w:oddHBand="0" w:evenHBand="1" w:firstRowFirstColumn="0" w:firstRowLastColumn="0" w:lastRowFirstColumn="0" w:lastRowLastColumn="0"/>
         </w:trPr>
         <w:tc>
           <w:tcPr>
-            <w:cnfStyle w:val="001000000000"/>
+            <w:cnfStyle w:val="001000000000" w:firstRow="0" w:lastRow="0" w:firstColumn="1" w:lastColumn="0" w:oddVBand="0" w:evenVBand="0" w:oddHBand="0" w:evenHBand="0" w:firstRowFirstColumn="0" w:firstRowLastColumn="0" w:lastRowFirstColumn="0" w:lastRowLastColumn="0"/>
             <w:tcW w:w="3348" w:type="dxa"/>
           </w:tcPr>
           <w:p>
@@ -712,18 +711,18 @@
         <w:tblpPr w:leftFromText="180" w:rightFromText="180" w:vertAnchor="text" w:horzAnchor="page" w:tblpX="5413" w:tblpY="380"/>
         <w:tblOverlap w:val="never"/>
         <w:tblW w:w="0" w:type="auto"/>
-        <w:tblLook w:val="04A0"/>
+        <w:tblLook w:val="04A0" w:firstRow="1" w:lastRow="0" w:firstColumn="1" w:lastColumn="0" w:noHBand="0" w:noVBand="1"/>
       </w:tblPr>
       <w:tblGrid>
         <w:gridCol w:w="4752"/>
       </w:tblGrid>
       <w:tr>
         <w:trPr>
-          <w:cnfStyle w:val="100000000000"/>
+          <w:cnfStyle w:val="100000000000" w:firstRow="1" w:lastRow="0" w:firstColumn="0" w:lastColumn="0" w:oddVBand="0" w:evenVBand="0" w:oddHBand="0" w:evenHBand="0" w:firstRowFirstColumn="0" w:firstRowLastColumn="0" w:lastRowFirstColumn="0" w:lastRowLastColumn="0"/>
         </w:trPr>
         <w:tc>
           <w:tcPr>
-            <w:cnfStyle w:val="001000000000"/>
+            <w:cnfStyle w:val="001000000000" w:firstRow="0" w:lastRow="0" w:firstColumn="1" w:lastColumn="0" w:oddVBand="0" w:evenVBand="0" w:oddHBand="0" w:evenHBand="0" w:firstRowFirstColumn="0" w:firstRowLastColumn="0" w:lastRowFirstColumn="0" w:lastRowLastColumn="0"/>
             <w:tcW w:w="4752" w:type="dxa"/>
           </w:tcPr>
           <w:p>
@@ -750,11 +749,11 @@
       </w:tr>
       <w:tr>
         <w:trPr>
-          <w:cnfStyle w:val="000000100000"/>
+          <w:cnfStyle w:val="000000100000" w:firstRow="0" w:lastRow="0" w:firstColumn="0" w:lastColumn="0" w:oddVBand="0" w:evenVBand="0" w:oddHBand="1" w:evenHBand="0" w:firstRowFirstColumn="0" w:firstRowLastColumn="0" w:lastRowFirstColumn="0" w:lastRowLastColumn="0"/>
         </w:trPr>
         <w:tc>
           <w:tcPr>
-            <w:cnfStyle w:val="001000000000"/>
+            <w:cnfStyle w:val="001000000000" w:firstRow="0" w:lastRow="0" w:firstColumn="1" w:lastColumn="0" w:oddVBand="0" w:evenVBand="0" w:oddHBand="0" w:evenHBand="0" w:firstRowFirstColumn="0" w:firstRowLastColumn="0" w:lastRowFirstColumn="0" w:lastRowLastColumn="0"/>
             <w:tcW w:w="4752" w:type="dxa"/>
           </w:tcPr>
           <w:p>
@@ -766,6 +765,7 @@
                 <w:szCs w:val="24"/>
               </w:rPr>
             </w:pPr>
+            <w:proofErr w:type="spellStart"/>
             <w:r>
               <w:rPr>
                 <w:b w:val="0"/>
@@ -773,18 +773,39 @@
                 <w:sz w:val="30"/>
                 <w:szCs w:val="24"/>
               </w:rPr>
-              <w:t>Safial Islam Ayon</w:t>
+              <w:t>Safial</w:t>
             </w:r>
+            <w:proofErr w:type="spellEnd"/>
+            <w:r>
+              <w:rPr>
+                <w:b w:val="0"/>
+                <w:color w:val="000000" w:themeColor="text1"/>
+                <w:sz w:val="30"/>
+                <w:szCs w:val="24"/>
+              </w:rPr>
+              <w:t xml:space="preserve"> Islam </w:t>
+            </w:r>
+            <w:proofErr w:type="spellStart"/>
+            <w:r>
+              <w:rPr>
+                <w:b w:val="0"/>
+                <w:color w:val="000000" w:themeColor="text1"/>
+                <w:sz w:val="30"/>
+                <w:szCs w:val="24"/>
+              </w:rPr>
+              <w:t>Ayon</w:t>
+            </w:r>
+            <w:proofErr w:type="spellEnd"/>
           </w:p>
         </w:tc>
       </w:tr>
       <w:tr>
         <w:trPr>
-          <w:cnfStyle w:val="000000010000"/>
+          <w:cnfStyle w:val="000000010000" w:firstRow="0" w:lastRow="0" w:firstColumn="0" w:lastColumn="0" w:oddVBand="0" w:evenVBand="0" w:oddHBand="0" w:evenHBand="1" w:firstRowFirstColumn="0" w:firstRowLastColumn="0" w:lastRowFirstColumn="0" w:lastRowLastColumn="0"/>
         </w:trPr>
         <w:tc>
           <w:tcPr>
-            <w:cnfStyle w:val="001000000000"/>
+            <w:cnfStyle w:val="001000000000" w:firstRow="0" w:lastRow="0" w:firstColumn="1" w:lastColumn="0" w:oddVBand="0" w:evenVBand="0" w:oddHBand="0" w:evenHBand="0" w:firstRowFirstColumn="0" w:firstRowLastColumn="0" w:lastRowFirstColumn="0" w:lastRowLastColumn="0"/>
             <w:tcW w:w="4752" w:type="dxa"/>
           </w:tcPr>
           <w:p>
@@ -810,11 +831,11 @@
       </w:tr>
       <w:tr>
         <w:trPr>
-          <w:cnfStyle w:val="000000100000"/>
+          <w:cnfStyle w:val="000000100000" w:firstRow="0" w:lastRow="0" w:firstColumn="0" w:lastColumn="0" w:oddVBand="0" w:evenVBand="0" w:oddHBand="1" w:evenHBand="0" w:firstRowFirstColumn="0" w:firstRowLastColumn="0" w:lastRowFirstColumn="0" w:lastRowLastColumn="0"/>
         </w:trPr>
         <w:tc>
           <w:tcPr>
-            <w:cnfStyle w:val="001000000000"/>
+            <w:cnfStyle w:val="001000000000" w:firstRow="0" w:lastRow="0" w:firstColumn="1" w:lastColumn="0" w:oddVBand="0" w:evenVBand="0" w:oddHBand="0" w:evenHBand="0" w:firstRowFirstColumn="0" w:firstRowLastColumn="0" w:lastRowFirstColumn="0" w:lastRowLastColumn="0"/>
             <w:tcW w:w="4752" w:type="dxa"/>
           </w:tcPr>
           <w:p>
@@ -840,12 +861,12 @@
       </w:tr>
       <w:tr>
         <w:trPr>
-          <w:cnfStyle w:val="000000010000"/>
+          <w:cnfStyle w:val="000000010000" w:firstRow="0" w:lastRow="0" w:firstColumn="0" w:lastColumn="0" w:oddVBand="0" w:evenVBand="0" w:oddHBand="0" w:evenHBand="1" w:firstRowFirstColumn="0" w:firstRowLastColumn="0" w:lastRowFirstColumn="0" w:lastRowLastColumn="0"/>
           <w:trHeight w:val="712"/>
         </w:trPr>
         <w:tc>
           <w:tcPr>
-            <w:cnfStyle w:val="001000000000"/>
+            <w:cnfStyle w:val="001000000000" w:firstRow="0" w:lastRow="0" w:firstColumn="1" w:lastColumn="0" w:oddVBand="0" w:evenVBand="0" w:oddHBand="0" w:evenHBand="0" w:firstRowFirstColumn="0" w:firstRowLastColumn="0" w:lastRowFirstColumn="0" w:lastRowLastColumn="0"/>
             <w:tcW w:w="4752" w:type="dxa"/>
           </w:tcPr>
           <w:p>
@@ -1926,28 +1947,23 @@
     </w:p>
     <w:p>
       <w:pPr>
-        <w:pStyle w:val="ListParagraph"/>
+        <w:jc w:val="center"/>
+        <w:rPr>
+          <w:color w:val="000000" w:themeColor="text1"/>
+          <w:sz w:val="36"/>
+          <w:szCs w:val="36"/>
+        </w:rPr>
+      </w:pPr>
+      <w:r>
         <w:rPr>
           <w:i/>
           <w:color w:val="000000" w:themeColor="text1"/>
           <w:sz w:val="36"/>
           <w:u w:val="single"/>
         </w:rPr>
-      </w:pPr>
-    </w:p>
-    <w:p>
-      <w:pPr>
-        <w:pStyle w:val="ListParagraph"/>
-        <w:numPr>
-          <w:ilvl w:val="0"/>
-          <w:numId w:val="4"/>
-        </w:numPr>
-        <w:rPr>
-          <w:color w:val="000000" w:themeColor="text1"/>
-          <w:sz w:val="36"/>
-          <w:szCs w:val="36"/>
-        </w:rPr>
-      </w:pPr>
+        <w:lastRenderedPageBreak/>
+        <w:t>Entity Relationship of the “</w:t>
+      </w:r>
       <w:r>
         <w:rPr>
           <w:i/>
@@ -1955,7 +1971,7 @@
           <w:sz w:val="36"/>
           <w:u w:val="single"/>
         </w:rPr>
-        <w:t>Entity Relationship of the “</w:t>
+        <w:t>Exam Management System</w:t>
       </w:r>
       <w:r>
         <w:rPr>
@@ -1964,61 +1980,70 @@
           <w:sz w:val="36"/>
           <w:u w:val="single"/>
         </w:rPr>
-        <w:t>Exam Management System</w:t>
-      </w:r>
-      <w:r>
+        <w:t>”</w:t>
+      </w:r>
+    </w:p>
+    <w:p>
+      <w:pPr>
+        <w:rPr>
+          <w:sz w:val="36"/>
+        </w:rPr>
+      </w:pPr>
+    </w:p>
+    <w:p>
+      <w:pPr>
+        <w:rPr>
+          <w:sz w:val="36"/>
+        </w:rPr>
+      </w:pPr>
+      <w:bookmarkStart w:id="0" w:name="_GoBack"/>
+      <w:bookmarkEnd w:id="0"/>
+    </w:p>
+    <w:p>
+      <w:pPr>
+        <w:rPr>
+          <w:sz w:val="36"/>
+        </w:rPr>
+      </w:pPr>
+    </w:p>
+    <w:p>
+      <w:pPr>
+        <w:rPr>
+          <w:sz w:val="36"/>
+        </w:rPr>
+      </w:pPr>
+    </w:p>
+    <w:p>
+      <w:pPr>
+        <w:jc w:val="center"/>
         <w:rPr>
           <w:i/>
           <w:color w:val="000000" w:themeColor="text1"/>
-          <w:sz w:val="36"/>
           <w:u w:val="single"/>
         </w:rPr>
-        <w:t>”</w:t>
-      </w:r>
-    </w:p>
-    <w:p>
-      <w:pPr>
-        <w:rPr>
-          <w:sz w:val="36"/>
-        </w:rPr>
-      </w:pPr>
-    </w:p>
-    <w:p>
-      <w:pPr>
-        <w:rPr>
-          <w:sz w:val="36"/>
-        </w:rPr>
-      </w:pPr>
-    </w:p>
-    <w:p>
-      <w:pPr>
-        <w:rPr>
-          <w:sz w:val="36"/>
-        </w:rPr>
-      </w:pPr>
-    </w:p>
-    <w:p>
-      <w:pPr>
-        <w:rPr>
-          <w:sz w:val="36"/>
-        </w:rPr>
-      </w:pPr>
-    </w:p>
-    <w:p>
-      <w:pPr>
-        <w:jc w:val="center"/>
+      </w:pPr>
+      <w:r>
         <w:rPr>
           <w:i/>
           <w:color w:val="000000" w:themeColor="text1"/>
-          <w:u w:val="single"/>
-        </w:rPr>
-      </w:pPr>
+        </w:rPr>
+        <w:t>Fig</w:t>
+      </w:r>
+      <w:proofErr w:type="gramStart"/>
       <w:r>
         <w:rPr>
           <w:i/>
           <w:color w:val="000000" w:themeColor="text1"/>
         </w:rPr>
-        <w:t xml:space="preserve">Fig:1.0 </w:t>
+        <w:t>:1.0</w:t>
+      </w:r>
+      <w:proofErr w:type="gramEnd"/>
+      <w:r>
+        <w:rPr>
+          <w:i/>
+          <w:color w:val="000000" w:themeColor="text1"/>
+        </w:rPr>
+        <w:t xml:space="preserve"> </w:t>
       </w:r>
       <w:r>
         <w:rPr>
@@ -2137,8 +2162,8 @@
 </file>
 
 <file path=word/endnotes.xml><?xml version="1.0" encoding="utf-8"?>
-<w:endnotes xmlns:ve="http://schemas.openxmlformats.org/markup-compatibility/2006" xmlns:o="urn:schemas-microsoft-com:office:office" xmlns:r="http://schemas.openxmlformats.org/officeDocument/2006/relationships" xmlns:m="http://schemas.openxmlformats.org/officeDocument/2006/math" xmlns:v="urn:schemas-microsoft-com:vml" xmlns:wp="http://schemas.openxmlformats.org/drawingml/2006/wordprocessingDrawing" xmlns:w10="urn:schemas-microsoft-com:office:word" xmlns:w="http://schemas.openxmlformats.org/wordprocessingml/2006/main" xmlns:wne="http://schemas.microsoft.com/office/word/2006/wordml">
-  <w:endnote w:type="separator" w:id="0">
+<w:endnotes xmlns:wpc="http://schemas.microsoft.com/office/word/2010/wordprocessingCanvas" xmlns:mc="http://schemas.openxmlformats.org/markup-compatibility/2006" xmlns:o="urn:schemas-microsoft-com:office:office" xmlns:r="http://schemas.openxmlformats.org/officeDocument/2006/relationships" xmlns:m="http://schemas.openxmlformats.org/officeDocument/2006/math" xmlns:v="urn:schemas-microsoft-com:vml" xmlns:wp14="http://schemas.microsoft.com/office/word/2010/wordprocessingDrawing" xmlns:wp="http://schemas.openxmlformats.org/drawingml/2006/wordprocessingDrawing" xmlns:w10="urn:schemas-microsoft-com:office:word" xmlns:w="http://schemas.openxmlformats.org/wordprocessingml/2006/main" xmlns:w14="http://schemas.microsoft.com/office/word/2010/wordml" xmlns:w15="http://schemas.microsoft.com/office/word/2012/wordml" xmlns:wpg="http://schemas.microsoft.com/office/word/2010/wordprocessingGroup" xmlns:wpi="http://schemas.microsoft.com/office/word/2010/wordprocessingInk" xmlns:wne="http://schemas.microsoft.com/office/word/2006/wordml" xmlns:wps="http://schemas.microsoft.com/office/word/2010/wordprocessingShape" mc:Ignorable="w14 w15 wp14">
+  <w:endnote w:type="separator" w:id="-1">
     <w:p>
       <w:pPr>
         <w:spacing w:after="0" w:line="240" w:lineRule="auto"/>
@@ -2148,7 +2173,7 @@
       </w:r>
     </w:p>
   </w:endnote>
-  <w:endnote w:type="continuationSeparator" w:id="1">
+  <w:endnote w:type="continuationSeparator" w:id="0">
     <w:p>
       <w:pPr>
         <w:spacing w:after="0" w:line="240" w:lineRule="auto"/>
@@ -2162,8 +2187,8 @@
 </file>
 
 <file path=word/footnotes.xml><?xml version="1.0" encoding="utf-8"?>
-<w:footnotes xmlns:ve="http://schemas.openxmlformats.org/markup-compatibility/2006" xmlns:o="urn:schemas-microsoft-com:office:office" xmlns:r="http://schemas.openxmlformats.org/officeDocument/2006/relationships" xmlns:m="http://schemas.openxmlformats.org/officeDocument/2006/math" xmlns:v="urn:schemas-microsoft-com:vml" xmlns:wp="http://schemas.openxmlformats.org/drawingml/2006/wordprocessingDrawing" xmlns:w10="urn:schemas-microsoft-com:office:word" xmlns:w="http://schemas.openxmlformats.org/wordprocessingml/2006/main" xmlns:wne="http://schemas.microsoft.com/office/word/2006/wordml">
-  <w:footnote w:type="separator" w:id="0">
+<w:footnotes xmlns:wpc="http://schemas.microsoft.com/office/word/2010/wordprocessingCanvas" xmlns:mc="http://schemas.openxmlformats.org/markup-compatibility/2006" xmlns:o="urn:schemas-microsoft-com:office:office" xmlns:r="http://schemas.openxmlformats.org/officeDocument/2006/relationships" xmlns:m="http://schemas.openxmlformats.org/officeDocument/2006/math" xmlns:v="urn:schemas-microsoft-com:vml" xmlns:wp14="http://schemas.microsoft.com/office/word/2010/wordprocessingDrawing" xmlns:wp="http://schemas.openxmlformats.org/drawingml/2006/wordprocessingDrawing" xmlns:w10="urn:schemas-microsoft-com:office:word" xmlns:w="http://schemas.openxmlformats.org/wordprocessingml/2006/main" xmlns:w14="http://schemas.microsoft.com/office/word/2010/wordml" xmlns:w15="http://schemas.microsoft.com/office/word/2012/wordml" xmlns:wpg="http://schemas.microsoft.com/office/word/2010/wordprocessingGroup" xmlns:wpi="http://schemas.microsoft.com/office/word/2010/wordprocessingInk" xmlns:wne="http://schemas.microsoft.com/office/word/2006/wordml" xmlns:wps="http://schemas.microsoft.com/office/word/2010/wordprocessingShape" mc:Ignorable="w14 w15 wp14">
+  <w:footnote w:type="separator" w:id="-1">
     <w:p>
       <w:pPr>
         <w:spacing w:after="0" w:line="240" w:lineRule="auto"/>
@@ -2173,7 +2198,7 @@
       </w:r>
     </w:p>
   </w:footnote>
-  <w:footnote w:type="continuationSeparator" w:id="1">
+  <w:footnote w:type="continuationSeparator" w:id="0">
     <w:p>
       <w:pPr>
         <w:spacing w:after="0" w:line="240" w:lineRule="auto"/>
@@ -2187,7 +2212,7 @@
 </file>
 
 <file path=word/header1.xml><?xml version="1.0" encoding="utf-8"?>
-<w:hdr xmlns:ve="http://schemas.openxmlformats.org/markup-compatibility/2006" xmlns:o="urn:schemas-microsoft-com:office:office" xmlns:r="http://schemas.openxmlformats.org/officeDocument/2006/relationships" xmlns:m="http://schemas.openxmlformats.org/officeDocument/2006/math" xmlns:v="urn:schemas-microsoft-com:vml" xmlns:wp="http://schemas.openxmlformats.org/drawingml/2006/wordprocessingDrawing" xmlns:w10="urn:schemas-microsoft-com:office:word" xmlns:w="http://schemas.openxmlformats.org/wordprocessingml/2006/main" xmlns:wne="http://schemas.microsoft.com/office/word/2006/wordml">
+<w:hdr xmlns:wpc="http://schemas.microsoft.com/office/word/2010/wordprocessingCanvas" xmlns:mc="http://schemas.openxmlformats.org/markup-compatibility/2006" xmlns:o="urn:schemas-microsoft-com:office:office" xmlns:r="http://schemas.openxmlformats.org/officeDocument/2006/relationships" xmlns:m="http://schemas.openxmlformats.org/officeDocument/2006/math" xmlns:v="urn:schemas-microsoft-com:vml" xmlns:wp14="http://schemas.microsoft.com/office/word/2010/wordprocessingDrawing" xmlns:wp="http://schemas.openxmlformats.org/drawingml/2006/wordprocessingDrawing" xmlns:w10="urn:schemas-microsoft-com:office:word" xmlns:w="http://schemas.openxmlformats.org/wordprocessingml/2006/main" xmlns:w14="http://schemas.microsoft.com/office/word/2010/wordml" xmlns:w15="http://schemas.microsoft.com/office/word/2012/wordml" xmlns:wpg="http://schemas.microsoft.com/office/word/2010/wordprocessingGroup" xmlns:wpi="http://schemas.microsoft.com/office/word/2010/wordprocessingInk" xmlns:wne="http://schemas.microsoft.com/office/word/2006/wordml" xmlns:wps="http://schemas.microsoft.com/office/word/2010/wordprocessingShape" mc:Ignorable="w14 w15 wp14">
   <w:sdt>
     <w:sdtPr>
       <w:id w:val="4112532"/>
@@ -2196,6 +2221,7 @@
         <w:docPartUnique/>
       </w:docPartObj>
     </w:sdtPr>
+    <w:sdtEndPr/>
     <w:sdtContent>
       <w:p>
         <w:pPr>
@@ -2205,14 +2231,27 @@
         <w:r>
           <w:t xml:space="preserve">      </w:t>
         </w:r>
-        <w:fldSimple w:instr=" PAGE   \* MERGEFORMAT ">
-          <w:r>
-            <w:rPr>
-              <w:noProof/>
-            </w:rPr>
-            <w:t>5</w:t>
-          </w:r>
-        </w:fldSimple>
+        <w:r>
+          <w:fldChar w:fldCharType="begin"/>
+        </w:r>
+        <w:r>
+          <w:instrText xml:space="preserve"> PAGE   \* MERGEFORMAT </w:instrText>
+        </w:r>
+        <w:r>
+          <w:fldChar w:fldCharType="separate"/>
+        </w:r>
+        <w:r>
+          <w:rPr>
+            <w:noProof/>
+          </w:rPr>
+          <w:t>4</w:t>
+        </w:r>
+        <w:r>
+          <w:rPr>
+            <w:noProof/>
+          </w:rPr>
+          <w:fldChar w:fldCharType="end"/>
+        </w:r>
         <w:r>
           <w:t xml:space="preserve"> </w:t>
         </w:r>
@@ -2231,7 +2270,7 @@
 </file>
 
 <file path=word/numbering.xml><?xml version="1.0" encoding="utf-8"?>
-<w:numbering xmlns:ve="http://schemas.openxmlformats.org/markup-compatibility/2006" xmlns:o="urn:schemas-microsoft-com:office:office" xmlns:r="http://schemas.openxmlformats.org/officeDocument/2006/relationships" xmlns:m="http://schemas.openxmlformats.org/officeDocument/2006/math" xmlns:v="urn:schemas-microsoft-com:vml" xmlns:wp="http://schemas.openxmlformats.org/drawingml/2006/wordprocessingDrawing" xmlns:w10="urn:schemas-microsoft-com:office:word" xmlns:w="http://schemas.openxmlformats.org/wordprocessingml/2006/main" xmlns:wne="http://schemas.microsoft.com/office/word/2006/wordml">
+<w:numbering xmlns:wpc="http://schemas.microsoft.com/office/word/2010/wordprocessingCanvas" xmlns:mc="http://schemas.openxmlformats.org/markup-compatibility/2006" xmlns:o="urn:schemas-microsoft-com:office:office" xmlns:r="http://schemas.openxmlformats.org/officeDocument/2006/relationships" xmlns:m="http://schemas.openxmlformats.org/officeDocument/2006/math" xmlns:v="urn:schemas-microsoft-com:vml" xmlns:wp14="http://schemas.microsoft.com/office/word/2010/wordprocessingDrawing" xmlns:wp="http://schemas.openxmlformats.org/drawingml/2006/wordprocessingDrawing" xmlns:w10="urn:schemas-microsoft-com:office:word" xmlns:w="http://schemas.openxmlformats.org/wordprocessingml/2006/main" xmlns:w14="http://schemas.microsoft.com/office/word/2010/wordml" xmlns:w15="http://schemas.microsoft.com/office/word/2012/wordml" xmlns:wpg="http://schemas.microsoft.com/office/word/2010/wordprocessingGroup" xmlns:wpi="http://schemas.microsoft.com/office/word/2010/wordprocessingInk" xmlns:wne="http://schemas.microsoft.com/office/word/2006/wordml" xmlns:wps="http://schemas.microsoft.com/office/word/2010/wordprocessingShape" mc:Ignorable="w14 w15 wp14">
   <w:abstractNum w:abstractNumId="0">
     <w:nsid w:val="00FA2E00"/>
     <w:multiLevelType w:val="hybridMultilevel"/>
@@ -2884,7 +2923,7 @@
 </file>
 
 <file path=word/styles.xml><?xml version="1.0" encoding="utf-8"?>
-<w:styles xmlns:r="http://schemas.openxmlformats.org/officeDocument/2006/relationships" xmlns:w="http://schemas.openxmlformats.org/wordprocessingml/2006/main">
+<w:styles xmlns:mc="http://schemas.openxmlformats.org/markup-compatibility/2006" xmlns:r="http://schemas.openxmlformats.org/officeDocument/2006/relationships" xmlns:w="http://schemas.openxmlformats.org/wordprocessingml/2006/main" xmlns:w14="http://schemas.microsoft.com/office/word/2010/wordml" xmlns:w15="http://schemas.microsoft.com/office/word/2012/wordml" mc:Ignorable="w14 w15">
   <w:docDefaults>
     <w:rPrDefault>
       <w:rPr>
@@ -2900,144 +2939,378 @@
       </w:pPr>
     </w:pPrDefault>
   </w:docDefaults>
-  <w:latentStyles w:defLockedState="0" w:defUIPriority="99" w:defSemiHidden="1" w:defUnhideWhenUsed="1" w:defQFormat="0" w:count="267">
-    <w:lsdException w:name="Normal" w:semiHidden="0" w:uiPriority="0" w:unhideWhenUsed="0" w:qFormat="1"/>
-    <w:lsdException w:name="heading 1" w:semiHidden="0" w:uiPriority="9" w:unhideWhenUsed="0" w:qFormat="1"/>
-    <w:lsdException w:name="heading 2" w:uiPriority="9" w:qFormat="1"/>
-    <w:lsdException w:name="heading 3" w:uiPriority="9" w:qFormat="1"/>
-    <w:lsdException w:name="heading 4" w:uiPriority="9" w:qFormat="1"/>
-    <w:lsdException w:name="heading 5" w:uiPriority="9" w:qFormat="1"/>
-    <w:lsdException w:name="heading 6" w:uiPriority="9" w:qFormat="1"/>
-    <w:lsdException w:name="heading 7" w:uiPriority="9" w:qFormat="1"/>
-    <w:lsdException w:name="heading 8" w:uiPriority="9" w:qFormat="1"/>
-    <w:lsdException w:name="heading 9" w:uiPriority="9" w:qFormat="1"/>
-    <w:lsdException w:name="toc 1" w:uiPriority="39"/>
-    <w:lsdException w:name="toc 2" w:uiPriority="39"/>
-    <w:lsdException w:name="toc 3" w:uiPriority="39"/>
-    <w:lsdException w:name="toc 4" w:uiPriority="39"/>
-    <w:lsdException w:name="toc 5" w:uiPriority="39"/>
-    <w:lsdException w:name="toc 6" w:uiPriority="39"/>
-    <w:lsdException w:name="toc 7" w:uiPriority="39"/>
-    <w:lsdException w:name="toc 8" w:uiPriority="39"/>
-    <w:lsdException w:name="toc 9" w:uiPriority="39"/>
-    <w:lsdException w:name="caption" w:uiPriority="35" w:qFormat="1"/>
-    <w:lsdException w:name="Title" w:semiHidden="0" w:uiPriority="10" w:unhideWhenUsed="0" w:qFormat="1"/>
-    <w:lsdException w:name="Default Paragraph Font" w:uiPriority="1"/>
-    <w:lsdException w:name="Subtitle" w:semiHidden="0" w:uiPriority="11" w:unhideWhenUsed="0" w:qFormat="1"/>
-    <w:lsdException w:name="Strong" w:semiHidden="0" w:uiPriority="22" w:unhideWhenUsed="0" w:qFormat="1"/>
-    <w:lsdException w:name="Emphasis" w:semiHidden="0" w:uiPriority="20" w:unhideWhenUsed="0" w:qFormat="1"/>
-    <w:lsdException w:name="Table Grid" w:semiHidden="0" w:uiPriority="59" w:unhideWhenUsed="0"/>
-    <w:lsdException w:name="Placeholder Text" w:unhideWhenUsed="0"/>
-    <w:lsdException w:name="No Spacing" w:semiHidden="0" w:uiPriority="1" w:unhideWhenUsed="0" w:qFormat="1"/>
-    <w:lsdException w:name="Light Shading" w:semiHidden="0" w:uiPriority="60" w:unhideWhenUsed="0"/>
-    <w:lsdException w:name="Light List" w:semiHidden="0" w:uiPriority="61" w:unhideWhenUsed="0"/>
-    <w:lsdException w:name="Light Grid" w:semiHidden="0" w:uiPriority="62" w:unhideWhenUsed="0"/>
-    <w:lsdException w:name="Medium Shading 1" w:semiHidden="0" w:uiPriority="63" w:unhideWhenUsed="0"/>
-    <w:lsdException w:name="Medium Shading 2" w:semiHidden="0" w:uiPriority="64" w:unhideWhenUsed="0"/>
-    <w:lsdException w:name="Medium List 1" w:semiHidden="0" w:uiPriority="65" w:unhideWhenUsed="0"/>
-    <w:lsdException w:name="Medium List 2" w:semiHidden="0" w:uiPriority="66" w:unhideWhenUsed="0"/>
-    <w:lsdException w:name="Medium Grid 1" w:semiHidden="0" w:uiPriority="67" w:unhideWhenUsed="0"/>
-    <w:lsdException w:name="Medium Grid 2" w:semiHidden="0" w:uiPriority="68" w:unhideWhenUsed="0"/>
-    <w:lsdException w:name="Medium Grid 3" w:semiHidden="0" w:uiPriority="69" w:unhideWhenUsed="0"/>
-    <w:lsdException w:name="Dark List" w:semiHidden="0" w:uiPriority="70" w:unhideWhenUsed="0"/>
-    <w:lsdException w:name="Colorful Shading" w:semiHidden="0" w:uiPriority="71" w:unhideWhenUsed="0"/>
-    <w:lsdException w:name="Colorful List" w:semiHidden="0" w:uiPriority="72" w:unhideWhenUsed="0"/>
-    <w:lsdException w:name="Colorful Grid" w:semiHidden="0" w:uiPriority="73" w:unhideWhenUsed="0"/>
-    <w:lsdException w:name="Light Shading Accent 1" w:semiHidden="0" w:uiPriority="60" w:unhideWhenUsed="0"/>
-    <w:lsdException w:name="Light List Accent 1" w:semiHidden="0" w:uiPriority="61" w:unhideWhenUsed="0"/>
-    <w:lsdException w:name="Light Grid Accent 1" w:semiHidden="0" w:uiPriority="62" w:unhideWhenUsed="0"/>
-    <w:lsdException w:name="Medium Shading 1 Accent 1" w:semiHidden="0" w:uiPriority="63" w:unhideWhenUsed="0"/>
-    <w:lsdException w:name="Medium Shading 2 Accent 1" w:semiHidden="0" w:uiPriority="64" w:unhideWhenUsed="0"/>
-    <w:lsdException w:name="Medium List 1 Accent 1" w:semiHidden="0" w:uiPriority="65" w:unhideWhenUsed="0"/>
-    <w:lsdException w:name="Revision" w:unhideWhenUsed="0"/>
-    <w:lsdException w:name="List Paragraph" w:semiHidden="0" w:uiPriority="34" w:unhideWhenUsed="0" w:qFormat="1"/>
-    <w:lsdException w:name="Quote" w:semiHidden="0" w:uiPriority="29" w:unhideWhenUsed="0" w:qFormat="1"/>
-    <w:lsdException w:name="Intense Quote" w:semiHidden="0" w:uiPriority="30" w:unhideWhenUsed="0" w:qFormat="1"/>
-    <w:lsdException w:name="Medium List 2 Accent 1" w:semiHidden="0" w:uiPriority="66" w:unhideWhenUsed="0"/>
-    <w:lsdException w:name="Medium Grid 1 Accent 1" w:semiHidden="0" w:uiPriority="67" w:unhideWhenUsed="0"/>
-    <w:lsdException w:name="Medium Grid 2 Accent 1" w:semiHidden="0" w:uiPriority="68" w:unhideWhenUsed="0"/>
-    <w:lsdException w:name="Medium Grid 3 Accent 1" w:semiHidden="0" w:uiPriority="69" w:unhideWhenUsed="0"/>
-    <w:lsdException w:name="Dark List Accent 1" w:semiHidden="0" w:uiPriority="70" w:unhideWhenUsed="0"/>
-    <w:lsdException w:name="Colorful Shading Accent 1" w:semiHidden="0" w:uiPriority="71" w:unhideWhenUsed="0"/>
-    <w:lsdException w:name="Colorful List Accent 1" w:semiHidden="0" w:uiPriority="72" w:unhideWhenUsed="0"/>
-    <w:lsdException w:name="Colorful Grid Accent 1" w:semiHidden="0" w:uiPriority="73" w:unhideWhenUsed="0"/>
-    <w:lsdException w:name="Light Shading Accent 2" w:semiHidden="0" w:uiPriority="60" w:unhideWhenUsed="0"/>
-    <w:lsdException w:name="Light List Accent 2" w:semiHidden="0" w:uiPriority="61" w:unhideWhenUsed="0"/>
-    <w:lsdException w:name="Light Grid Accent 2" w:semiHidden="0" w:uiPriority="62" w:unhideWhenUsed="0"/>
-    <w:lsdException w:name="Medium Shading 1 Accent 2" w:semiHidden="0" w:uiPriority="63" w:unhideWhenUsed="0"/>
-    <w:lsdException w:name="Medium Shading 2 Accent 2" w:semiHidden="0" w:uiPriority="64" w:unhideWhenUsed="0"/>
-    <w:lsdException w:name="Medium List 1 Accent 2" w:semiHidden="0" w:uiPriority="65" w:unhideWhenUsed="0"/>
-    <w:lsdException w:name="Medium List 2 Accent 2" w:semiHidden="0" w:uiPriority="66" w:unhideWhenUsed="0"/>
-    <w:lsdException w:name="Medium Grid 1 Accent 2" w:semiHidden="0" w:uiPriority="67" w:unhideWhenUsed="0"/>
-    <w:lsdException w:name="Medium Grid 2 Accent 2" w:semiHidden="0" w:uiPriority="68" w:unhideWhenUsed="0"/>
-    <w:lsdException w:name="Medium Grid 3 Accent 2" w:semiHidden="0" w:uiPriority="69" w:unhideWhenUsed="0"/>
-    <w:lsdException w:name="Dark List Accent 2" w:semiHidden="0" w:uiPriority="70" w:unhideWhenUsed="0"/>
-    <w:lsdException w:name="Colorful Shading Accent 2" w:semiHidden="0" w:uiPriority="71" w:unhideWhenUsed="0"/>
-    <w:lsdException w:name="Colorful List Accent 2" w:semiHidden="0" w:uiPriority="72" w:unhideWhenUsed="0"/>
-    <w:lsdException w:name="Colorful Grid Accent 2" w:semiHidden="0" w:uiPriority="73" w:unhideWhenUsed="0"/>
-    <w:lsdException w:name="Light Shading Accent 3" w:semiHidden="0" w:uiPriority="60" w:unhideWhenUsed="0"/>
-    <w:lsdException w:name="Light List Accent 3" w:semiHidden="0" w:uiPriority="61" w:unhideWhenUsed="0"/>
-    <w:lsdException w:name="Light Grid Accent 3" w:semiHidden="0" w:uiPriority="62" w:unhideWhenUsed="0"/>
-    <w:lsdException w:name="Medium Shading 1 Accent 3" w:semiHidden="0" w:uiPriority="63" w:unhideWhenUsed="0"/>
-    <w:lsdException w:name="Medium Shading 2 Accent 3" w:semiHidden="0" w:uiPriority="64" w:unhideWhenUsed="0"/>
-    <w:lsdException w:name="Medium List 1 Accent 3" w:semiHidden="0" w:uiPriority="65" w:unhideWhenUsed="0"/>
-    <w:lsdException w:name="Medium List 2 Accent 3" w:semiHidden="0" w:uiPriority="66" w:unhideWhenUsed="0"/>
-    <w:lsdException w:name="Medium Grid 1 Accent 3" w:semiHidden="0" w:uiPriority="67" w:unhideWhenUsed="0"/>
-    <w:lsdException w:name="Medium Grid 2 Accent 3" w:semiHidden="0" w:uiPriority="68" w:unhideWhenUsed="0"/>
-    <w:lsdException w:name="Medium Grid 3 Accent 3" w:semiHidden="0" w:uiPriority="69" w:unhideWhenUsed="0"/>
-    <w:lsdException w:name="Dark List Accent 3" w:semiHidden="0" w:uiPriority="70" w:unhideWhenUsed="0"/>
-    <w:lsdException w:name="Colorful Shading Accent 3" w:semiHidden="0" w:uiPriority="71" w:unhideWhenUsed="0"/>
-    <w:lsdException w:name="Colorful List Accent 3" w:semiHidden="0" w:uiPriority="72" w:unhideWhenUsed="0"/>
-    <w:lsdException w:name="Colorful Grid Accent 3" w:semiHidden="0" w:uiPriority="73" w:unhideWhenUsed="0"/>
-    <w:lsdException w:name="Light Shading Accent 4" w:semiHidden="0" w:uiPriority="60" w:unhideWhenUsed="0"/>
-    <w:lsdException w:name="Light List Accent 4" w:semiHidden="0" w:uiPriority="61" w:unhideWhenUsed="0"/>
-    <w:lsdException w:name="Light Grid Accent 4" w:semiHidden="0" w:uiPriority="62" w:unhideWhenUsed="0"/>
-    <w:lsdException w:name="Medium Shading 1 Accent 4" w:semiHidden="0" w:uiPriority="63" w:unhideWhenUsed="0"/>
-    <w:lsdException w:name="Medium Shading 2 Accent 4" w:semiHidden="0" w:uiPriority="64" w:unhideWhenUsed="0"/>
-    <w:lsdException w:name="Medium List 1 Accent 4" w:semiHidden="0" w:uiPriority="65" w:unhideWhenUsed="0"/>
-    <w:lsdException w:name="Medium List 2 Accent 4" w:semiHidden="0" w:uiPriority="66" w:unhideWhenUsed="0"/>
-    <w:lsdException w:name="Medium Grid 1 Accent 4" w:semiHidden="0" w:uiPriority="67" w:unhideWhenUsed="0"/>
-    <w:lsdException w:name="Medium Grid 2 Accent 4" w:semiHidden="0" w:uiPriority="68" w:unhideWhenUsed="0"/>
-    <w:lsdException w:name="Medium Grid 3 Accent 4" w:semiHidden="0" w:uiPriority="69" w:unhideWhenUsed="0"/>
-    <w:lsdException w:name="Dark List Accent 4" w:semiHidden="0" w:uiPriority="70" w:unhideWhenUsed="0"/>
-    <w:lsdException w:name="Colorful Shading Accent 4" w:semiHidden="0" w:uiPriority="71" w:unhideWhenUsed="0"/>
-    <w:lsdException w:name="Colorful List Accent 4" w:semiHidden="0" w:uiPriority="72" w:unhideWhenUsed="0"/>
-    <w:lsdException w:name="Colorful Grid Accent 4" w:semiHidden="0" w:uiPriority="73" w:unhideWhenUsed="0"/>
-    <w:lsdException w:name="Light Shading Accent 5" w:semiHidden="0" w:uiPriority="60" w:unhideWhenUsed="0"/>
-    <w:lsdException w:name="Light List Accent 5" w:semiHidden="0" w:uiPriority="61" w:unhideWhenUsed="0"/>
-    <w:lsdException w:name="Light Grid Accent 5" w:semiHidden="0" w:uiPriority="62" w:unhideWhenUsed="0"/>
-    <w:lsdException w:name="Medium Shading 1 Accent 5" w:semiHidden="0" w:uiPriority="63" w:unhideWhenUsed="0"/>
-    <w:lsdException w:name="Medium Shading 2 Accent 5" w:semiHidden="0" w:uiPriority="64" w:unhideWhenUsed="0"/>
-    <w:lsdException w:name="Medium List 1 Accent 5" w:semiHidden="0" w:uiPriority="65" w:unhideWhenUsed="0"/>
-    <w:lsdException w:name="Medium List 2 Accent 5" w:semiHidden="0" w:uiPriority="66" w:unhideWhenUsed="0"/>
-    <w:lsdException w:name="Medium Grid 1 Accent 5" w:semiHidden="0" w:uiPriority="67" w:unhideWhenUsed="0"/>
-    <w:lsdException w:name="Medium Grid 2 Accent 5" w:semiHidden="0" w:uiPriority="68" w:unhideWhenUsed="0"/>
-    <w:lsdException w:name="Medium Grid 3 Accent 5" w:semiHidden="0" w:uiPriority="69" w:unhideWhenUsed="0"/>
-    <w:lsdException w:name="Dark List Accent 5" w:semiHidden="0" w:uiPriority="70" w:unhideWhenUsed="0"/>
-    <w:lsdException w:name="Colorful Shading Accent 5" w:semiHidden="0" w:uiPriority="71" w:unhideWhenUsed="0"/>
-    <w:lsdException w:name="Colorful List Accent 5" w:semiHidden="0" w:uiPriority="72" w:unhideWhenUsed="0"/>
-    <w:lsdException w:name="Colorful Grid Accent 5" w:semiHidden="0" w:uiPriority="73" w:unhideWhenUsed="0"/>
-    <w:lsdException w:name="Light Shading Accent 6" w:semiHidden="0" w:uiPriority="60" w:unhideWhenUsed="0"/>
-    <w:lsdException w:name="Light List Accent 6" w:semiHidden="0" w:uiPriority="61" w:unhideWhenUsed="0"/>
-    <w:lsdException w:name="Light Grid Accent 6" w:semiHidden="0" w:uiPriority="62" w:unhideWhenUsed="0"/>
-    <w:lsdException w:name="Medium Shading 1 Accent 6" w:semiHidden="0" w:uiPriority="63" w:unhideWhenUsed="0"/>
-    <w:lsdException w:name="Medium Shading 2 Accent 6" w:semiHidden="0" w:uiPriority="64" w:unhideWhenUsed="0"/>
-    <w:lsdException w:name="Medium List 1 Accent 6" w:semiHidden="0" w:uiPriority="65" w:unhideWhenUsed="0"/>
-    <w:lsdException w:name="Medium List 2 Accent 6" w:semiHidden="0" w:uiPriority="66" w:unhideWhenUsed="0"/>
-    <w:lsdException w:name="Medium Grid 1 Accent 6" w:semiHidden="0" w:uiPriority="67" w:unhideWhenUsed="0"/>
-    <w:lsdException w:name="Medium Grid 2 Accent 6" w:semiHidden="0" w:uiPriority="68" w:unhideWhenUsed="0"/>
-    <w:lsdException w:name="Medium Grid 3 Accent 6" w:semiHidden="0" w:uiPriority="69" w:unhideWhenUsed="0"/>
-    <w:lsdException w:name="Dark List Accent 6" w:semiHidden="0" w:uiPriority="70" w:unhideWhenUsed="0"/>
-    <w:lsdException w:name="Colorful Shading Accent 6" w:semiHidden="0" w:uiPriority="71" w:unhideWhenUsed="0"/>
-    <w:lsdException w:name="Colorful List Accent 6" w:semiHidden="0" w:uiPriority="72" w:unhideWhenUsed="0"/>
-    <w:lsdException w:name="Colorful Grid Accent 6" w:semiHidden="0" w:uiPriority="73" w:unhideWhenUsed="0"/>
-    <w:lsdException w:name="Subtle Emphasis" w:semiHidden="0" w:uiPriority="19" w:unhideWhenUsed="0" w:qFormat="1"/>
-    <w:lsdException w:name="Intense Emphasis" w:semiHidden="0" w:uiPriority="21" w:unhideWhenUsed="0" w:qFormat="1"/>
-    <w:lsdException w:name="Subtle Reference" w:semiHidden="0" w:uiPriority="31" w:unhideWhenUsed="0" w:qFormat="1"/>
-    <w:lsdException w:name="Intense Reference" w:semiHidden="0" w:uiPriority="32" w:unhideWhenUsed="0" w:qFormat="1"/>
-    <w:lsdException w:name="Book Title" w:semiHidden="0" w:uiPriority="33" w:unhideWhenUsed="0" w:qFormat="1"/>
-    <w:lsdException w:name="Bibliography" w:uiPriority="37"/>
-    <w:lsdException w:name="TOC Heading" w:uiPriority="39" w:qFormat="1"/>
+  <w:latentStyles w:defLockedState="0" w:defUIPriority="99" w:defSemiHidden="0" w:defUnhideWhenUsed="0" w:defQFormat="0" w:count="371">
+    <w:lsdException w:name="Normal" w:uiPriority="0" w:qFormat="1"/>
+    <w:lsdException w:name="heading 1" w:uiPriority="9" w:qFormat="1"/>
+    <w:lsdException w:name="heading 2" w:semiHidden="1" w:uiPriority="9" w:unhideWhenUsed="1" w:qFormat="1"/>
+    <w:lsdException w:name="heading 3" w:semiHidden="1" w:uiPriority="9" w:unhideWhenUsed="1" w:qFormat="1"/>
+    <w:lsdException w:name="heading 4" w:semiHidden="1" w:uiPriority="9" w:unhideWhenUsed="1" w:qFormat="1"/>
+    <w:lsdException w:name="heading 5" w:semiHidden="1" w:uiPriority="9" w:unhideWhenUsed="1" w:qFormat="1"/>
+    <w:lsdException w:name="heading 6" w:semiHidden="1" w:uiPriority="9" w:unhideWhenUsed="1" w:qFormat="1"/>
+    <w:lsdException w:name="heading 7" w:semiHidden="1" w:uiPriority="9" w:unhideWhenUsed="1" w:qFormat="1"/>
+    <w:lsdException w:name="heading 8" w:semiHidden="1" w:uiPriority="9" w:unhideWhenUsed="1" w:qFormat="1"/>
+    <w:lsdException w:name="heading 9" w:semiHidden="1" w:uiPriority="9" w:unhideWhenUsed="1" w:qFormat="1"/>
+    <w:lsdException w:name="index 1" w:semiHidden="1" w:unhideWhenUsed="1"/>
+    <w:lsdException w:name="index 2" w:semiHidden="1" w:unhideWhenUsed="1"/>
+    <w:lsdException w:name="index 3" w:semiHidden="1" w:unhideWhenUsed="1"/>
+    <w:lsdException w:name="index 4" w:semiHidden="1" w:unhideWhenUsed="1"/>
+    <w:lsdException w:name="index 5" w:semiHidden="1" w:unhideWhenUsed="1"/>
+    <w:lsdException w:name="index 6" w:semiHidden="1" w:unhideWhenUsed="1"/>
+    <w:lsdException w:name="index 7" w:semiHidden="1" w:unhideWhenUsed="1"/>
+    <w:lsdException w:name="index 8" w:semiHidden="1" w:unhideWhenUsed="1"/>
+    <w:lsdException w:name="index 9" w:semiHidden="1" w:unhideWhenUsed="1"/>
+    <w:lsdException w:name="toc 1" w:semiHidden="1" w:uiPriority="39" w:unhideWhenUsed="1"/>
+    <w:lsdException w:name="toc 2" w:semiHidden="1" w:uiPriority="39" w:unhideWhenUsed="1"/>
+    <w:lsdException w:name="toc 3" w:semiHidden="1" w:uiPriority="39" w:unhideWhenUsed="1"/>
+    <w:lsdException w:name="toc 4" w:semiHidden="1" w:uiPriority="39" w:unhideWhenUsed="1"/>
+    <w:lsdException w:name="toc 5" w:semiHidden="1" w:uiPriority="39" w:unhideWhenUsed="1"/>
+    <w:lsdException w:name="toc 6" w:semiHidden="1" w:uiPriority="39" w:unhideWhenUsed="1"/>
+    <w:lsdException w:name="toc 7" w:semiHidden="1" w:uiPriority="39" w:unhideWhenUsed="1"/>
+    <w:lsdException w:name="toc 8" w:semiHidden="1" w:uiPriority="39" w:unhideWhenUsed="1"/>
+    <w:lsdException w:name="toc 9" w:semiHidden="1" w:uiPriority="39" w:unhideWhenUsed="1"/>
+    <w:lsdException w:name="Normal Indent" w:semiHidden="1" w:unhideWhenUsed="1"/>
+    <w:lsdException w:name="footnote text" w:semiHidden="1" w:unhideWhenUsed="1"/>
+    <w:lsdException w:name="annotation text" w:semiHidden="1" w:unhideWhenUsed="1"/>
+    <w:lsdException w:name="header" w:semiHidden="1" w:unhideWhenUsed="1"/>
+    <w:lsdException w:name="footer" w:semiHidden="1" w:unhideWhenUsed="1"/>
+    <w:lsdException w:name="index heading" w:semiHidden="1" w:unhideWhenUsed="1"/>
+    <w:lsdException w:name="caption" w:semiHidden="1" w:uiPriority="35" w:unhideWhenUsed="1" w:qFormat="1"/>
+    <w:lsdException w:name="table of figures" w:semiHidden="1" w:unhideWhenUsed="1"/>
+    <w:lsdException w:name="envelope address" w:semiHidden="1" w:unhideWhenUsed="1"/>
+    <w:lsdException w:name="envelope return" w:semiHidden="1" w:unhideWhenUsed="1"/>
+    <w:lsdException w:name="footnote reference" w:semiHidden="1" w:unhideWhenUsed="1"/>
+    <w:lsdException w:name="annotation reference" w:semiHidden="1" w:unhideWhenUsed="1"/>
+    <w:lsdException w:name="line number" w:semiHidden="1" w:unhideWhenUsed="1"/>
+    <w:lsdException w:name="page number" w:semiHidden="1" w:unhideWhenUsed="1"/>
+    <w:lsdException w:name="endnote reference" w:semiHidden="1" w:unhideWhenUsed="1"/>
+    <w:lsdException w:name="endnote text" w:semiHidden="1" w:unhideWhenUsed="1"/>
+    <w:lsdException w:name="table of authorities" w:semiHidden="1" w:unhideWhenUsed="1"/>
+    <w:lsdException w:name="macro" w:semiHidden="1" w:unhideWhenUsed="1"/>
+    <w:lsdException w:name="toa heading" w:semiHidden="1" w:unhideWhenUsed="1"/>
+    <w:lsdException w:name="List" w:semiHidden="1" w:unhideWhenUsed="1"/>
+    <w:lsdException w:name="List Bullet" w:semiHidden="1" w:unhideWhenUsed="1"/>
+    <w:lsdException w:name="List Number" w:semiHidden="1" w:unhideWhenUsed="1"/>
+    <w:lsdException w:name="List 2" w:semiHidden="1" w:unhideWhenUsed="1"/>
+    <w:lsdException w:name="List 3" w:semiHidden="1" w:unhideWhenUsed="1"/>
+    <w:lsdException w:name="List 4" w:semiHidden="1" w:unhideWhenUsed="1"/>
+    <w:lsdException w:name="List 5" w:semiHidden="1" w:unhideWhenUsed="1"/>
+    <w:lsdException w:name="List Bullet 2" w:semiHidden="1" w:unhideWhenUsed="1"/>
+    <w:lsdException w:name="List Bullet 3" w:semiHidden="1" w:unhideWhenUsed="1"/>
+    <w:lsdException w:name="List Bullet 4" w:semiHidden="1" w:unhideWhenUsed="1"/>
+    <w:lsdException w:name="List Bullet 5" w:semiHidden="1" w:unhideWhenUsed="1"/>
+    <w:lsdException w:name="List Number 2" w:semiHidden="1" w:unhideWhenUsed="1"/>
+    <w:lsdException w:name="List Number 3" w:semiHidden="1" w:unhideWhenUsed="1"/>
+    <w:lsdException w:name="List Number 4" w:semiHidden="1" w:unhideWhenUsed="1"/>
+    <w:lsdException w:name="List Number 5" w:semiHidden="1" w:unhideWhenUsed="1"/>
+    <w:lsdException w:name="Title" w:uiPriority="10" w:qFormat="1"/>
+    <w:lsdException w:name="Closing" w:semiHidden="1" w:unhideWhenUsed="1"/>
+    <w:lsdException w:name="Signature" w:semiHidden="1" w:unhideWhenUsed="1"/>
+    <w:lsdException w:name="Default Paragraph Font" w:semiHidden="1" w:uiPriority="1" w:unhideWhenUsed="1"/>
+    <w:lsdException w:name="Body Text" w:semiHidden="1" w:unhideWhenUsed="1"/>
+    <w:lsdException w:name="Body Text Indent" w:semiHidden="1" w:unhideWhenUsed="1"/>
+    <w:lsdException w:name="List Continue" w:semiHidden="1" w:unhideWhenUsed="1"/>
+    <w:lsdException w:name="List Continue 2" w:semiHidden="1" w:unhideWhenUsed="1"/>
+    <w:lsdException w:name="List Continue 3" w:semiHidden="1" w:unhideWhenUsed="1"/>
+    <w:lsdException w:name="List Continue 4" w:semiHidden="1" w:unhideWhenUsed="1"/>
+    <w:lsdException w:name="List Continue 5" w:semiHidden="1" w:unhideWhenUsed="1"/>
+    <w:lsdException w:name="Message Header" w:semiHidden="1" w:unhideWhenUsed="1"/>
+    <w:lsdException w:name="Subtitle" w:uiPriority="11" w:qFormat="1"/>
+    <w:lsdException w:name="Salutation" w:semiHidden="1" w:unhideWhenUsed="1"/>
+    <w:lsdException w:name="Date" w:semiHidden="1" w:unhideWhenUsed="1"/>
+    <w:lsdException w:name="Body Text First Indent" w:semiHidden="1" w:unhideWhenUsed="1"/>
+    <w:lsdException w:name="Body Text First Indent 2" w:semiHidden="1" w:unhideWhenUsed="1"/>
+    <w:lsdException w:name="Note Heading" w:semiHidden="1" w:unhideWhenUsed="1"/>
+    <w:lsdException w:name="Body Text 2" w:semiHidden="1" w:unhideWhenUsed="1"/>
+    <w:lsdException w:name="Body Text 3" w:semiHidden="1" w:unhideWhenUsed="1"/>
+    <w:lsdException w:name="Body Text Indent 2" w:semiHidden="1" w:unhideWhenUsed="1"/>
+    <w:lsdException w:name="Body Text Indent 3" w:semiHidden="1" w:unhideWhenUsed="1"/>
+    <w:lsdException w:name="Block Text" w:semiHidden="1" w:unhideWhenUsed="1"/>
+    <w:lsdException w:name="Hyperlink" w:semiHidden="1" w:unhideWhenUsed="1"/>
+    <w:lsdException w:name="FollowedHyperlink" w:semiHidden="1" w:unhideWhenUsed="1"/>
+    <w:lsdException w:name="Strong" w:uiPriority="22" w:qFormat="1"/>
+    <w:lsdException w:name="Emphasis" w:uiPriority="20" w:qFormat="1"/>
+    <w:lsdException w:name="Document Map" w:semiHidden="1" w:unhideWhenUsed="1"/>
+    <w:lsdException w:name="Plain Text" w:semiHidden="1" w:unhideWhenUsed="1"/>
+    <w:lsdException w:name="E-mail Signature" w:semiHidden="1" w:unhideWhenUsed="1"/>
+    <w:lsdException w:name="HTML Top of Form" w:semiHidden="1" w:unhideWhenUsed="1"/>
+    <w:lsdException w:name="HTML Bottom of Form" w:semiHidden="1" w:unhideWhenUsed="1"/>
+    <w:lsdException w:name="Normal (Web)" w:semiHidden="1" w:unhideWhenUsed="1"/>
+    <w:lsdException w:name="HTML Acronym" w:semiHidden="1" w:unhideWhenUsed="1"/>
+    <w:lsdException w:name="HTML Address" w:semiHidden="1" w:unhideWhenUsed="1"/>
+    <w:lsdException w:name="HTML Cite" w:semiHidden="1" w:unhideWhenUsed="1"/>
+    <w:lsdException w:name="HTML Code" w:semiHidden="1" w:unhideWhenUsed="1"/>
+    <w:lsdException w:name="HTML Definition" w:semiHidden="1" w:unhideWhenUsed="1"/>
+    <w:lsdException w:name="HTML Keyboard" w:semiHidden="1" w:unhideWhenUsed="1"/>
+    <w:lsdException w:name="HTML Preformatted" w:semiHidden="1" w:unhideWhenUsed="1"/>
+    <w:lsdException w:name="HTML Sample" w:semiHidden="1" w:unhideWhenUsed="1"/>
+    <w:lsdException w:name="HTML Typewriter" w:semiHidden="1" w:unhideWhenUsed="1"/>
+    <w:lsdException w:name="HTML Variable" w:semiHidden="1" w:unhideWhenUsed="1"/>
+    <w:lsdException w:name="Normal Table" w:semiHidden="1" w:unhideWhenUsed="1"/>
+    <w:lsdException w:name="annotation subject" w:semiHidden="1" w:unhideWhenUsed="1"/>
+    <w:lsdException w:name="No List" w:semiHidden="1" w:unhideWhenUsed="1"/>
+    <w:lsdException w:name="Outline List 1" w:semiHidden="1" w:unhideWhenUsed="1"/>
+    <w:lsdException w:name="Outline List 2" w:semiHidden="1" w:unhideWhenUsed="1"/>
+    <w:lsdException w:name="Outline List 3" w:semiHidden="1" w:unhideWhenUsed="1"/>
+    <w:lsdException w:name="Table Simple 1" w:semiHidden="1" w:unhideWhenUsed="1"/>
+    <w:lsdException w:name="Table Simple 2" w:semiHidden="1" w:unhideWhenUsed="1"/>
+    <w:lsdException w:name="Table Simple 3" w:semiHidden="1" w:unhideWhenUsed="1"/>
+    <w:lsdException w:name="Table Classic 1" w:semiHidden="1" w:unhideWhenUsed="1"/>
+    <w:lsdException w:name="Table Classic 2" w:semiHidden="1" w:unhideWhenUsed="1"/>
+    <w:lsdException w:name="Table Classic 3" w:semiHidden="1" w:unhideWhenUsed="1"/>
+    <w:lsdException w:name="Table Classic 4" w:semiHidden="1" w:unhideWhenUsed="1"/>
+    <w:lsdException w:name="Table Colorful 1" w:semiHidden="1" w:unhideWhenUsed="1"/>
+    <w:lsdException w:name="Table Colorful 2" w:semiHidden="1" w:unhideWhenUsed="1"/>
+    <w:lsdException w:name="Table Colorful 3" w:semiHidden="1" w:unhideWhenUsed="1"/>
+    <w:lsdException w:name="Table Columns 1" w:semiHidden="1" w:unhideWhenUsed="1"/>
+    <w:lsdException w:name="Table Columns 2" w:semiHidden="1" w:unhideWhenUsed="1"/>
+    <w:lsdException w:name="Table Columns 3" w:semiHidden="1" w:unhideWhenUsed="1"/>
+    <w:lsdException w:name="Table Columns 4" w:semiHidden="1" w:unhideWhenUsed="1"/>
+    <w:lsdException w:name="Table Columns 5" w:semiHidden="1" w:unhideWhenUsed="1"/>
+    <w:lsdException w:name="Table Grid 1" w:semiHidden="1" w:unhideWhenUsed="1"/>
+    <w:lsdException w:name="Table Grid 2" w:semiHidden="1" w:unhideWhenUsed="1"/>
+    <w:lsdException w:name="Table Grid 3" w:semiHidden="1" w:unhideWhenUsed="1"/>
+    <w:lsdException w:name="Table Grid 4" w:semiHidden="1" w:unhideWhenUsed="1"/>
+    <w:lsdException w:name="Table Grid 5" w:semiHidden="1" w:unhideWhenUsed="1"/>
+    <w:lsdException w:name="Table Grid 6" w:semiHidden="1" w:unhideWhenUsed="1"/>
+    <w:lsdException w:name="Table Grid 7" w:semiHidden="1" w:unhideWhenUsed="1"/>
+    <w:lsdException w:name="Table Grid 8" w:semiHidden="1" w:unhideWhenUsed="1"/>
+    <w:lsdException w:name="Table List 1" w:semiHidden="1" w:unhideWhenUsed="1"/>
+    <w:lsdException w:name="Table List 2" w:semiHidden="1" w:unhideWhenUsed="1"/>
+    <w:lsdException w:name="Table List 3" w:semiHidden="1" w:unhideWhenUsed="1"/>
+    <w:lsdException w:name="Table List 4" w:semiHidden="1" w:unhideWhenUsed="1"/>
+    <w:lsdException w:name="Table List 5" w:semiHidden="1" w:unhideWhenUsed="1"/>
+    <w:lsdException w:name="Table List 6" w:semiHidden="1" w:unhideWhenUsed="1"/>
+    <w:lsdException w:name="Table List 7" w:semiHidden="1" w:unhideWhenUsed="1"/>
+    <w:lsdException w:name="Table List 8" w:semiHidden="1" w:unhideWhenUsed="1"/>
+    <w:lsdException w:name="Table 3D effects 1" w:semiHidden="1" w:unhideWhenUsed="1"/>
+    <w:lsdException w:name="Table 3D effects 2" w:semiHidden="1" w:unhideWhenUsed="1"/>
+    <w:lsdException w:name="Table 3D effects 3" w:semiHidden="1" w:unhideWhenUsed="1"/>
+    <w:lsdException w:name="Table Contemporary" w:semiHidden="1" w:unhideWhenUsed="1"/>
+    <w:lsdException w:name="Table Elegant" w:semiHidden="1" w:unhideWhenUsed="1"/>
+    <w:lsdException w:name="Table Professional" w:semiHidden="1" w:unhideWhenUsed="1"/>
+    <w:lsdException w:name="Table Subtle 1" w:semiHidden="1" w:unhideWhenUsed="1"/>
+    <w:lsdException w:name="Table Subtle 2" w:semiHidden="1" w:unhideWhenUsed="1"/>
+    <w:lsdException w:name="Table Web 1" w:semiHidden="1" w:unhideWhenUsed="1"/>
+    <w:lsdException w:name="Table Web 2" w:semiHidden="1" w:unhideWhenUsed="1"/>
+    <w:lsdException w:name="Table Web 3" w:semiHidden="1" w:unhideWhenUsed="1"/>
+    <w:lsdException w:name="Balloon Text" w:semiHidden="1" w:unhideWhenUsed="1"/>
+    <w:lsdException w:name="Table Grid" w:uiPriority="59"/>
+    <w:lsdException w:name="Table Theme" w:semiHidden="1" w:unhideWhenUsed="1"/>
+    <w:lsdException w:name="Placeholder Text" w:semiHidden="1"/>
+    <w:lsdException w:name="No Spacing" w:uiPriority="1" w:qFormat="1"/>
+    <w:lsdException w:name="Light Shading" w:uiPriority="60"/>
+    <w:lsdException w:name="Light List" w:uiPriority="61"/>
+    <w:lsdException w:name="Light Grid" w:uiPriority="62"/>
+    <w:lsdException w:name="Medium Shading 1" w:uiPriority="63"/>
+    <w:lsdException w:name="Medium Shading 2" w:uiPriority="64"/>
+    <w:lsdException w:name="Medium List 1" w:uiPriority="65"/>
+    <w:lsdException w:name="Medium List 2" w:uiPriority="66"/>
+    <w:lsdException w:name="Medium Grid 1" w:uiPriority="67"/>
+    <w:lsdException w:name="Medium Grid 2" w:uiPriority="68"/>
+    <w:lsdException w:name="Medium Grid 3" w:uiPriority="69"/>
+    <w:lsdException w:name="Dark List" w:uiPriority="70"/>
+    <w:lsdException w:name="Colorful Shading" w:uiPriority="71"/>
+    <w:lsdException w:name="Colorful List" w:uiPriority="72"/>
+    <w:lsdException w:name="Colorful Grid" w:uiPriority="73"/>
+    <w:lsdException w:name="Light Shading Accent 1" w:uiPriority="60"/>
+    <w:lsdException w:name="Light List Accent 1" w:uiPriority="61"/>
+    <w:lsdException w:name="Light Grid Accent 1" w:uiPriority="62"/>
+    <w:lsdException w:name="Medium Shading 1 Accent 1" w:uiPriority="63"/>
+    <w:lsdException w:name="Medium Shading 2 Accent 1" w:uiPriority="64"/>
+    <w:lsdException w:name="Medium List 1 Accent 1" w:uiPriority="65"/>
+    <w:lsdException w:name="Revision" w:semiHidden="1"/>
+    <w:lsdException w:name="List Paragraph" w:uiPriority="34" w:qFormat="1"/>
+    <w:lsdException w:name="Quote" w:uiPriority="29" w:qFormat="1"/>
+    <w:lsdException w:name="Intense Quote" w:uiPriority="30" w:qFormat="1"/>
+    <w:lsdException w:name="Medium List 2 Accent 1" w:uiPriority="66"/>
+    <w:lsdException w:name="Medium Grid 1 Accent 1" w:uiPriority="67"/>
+    <w:lsdException w:name="Medium Grid 2 Accent 1" w:uiPriority="68"/>
+    <w:lsdException w:name="Medium Grid 3 Accent 1" w:uiPriority="69"/>
+    <w:lsdException w:name="Dark List Accent 1" w:uiPriority="70"/>
+    <w:lsdException w:name="Colorful Shading Accent 1" w:uiPriority="71"/>
+    <w:lsdException w:name="Colorful List Accent 1" w:uiPriority="72"/>
+    <w:lsdException w:name="Colorful Grid Accent 1" w:uiPriority="73"/>
+    <w:lsdException w:name="Light Shading Accent 2" w:uiPriority="60"/>
+    <w:lsdException w:name="Light List Accent 2" w:uiPriority="61"/>
+    <w:lsdException w:name="Light Grid Accent 2" w:uiPriority="62"/>
+    <w:lsdException w:name="Medium Shading 1 Accent 2" w:uiPriority="63"/>
+    <w:lsdException w:name="Medium Shading 2 Accent 2" w:uiPriority="64"/>
+    <w:lsdException w:name="Medium List 1 Accent 2" w:uiPriority="65"/>
+    <w:lsdException w:name="Medium List 2 Accent 2" w:uiPriority="66"/>
+    <w:lsdException w:name="Medium Grid 1 Accent 2" w:uiPriority="67"/>
+    <w:lsdException w:name="Medium Grid 2 Accent 2" w:uiPriority="68"/>
+    <w:lsdException w:name="Medium Grid 3 Accent 2" w:uiPriority="69"/>
+    <w:lsdException w:name="Dark List Accent 2" w:uiPriority="70"/>
+    <w:lsdException w:name="Colorful Shading Accent 2" w:uiPriority="71"/>
+    <w:lsdException w:name="Colorful List Accent 2" w:uiPriority="72"/>
+    <w:lsdException w:name="Colorful Grid Accent 2" w:uiPriority="73"/>
+    <w:lsdException w:name="Light Shading Accent 3" w:uiPriority="60"/>
+    <w:lsdException w:name="Light List Accent 3" w:uiPriority="61"/>
+    <w:lsdException w:name="Light Grid Accent 3" w:uiPriority="62"/>
+    <w:lsdException w:name="Medium Shading 1 Accent 3" w:uiPriority="63"/>
+    <w:lsdException w:name="Medium Shading 2 Accent 3" w:uiPriority="64"/>
+    <w:lsdException w:name="Medium List 1 Accent 3" w:uiPriority="65"/>
+    <w:lsdException w:name="Medium List 2 Accent 3" w:uiPriority="66"/>
+    <w:lsdException w:name="Medium Grid 1 Accent 3" w:uiPriority="67"/>
+    <w:lsdException w:name="Medium Grid 2 Accent 3" w:uiPriority="68"/>
+    <w:lsdException w:name="Medium Grid 3 Accent 3" w:uiPriority="69"/>
+    <w:lsdException w:name="Dark List Accent 3" w:uiPriority="70"/>
+    <w:lsdException w:name="Colorful Shading Accent 3" w:uiPriority="71"/>
+    <w:lsdException w:name="Colorful List Accent 3" w:uiPriority="72"/>
+    <w:lsdException w:name="Colorful Grid Accent 3" w:uiPriority="73"/>
+    <w:lsdException w:name="Light Shading Accent 4" w:uiPriority="60"/>
+    <w:lsdException w:name="Light List Accent 4" w:uiPriority="61"/>
+    <w:lsdException w:name="Light Grid Accent 4" w:uiPriority="62"/>
+    <w:lsdException w:name="Medium Shading 1 Accent 4" w:uiPriority="63"/>
+    <w:lsdException w:name="Medium Shading 2 Accent 4" w:uiPriority="64"/>
+    <w:lsdException w:name="Medium List 1 Accent 4" w:uiPriority="65"/>
+    <w:lsdException w:name="Medium List 2 Accent 4" w:uiPriority="66"/>
+    <w:lsdException w:name="Medium Grid 1 Accent 4" w:uiPriority="67"/>
+    <w:lsdException w:name="Medium Grid 2 Accent 4" w:uiPriority="68"/>
+    <w:lsdException w:name="Medium Grid 3 Accent 4" w:uiPriority="69"/>
+    <w:lsdException w:name="Dark List Accent 4" w:uiPriority="70"/>
+    <w:lsdException w:name="Colorful Shading Accent 4" w:uiPriority="71"/>
+    <w:lsdException w:name="Colorful List Accent 4" w:uiPriority="72"/>
+    <w:lsdException w:name="Colorful Grid Accent 4" w:uiPriority="73"/>
+    <w:lsdException w:name="Light Shading Accent 5" w:uiPriority="60"/>
+    <w:lsdException w:name="Light List Accent 5" w:uiPriority="61"/>
+    <w:lsdException w:name="Light Grid Accent 5" w:uiPriority="62"/>
+    <w:lsdException w:name="Medium Shading 1 Accent 5" w:uiPriority="63"/>
+    <w:lsdException w:name="Medium Shading 2 Accent 5" w:uiPriority="64"/>
+    <w:lsdException w:name="Medium List 1 Accent 5" w:uiPriority="65"/>
+    <w:lsdException w:name="Medium List 2 Accent 5" w:uiPriority="66"/>
+    <w:lsdException w:name="Medium Grid 1 Accent 5" w:uiPriority="67"/>
+    <w:lsdException w:name="Medium Grid 2 Accent 5" w:uiPriority="68"/>
+    <w:lsdException w:name="Medium Grid 3 Accent 5" w:uiPriority="69"/>
+    <w:lsdException w:name="Dark List Accent 5" w:uiPriority="70"/>
+    <w:lsdException w:name="Colorful Shading Accent 5" w:uiPriority="71"/>
+    <w:lsdException w:name="Colorful List Accent 5" w:uiPriority="72"/>
+    <w:lsdException w:name="Colorful Grid Accent 5" w:uiPriority="73"/>
+    <w:lsdException w:name="Light Shading Accent 6" w:uiPriority="60"/>
+    <w:lsdException w:name="Light List Accent 6" w:uiPriority="61"/>
+    <w:lsdException w:name="Light Grid Accent 6" w:uiPriority="62"/>
+    <w:lsdException w:name="Medium Shading 1 Accent 6" w:uiPriority="63"/>
+    <w:lsdException w:name="Medium Shading 2 Accent 6" w:uiPriority="64"/>
+    <w:lsdException w:name="Medium List 1 Accent 6" w:uiPriority="65"/>
+    <w:lsdException w:name="Medium List 2 Accent 6" w:uiPriority="66"/>
+    <w:lsdException w:name="Medium Grid 1 Accent 6" w:uiPriority="67"/>
+    <w:lsdException w:name="Medium Grid 2 Accent 6" w:uiPriority="68"/>
+    <w:lsdException w:name="Medium Grid 3 Accent 6" w:uiPriority="69"/>
+    <w:lsdException w:name="Dark List Accent 6" w:uiPriority="70"/>
+    <w:lsdException w:name="Colorful Shading Accent 6" w:uiPriority="71"/>
+    <w:lsdException w:name="Colorful List Accent 6" w:uiPriority="72"/>
+    <w:lsdException w:name="Colorful Grid Accent 6" w:uiPriority="73"/>
+    <w:lsdException w:name="Subtle Emphasis" w:uiPriority="19" w:qFormat="1"/>
+    <w:lsdException w:name="Intense Emphasis" w:uiPriority="21" w:qFormat="1"/>
+    <w:lsdException w:name="Subtle Reference" w:uiPriority="31" w:qFormat="1"/>
+    <w:lsdException w:name="Intense Reference" w:uiPriority="32" w:qFormat="1"/>
+    <w:lsdException w:name="Book Title" w:uiPriority="33" w:qFormat="1"/>
+    <w:lsdException w:name="Bibliography" w:semiHidden="1" w:uiPriority="37" w:unhideWhenUsed="1"/>
+    <w:lsdException w:name="TOC Heading" w:semiHidden="1" w:uiPriority="39" w:unhideWhenUsed="1" w:qFormat="1"/>
+    <w:lsdException w:name="Plain Table 1" w:uiPriority="41"/>
+    <w:lsdException w:name="Plain Table 2" w:uiPriority="42"/>
+    <w:lsdException w:name="Plain Table 3" w:uiPriority="43"/>
+    <w:lsdException w:name="Plain Table 4" w:uiPriority="44"/>
+    <w:lsdException w:name="Plain Table 5" w:uiPriority="45"/>
+    <w:lsdException w:name="Grid Table Light" w:uiPriority="40"/>
+    <w:lsdException w:name="Grid Table 1 Light" w:uiPriority="46"/>
+    <w:lsdException w:name="Grid Table 2" w:uiPriority="47"/>
+    <w:lsdException w:name="Grid Table 3" w:uiPriority="48"/>
+    <w:lsdException w:name="Grid Table 4" w:uiPriority="49"/>
+    <w:lsdException w:name="Grid Table 5 Dark" w:uiPriority="50"/>
+    <w:lsdException w:name="Grid Table 6 Colorful" w:uiPriority="51"/>
+    <w:lsdException w:name="Grid Table 7 Colorful" w:uiPriority="52"/>
+    <w:lsdException w:name="Grid Table 1 Light Accent 1" w:uiPriority="46"/>
+    <w:lsdException w:name="Grid Table 2 Accent 1" w:uiPriority="47"/>
+    <w:lsdException w:name="Grid Table 3 Accent 1" w:uiPriority="48"/>
+    <w:lsdException w:name="Grid Table 4 Accent 1" w:uiPriority="49"/>
+    <w:lsdException w:name="Grid Table 5 Dark Accent 1" w:uiPriority="50"/>
+    <w:lsdException w:name="Grid Table 6 Colorful Accent 1" w:uiPriority="51"/>
+    <w:lsdException w:name="Grid Table 7 Colorful Accent 1" w:uiPriority="52"/>
+    <w:lsdException w:name="Grid Table 1 Light Accent 2" w:uiPriority="46"/>
+    <w:lsdException w:name="Grid Table 2 Accent 2" w:uiPriority="47"/>
+    <w:lsdException w:name="Grid Table 3 Accent 2" w:uiPriority="48"/>
+    <w:lsdException w:name="Grid Table 4 Accent 2" w:uiPriority="49"/>
+    <w:lsdException w:name="Grid Table 5 Dark Accent 2" w:uiPriority="50"/>
+    <w:lsdException w:name="Grid Table 6 Colorful Accent 2" w:uiPriority="51"/>
+    <w:lsdException w:name="Grid Table 7 Colorful Accent 2" w:uiPriority="52"/>
+    <w:lsdException w:name="Grid Table 1 Light Accent 3" w:uiPriority="46"/>
+    <w:lsdException w:name="Grid Table 2 Accent 3" w:uiPriority="47"/>
+    <w:lsdException w:name="Grid Table 3 Accent 3" w:uiPriority="48"/>
+    <w:lsdException w:name="Grid Table 4 Accent 3" w:uiPriority="49"/>
+    <w:lsdException w:name="Grid Table 5 Dark Accent 3" w:uiPriority="50"/>
+    <w:lsdException w:name="Grid Table 6 Colorful Accent 3" w:uiPriority="51"/>
+    <w:lsdException w:name="Grid Table 7 Colorful Accent 3" w:uiPriority="52"/>
+    <w:lsdException w:name="Grid Table 1 Light Accent 4" w:uiPriority="46"/>
+    <w:lsdException w:name="Grid Table 2 Accent 4" w:uiPriority="47"/>
+    <w:lsdException w:name="Grid Table 3 Accent 4" w:uiPriority="48"/>
+    <w:lsdException w:name="Grid Table 4 Accent 4" w:uiPriority="49"/>
+    <w:lsdException w:name="Grid Table 5 Dark Accent 4" w:uiPriority="50"/>
+    <w:lsdException w:name="Grid Table 6 Colorful Accent 4" w:uiPriority="51"/>
+    <w:lsdException w:name="Grid Table 7 Colorful Accent 4" w:uiPriority="52"/>
+    <w:lsdException w:name="Grid Table 1 Light Accent 5" w:uiPriority="46"/>
+    <w:lsdException w:name="Grid Table 2 Accent 5" w:uiPriority="47"/>
+    <w:lsdException w:name="Grid Table 3 Accent 5" w:uiPriority="48"/>
+    <w:lsdException w:name="Grid Table 4 Accent 5" w:uiPriority="49"/>
+    <w:lsdException w:name="Grid Table 5 Dark Accent 5" w:uiPriority="50"/>
+    <w:lsdException w:name="Grid Table 6 Colorful Accent 5" w:uiPriority="51"/>
+    <w:lsdException w:name="Grid Table 7 Colorful Accent 5" w:uiPriority="52"/>
+    <w:lsdException w:name="Grid Table 1 Light Accent 6" w:uiPriority="46"/>
+    <w:lsdException w:name="Grid Table 2 Accent 6" w:uiPriority="47"/>
+    <w:lsdException w:name="Grid Table 3 Accent 6" w:uiPriority="48"/>
+    <w:lsdException w:name="Grid Table 4 Accent 6" w:uiPriority="49"/>
+    <w:lsdException w:name="Grid Table 5 Dark Accent 6" w:uiPriority="50"/>
+    <w:lsdException w:name="Grid Table 6 Colorful Accent 6" w:uiPriority="51"/>
+    <w:lsdException w:name="Grid Table 7 Colorful Accent 6" w:uiPriority="52"/>
+    <w:lsdException w:name="List Table 1 Light" w:uiPriority="46"/>
+    <w:lsdException w:name="List Table 2" w:uiPriority="47"/>
+    <w:lsdException w:name="List Table 3" w:uiPriority="48"/>
+    <w:lsdException w:name="List Table 4" w:uiPriority="49"/>
+    <w:lsdException w:name="List Table 5 Dark" w:uiPriority="50"/>
+    <w:lsdException w:name="List Table 6 Colorful" w:uiPriority="51"/>
+    <w:lsdException w:name="List Table 7 Colorful" w:uiPriority="52"/>
+    <w:lsdException w:name="List Table 1 Light Accent 1" w:uiPriority="46"/>
+    <w:lsdException w:name="List Table 2 Accent 1" w:uiPriority="47"/>
+    <w:lsdException w:name="List Table 3 Accent 1" w:uiPriority="48"/>
+    <w:lsdException w:name="List Table 4 Accent 1" w:uiPriority="49"/>
+    <w:lsdException w:name="List Table 5 Dark Accent 1" w:uiPriority="50"/>
+    <w:lsdException w:name="List Table 6 Colorful Accent 1" w:uiPriority="51"/>
+    <w:lsdException w:name="List Table 7 Colorful Accent 1" w:uiPriority="52"/>
+    <w:lsdException w:name="List Table 1 Light Accent 2" w:uiPriority="46"/>
+    <w:lsdException w:name="List Table 2 Accent 2" w:uiPriority="47"/>
+    <w:lsdException w:name="List Table 3 Accent 2" w:uiPriority="48"/>
+    <w:lsdException w:name="List Table 4 Accent 2" w:uiPriority="49"/>
+    <w:lsdException w:name="List Table 5 Dark Accent 2" w:uiPriority="50"/>
+    <w:lsdException w:name="List Table 6 Colorful Accent 2" w:uiPriority="51"/>
+    <w:lsdException w:name="List Table 7 Colorful Accent 2" w:uiPriority="52"/>
+    <w:lsdException w:name="List Table 1 Light Accent 3" w:uiPriority="46"/>
+    <w:lsdException w:name="List Table 2 Accent 3" w:uiPriority="47"/>
+    <w:lsdException w:name="List Table 3 Accent 3" w:uiPriority="48"/>
+    <w:lsdException w:name="List Table 4 Accent 3" w:uiPriority="49"/>
+    <w:lsdException w:name="List Table 5 Dark Accent 3" w:uiPriority="50"/>
+    <w:lsdException w:name="List Table 6 Colorful Accent 3" w:uiPriority="51"/>
+    <w:lsdException w:name="List Table 7 Colorful Accent 3" w:uiPriority="52"/>
+    <w:lsdException w:name="List Table 1 Light Accent 4" w:uiPriority="46"/>
+    <w:lsdException w:name="List Table 2 Accent 4" w:uiPriority="47"/>
+    <w:lsdException w:name="List Table 3 Accent 4" w:uiPriority="48"/>
+    <w:lsdException w:name="List Table 4 Accent 4" w:uiPriority="49"/>
+    <w:lsdException w:name="List Table 5 Dark Accent 4" w:uiPriority="50"/>
+    <w:lsdException w:name="List Table 6 Colorful Accent 4" w:uiPriority="51"/>
+    <w:lsdException w:name="List Table 7 Colorful Accent 4" w:uiPriority="52"/>
+    <w:lsdException w:name="List Table 1 Light Accent 5" w:uiPriority="46"/>
+    <w:lsdException w:name="List Table 2 Accent 5" w:uiPriority="47"/>
+    <w:lsdException w:name="List Table 3 Accent 5" w:uiPriority="48"/>
+    <w:lsdException w:name="List Table 4 Accent 5" w:uiPriority="49"/>
+    <w:lsdException w:name="List Table 5 Dark Accent 5" w:uiPriority="50"/>
+    <w:lsdException w:name="List Table 6 Colorful Accent 5" w:uiPriority="51"/>
+    <w:lsdException w:name="List Table 7 Colorful Accent 5" w:uiPriority="52"/>
+    <w:lsdException w:name="List Table 1 Light Accent 6" w:uiPriority="46"/>
+    <w:lsdException w:name="List Table 2 Accent 6" w:uiPriority="47"/>
+    <w:lsdException w:name="List Table 3 Accent 6" w:uiPriority="48"/>
+    <w:lsdException w:name="List Table 4 Accent 6" w:uiPriority="49"/>
+    <w:lsdException w:name="List Table 5 Dark Accent 6" w:uiPriority="50"/>
+    <w:lsdException w:name="List Table 6 Colorful Accent 6" w:uiPriority="51"/>
+    <w:lsdException w:name="List Table 7 Colorful Accent 6" w:uiPriority="52"/>
   </w:latentStyles>
   <w:style w:type="paragraph" w:default="1" w:styleId="Normal">
     <w:name w:val="Normal"/>
@@ -3055,7 +3328,6 @@
     <w:uiPriority w:val="99"/>
     <w:semiHidden/>
     <w:unhideWhenUsed/>
-    <w:qFormat/>
     <w:tblPr>
       <w:tblInd w:w="0" w:type="dxa"/>
       <w:tblCellMar>

--- a/3.DatabaseDesign.docx
+++ b/3.DatabaseDesign.docx
@@ -3,105 +3,131 @@
 <w:document xmlns:wpc="http://schemas.microsoft.com/office/word/2010/wordprocessingCanvas" xmlns:mc="http://schemas.openxmlformats.org/markup-compatibility/2006" xmlns:o="urn:schemas-microsoft-com:office:office" xmlns:r="http://schemas.openxmlformats.org/officeDocument/2006/relationships" xmlns:m="http://schemas.openxmlformats.org/officeDocument/2006/math" xmlns:v="urn:schemas-microsoft-com:vml" xmlns:wp14="http://schemas.microsoft.com/office/word/2010/wordprocessingDrawing" xmlns:wp="http://schemas.openxmlformats.org/drawingml/2006/wordprocessingDrawing" xmlns:w10="urn:schemas-microsoft-com:office:word" xmlns:w="http://schemas.openxmlformats.org/wordprocessingml/2006/main" xmlns:w14="http://schemas.microsoft.com/office/word/2010/wordml" xmlns:w15="http://schemas.microsoft.com/office/word/2012/wordml" xmlns:wpg="http://schemas.microsoft.com/office/word/2010/wordprocessingGroup" xmlns:wpi="http://schemas.microsoft.com/office/word/2010/wordprocessingInk" xmlns:wne="http://schemas.microsoft.com/office/word/2006/wordml" xmlns:wps="http://schemas.microsoft.com/office/word/2010/wordprocessingShape" mc:Ignorable="w14 w15 wp14">
   <w:body>
     <w:p>
-      <w:r>
-        <w:rPr>
+      <w:pPr>
+        <w:jc w:val="center"/>
+        <w:rPr>
+          <w:b/>
+          <w:sz w:val="48"/>
+        </w:rPr>
+      </w:pPr>
+      <w:r>
+        <w:rPr>
+          <w:b/>
+          <w:sz w:val="48"/>
+        </w:rPr>
+        <w:t>Green University of Bangladesh</w:t>
+      </w:r>
+    </w:p>
+    <w:p>
+      <w:pPr>
+        <w:jc w:val="center"/>
+        <w:rPr>
+          <w:b/>
+          <w:sz w:val="48"/>
+        </w:rPr>
+      </w:pPr>
+      <w:r>
+        <w:rPr>
+          <w:b/>
           <w:noProof/>
-        </w:rPr>
-        <w:pict>
-          <v:shapetype id="_x0000_t75" coordsize="21600,21600" o:spt="75" o:preferrelative="t" path="m@4@5l@4@11@9@11@9@5xe" filled="f" stroked="f">
-            <v:stroke joinstyle="miter"/>
-            <v:formulas>
-              <v:f eqn="if lineDrawn pixelLineWidth 0"/>
-              <v:f eqn="sum @0 1 0"/>
-              <v:f eqn="sum 0 0 @1"/>
-              <v:f eqn="prod @2 1 2"/>
-              <v:f eqn="prod @3 21600 pixelWidth"/>
-              <v:f eqn="prod @3 21600 pixelHeight"/>
-              <v:f eqn="sum @0 0 1"/>
-              <v:f eqn="prod @6 1 2"/>
-              <v:f eqn="prod @7 21600 pixelWidth"/>
-              <v:f eqn="sum @8 21600 0"/>
-              <v:f eqn="prod @7 21600 pixelHeight"/>
-              <v:f eqn="sum @10 21600 0"/>
-            </v:formulas>
-            <v:path o:extrusionok="f" gradientshapeok="t" o:connecttype="rect"/>
-            <o:lock v:ext="edit" aspectratio="t"/>
-          </v:shapetype>
-          <v:shape id="_x0000_s1026" type="#_x0000_t75" style="position:absolute;margin-left:1in;margin-top:-48.75pt;width:271.5pt;height:104.25pt;z-index:251660288;mso-position-horizontal-relative:margin;mso-position-vertical-relative:margin">
-            <v:imagedata r:id="rId7" o:title="download"/>
-            <w10:wrap type="square" anchorx="margin" anchory="margin"/>
-          </v:shape>
-        </w:pict>
-      </w:r>
-    </w:p>
-    <w:p>
-      <w:pPr>
+          <w:sz w:val="48"/>
+        </w:rPr>
+        <w:drawing>
+          <wp:inline distT="0" distB="0" distL="0" distR="0" wp14:anchorId="7945D83C" wp14:editId="07856405">
+            <wp:extent cx="3105150" cy="1533525"/>
+            <wp:effectExtent l="0" t="0" r="0" b="9525"/>
+            <wp:docPr id="1" name="Picture 1" descr="download"/>
+            <wp:cNvGraphicFramePr>
+              <a:graphicFrameLocks xmlns:a="http://schemas.openxmlformats.org/drawingml/2006/main" noChangeAspect="1"/>
+            </wp:cNvGraphicFramePr>
+            <a:graphic xmlns:a="http://schemas.openxmlformats.org/drawingml/2006/main">
+              <a:graphicData uri="http://schemas.openxmlformats.org/drawingml/2006/picture">
+                <pic:pic xmlns:pic="http://schemas.openxmlformats.org/drawingml/2006/picture">
+                  <pic:nvPicPr>
+                    <pic:cNvPr id="0" name="image2.png" descr="download"/>
+                    <pic:cNvPicPr>
+                      <a:picLocks noChangeAspect="1" noChangeArrowheads="1"/>
+                    </pic:cNvPicPr>
+                  </pic:nvPicPr>
+                  <pic:blipFill>
+                    <a:blip r:embed="rId7">
+                      <a:extLst>
+                        <a:ext uri="{28A0092B-C50C-407E-A947-70E740481C1C}">
+                          <a14:useLocalDpi xmlns:a14="http://schemas.microsoft.com/office/drawing/2010/main" val="0"/>
+                        </a:ext>
+                      </a:extLst>
+                    </a:blip>
+                    <a:srcRect/>
+                    <a:stretch>
+                      <a:fillRect/>
+                    </a:stretch>
+                  </pic:blipFill>
+                  <pic:spPr bwMode="auto">
+                    <a:xfrm>
+                      <a:off x="0" y="0"/>
+                      <a:ext cx="3105150" cy="1533525"/>
+                    </a:xfrm>
+                    <a:prstGeom prst="rect">
+                      <a:avLst/>
+                    </a:prstGeom>
+                    <a:noFill/>
+                    <a:ln>
+                      <a:noFill/>
+                    </a:ln>
+                  </pic:spPr>
+                </pic:pic>
+              </a:graphicData>
+            </a:graphic>
+          </wp:inline>
+        </w:drawing>
+      </w:r>
+    </w:p>
+    <w:p>
+      <w:pPr>
+        <w:pStyle w:val="NoSpacing"/>
+        <w:rPr>
+          <w:b/>
+          <w:sz w:val="32"/>
+        </w:rPr>
+      </w:pPr>
+      <w:r>
+        <w:rPr>
+          <w:b/>
+          <w:sz w:val="32"/>
+        </w:rPr>
+        <w:t>Department of Computer Science and Technology and Engineering</w:t>
+      </w:r>
+    </w:p>
+    <w:p>
+      <w:pPr>
+        <w:pStyle w:val="NoSpacing"/>
+      </w:pPr>
+    </w:p>
+    <w:p>
+      <w:pPr>
+        <w:pStyle w:val="NoSpacing"/>
         <w:jc w:val="center"/>
         <w:rPr>
           <w:b/>
-          <w:color w:val="C00000"/>
-          <w:sz w:val="34"/>
-        </w:rPr>
-      </w:pPr>
-      <w:r>
-        <w:rPr>
-          <w:b/>
-          <w:color w:val="C00000"/>
-          <w:sz w:val="34"/>
-        </w:rPr>
-        <w:t xml:space="preserve">     </w:t>
-      </w:r>
-    </w:p>
-    <w:p>
-      <w:pPr>
-        <w:jc w:val="center"/>
-        <w:rPr>
-          <w:color w:val="C00000"/>
-          <w:sz w:val="34"/>
-        </w:rPr>
-      </w:pPr>
-      <w:r>
-        <w:rPr>
-          <w:color w:val="C00000"/>
-          <w:sz w:val="34"/>
-        </w:rPr>
-        <w:t>Department of Computer Science and Engineering</w:t>
-      </w:r>
-    </w:p>
-    <w:p>
-      <w:pPr>
-        <w:jc w:val="center"/>
-        <w:rPr>
-          <w:b/>
-          <w:color w:val="000000" w:themeColor="text1"/>
-          <w:sz w:val="34"/>
-          <w:u w:val="single"/>
-        </w:rPr>
-      </w:pPr>
-      <w:r>
-        <w:rPr>
-          <w:b/>
-          <w:color w:val="000000" w:themeColor="text1"/>
-          <w:sz w:val="34"/>
-          <w:u w:val="single"/>
-        </w:rPr>
-        <w:t>“Exam Management</w:t>
-      </w:r>
-      <w:r>
-        <w:rPr>
-          <w:b/>
-          <w:color w:val="000000" w:themeColor="text1"/>
-          <w:sz w:val="34"/>
-          <w:u w:val="single"/>
-        </w:rPr>
-        <w:t xml:space="preserve"> System”</w:t>
-      </w:r>
+          <w:sz w:val="28"/>
+        </w:rPr>
+      </w:pPr>
+    </w:p>
+    <w:p>
+      <w:pPr>
+        <w:pStyle w:val="NoSpacing"/>
+        <w:rPr>
+          <w:b/>
+          <w:sz w:val="28"/>
+        </w:rPr>
+      </w:pPr>
+      <w:bookmarkStart w:id="0" w:name="_GoBack"/>
+      <w:bookmarkEnd w:id="0"/>
     </w:p>
     <w:tbl>
       <w:tblPr>
-        <w:tblStyle w:val="MediumGrid1-Accent3"/>
+        <w:tblStyle w:val="TableGrid"/>
         <w:tblW w:w="8190" w:type="dxa"/>
-        <w:jc w:val="center"/>
         <w:tblLook w:val="04A0" w:firstRow="1" w:lastRow="0" w:firstColumn="1" w:lastColumn="0" w:noHBand="0" w:noVBand="1"/>
       </w:tblPr>
       <w:tblGrid>
@@ -109,13 +135,8 @@
         <w:gridCol w:w="5687"/>
       </w:tblGrid>
       <w:tr>
-        <w:trPr>
-          <w:cnfStyle w:val="100000000000" w:firstRow="1" w:lastRow="0" w:firstColumn="0" w:lastColumn="0" w:oddVBand="0" w:evenVBand="0" w:oddHBand="0" w:evenHBand="0" w:firstRowFirstColumn="0" w:firstRowLastColumn="0" w:lastRowFirstColumn="0" w:lastRowLastColumn="0"/>
-          <w:jc w:val="center"/>
-        </w:trPr>
         <w:tc>
           <w:tcPr>
-            <w:cnfStyle w:val="001000000000" w:firstRow="0" w:lastRow="0" w:firstColumn="1" w:lastColumn="0" w:oddVBand="0" w:evenVBand="0" w:oddHBand="0" w:evenHBand="0" w:firstRowFirstColumn="0" w:firstRowLastColumn="0" w:lastRowFirstColumn="0" w:lastRowLastColumn="0"/>
             <w:tcW w:w="2503" w:type="dxa"/>
           </w:tcPr>
           <w:p>
@@ -129,13 +150,7 @@
               <w:rPr>
                 <w:sz w:val="26"/>
               </w:rPr>
-              <w:t>Course Title</w:t>
-            </w:r>
-            <w:r>
-              <w:rPr>
-                <w:sz w:val="26"/>
-              </w:rPr>
-              <w:t>:</w:t>
+              <w:t>Course Title:</w:t>
             </w:r>
           </w:p>
         </w:tc>
@@ -145,15 +160,13 @@
           </w:tcPr>
           <w:p>
             <w:pPr>
-              <w:cnfStyle w:val="100000000000" w:firstRow="1" w:lastRow="0" w:firstColumn="0" w:lastColumn="0" w:oddVBand="0" w:evenVBand="0" w:oddHBand="0" w:evenHBand="0" w:firstRowFirstColumn="0" w:firstRowLastColumn="0" w:lastRowFirstColumn="0" w:lastRowLastColumn="0"/>
-              <w:rPr>
-                <w:b w:val="0"/>
+              <w:rPr>
+                <w:b/>
                 <w:sz w:val="26"/>
               </w:rPr>
             </w:pPr>
             <w:r>
               <w:rPr>
-                <w:b w:val="0"/>
                 <w:sz w:val="26"/>
               </w:rPr>
               <w:t>Information System and Design Lab</w:t>
@@ -162,13 +175,8 @@
         </w:tc>
       </w:tr>
       <w:tr>
-        <w:trPr>
-          <w:cnfStyle w:val="000000100000" w:firstRow="0" w:lastRow="0" w:firstColumn="0" w:lastColumn="0" w:oddVBand="0" w:evenVBand="0" w:oddHBand="1" w:evenHBand="0" w:firstRowFirstColumn="0" w:firstRowLastColumn="0" w:lastRowFirstColumn="0" w:lastRowLastColumn="0"/>
-          <w:jc w:val="center"/>
-        </w:trPr>
         <w:tc>
           <w:tcPr>
-            <w:cnfStyle w:val="001000000000" w:firstRow="0" w:lastRow="0" w:firstColumn="1" w:lastColumn="0" w:oddVBand="0" w:evenVBand="0" w:oddHBand="0" w:evenHBand="0" w:firstRowFirstColumn="0" w:firstRowLastColumn="0" w:lastRowFirstColumn="0" w:lastRowLastColumn="0"/>
             <w:tcW w:w="2503" w:type="dxa"/>
           </w:tcPr>
           <w:p>
@@ -192,7 +200,6 @@
           </w:tcPr>
           <w:p>
             <w:pPr>
-              <w:cnfStyle w:val="000000100000" w:firstRow="0" w:lastRow="0" w:firstColumn="0" w:lastColumn="0" w:oddVBand="0" w:evenVBand="0" w:oddHBand="1" w:evenHBand="0" w:firstRowFirstColumn="0" w:firstRowLastColumn="0" w:lastRowFirstColumn="0" w:lastRowLastColumn="0"/>
               <w:rPr>
                 <w:sz w:val="26"/>
               </w:rPr>
@@ -207,12 +214,8 @@
         </w:tc>
       </w:tr>
       <w:tr>
-        <w:trPr>
-          <w:jc w:val="center"/>
-        </w:trPr>
         <w:tc>
           <w:tcPr>
-            <w:cnfStyle w:val="001000000000" w:firstRow="0" w:lastRow="0" w:firstColumn="1" w:lastColumn="0" w:oddVBand="0" w:evenVBand="0" w:oddHBand="0" w:evenHBand="0" w:firstRowFirstColumn="0" w:firstRowLastColumn="0" w:lastRowFirstColumn="0" w:lastRowLastColumn="0"/>
             <w:tcW w:w="2503" w:type="dxa"/>
           </w:tcPr>
           <w:p>
@@ -236,7 +239,6 @@
           </w:tcPr>
           <w:p>
             <w:pPr>
-              <w:cnfStyle w:val="000000000000" w:firstRow="0" w:lastRow="0" w:firstColumn="0" w:lastColumn="0" w:oddVBand="0" w:evenVBand="0" w:oddHBand="0" w:evenHBand="0" w:firstRowFirstColumn="0" w:firstRowLastColumn="0" w:lastRowFirstColumn="0" w:lastRowLastColumn="0"/>
               <w:rPr>
                 <w:sz w:val="26"/>
               </w:rPr>
@@ -251,13 +253,8 @@
         </w:tc>
       </w:tr>
       <w:tr>
-        <w:trPr>
-          <w:cnfStyle w:val="000000100000" w:firstRow="0" w:lastRow="0" w:firstColumn="0" w:lastColumn="0" w:oddVBand="0" w:evenVBand="0" w:oddHBand="1" w:evenHBand="0" w:firstRowFirstColumn="0" w:firstRowLastColumn="0" w:lastRowFirstColumn="0" w:lastRowLastColumn="0"/>
-          <w:jc w:val="center"/>
-        </w:trPr>
         <w:tc>
           <w:tcPr>
-            <w:cnfStyle w:val="001000000000" w:firstRow="0" w:lastRow="0" w:firstColumn="1" w:lastColumn="0" w:oddVBand="0" w:evenVBand="0" w:oddHBand="0" w:evenHBand="0" w:firstRowFirstColumn="0" w:firstRowLastColumn="0" w:lastRowFirstColumn="0" w:lastRowLastColumn="0"/>
             <w:tcW w:w="2503" w:type="dxa"/>
           </w:tcPr>
           <w:p>
@@ -281,7 +278,6 @@
           </w:tcPr>
           <w:p>
             <w:pPr>
-              <w:cnfStyle w:val="000000100000" w:firstRow="0" w:lastRow="0" w:firstColumn="0" w:lastColumn="0" w:oddVBand="0" w:evenVBand="0" w:oddHBand="1" w:evenHBand="0" w:firstRowFirstColumn="0" w:firstRowLastColumn="0" w:lastRowFirstColumn="0" w:lastRowLastColumn="0"/>
               <w:rPr>
                 <w:sz w:val="26"/>
               </w:rPr>
@@ -302,12 +298,8 @@
         </w:tc>
       </w:tr>
       <w:tr>
-        <w:trPr>
-          <w:jc w:val="center"/>
-        </w:trPr>
         <w:tc>
           <w:tcPr>
-            <w:cnfStyle w:val="001000000000" w:firstRow="0" w:lastRow="0" w:firstColumn="1" w:lastColumn="0" w:oddVBand="0" w:evenVBand="0" w:oddHBand="0" w:evenHBand="0" w:firstRowFirstColumn="0" w:firstRowLastColumn="0" w:lastRowFirstColumn="0" w:lastRowLastColumn="0"/>
             <w:tcW w:w="2503" w:type="dxa"/>
           </w:tcPr>
           <w:p>
@@ -331,7 +323,6 @@
           </w:tcPr>
           <w:p>
             <w:pPr>
-              <w:cnfStyle w:val="000000000000" w:firstRow="0" w:lastRow="0" w:firstColumn="0" w:lastColumn="0" w:oddVBand="0" w:evenVBand="0" w:oddHBand="0" w:evenHBand="0" w:firstRowFirstColumn="0" w:firstRowLastColumn="0" w:lastRowFirstColumn="0" w:lastRowLastColumn="0"/>
               <w:rPr>
                 <w:sz w:val="26"/>
               </w:rPr>
@@ -340,13 +331,13 @@
               <w:rPr>
                 <w:sz w:val="26"/>
               </w:rPr>
-              <w:t>Database Design for</w:t>
+              <w:t xml:space="preserve">Database design </w:t>
             </w:r>
             <w:r>
               <w:rPr>
                 <w:sz w:val="26"/>
               </w:rPr>
-              <w:t xml:space="preserve"> </w:t>
+              <w:t xml:space="preserve">for </w:t>
             </w:r>
             <w:r>
               <w:rPr>
@@ -379,13 +370,8 @@
         </w:tc>
       </w:tr>
       <w:tr>
-        <w:trPr>
-          <w:cnfStyle w:val="000000100000" w:firstRow="0" w:lastRow="0" w:firstColumn="0" w:lastColumn="0" w:oddVBand="0" w:evenVBand="0" w:oddHBand="1" w:evenHBand="0" w:firstRowFirstColumn="0" w:firstRowLastColumn="0" w:lastRowFirstColumn="0" w:lastRowLastColumn="0"/>
-          <w:jc w:val="center"/>
-        </w:trPr>
         <w:tc>
           <w:tcPr>
-            <w:cnfStyle w:val="001000000000" w:firstRow="0" w:lastRow="0" w:firstColumn="1" w:lastColumn="0" w:oddVBand="0" w:evenVBand="0" w:oddHBand="0" w:evenHBand="0" w:firstRowFirstColumn="0" w:firstRowLastColumn="0" w:lastRowFirstColumn="0" w:lastRowLastColumn="0"/>
             <w:tcW w:w="2503" w:type="dxa"/>
           </w:tcPr>
           <w:p>
@@ -410,7 +396,6 @@
           <w:p>
             <w:pPr>
               <w:jc w:val="center"/>
-              <w:cnfStyle w:val="000000100000" w:firstRow="0" w:lastRow="0" w:firstColumn="0" w:lastColumn="0" w:oddVBand="0" w:evenVBand="0" w:oddHBand="1" w:evenHBand="0" w:firstRowFirstColumn="0" w:firstRowLastColumn="0" w:lastRowFirstColumn="0" w:lastRowLastColumn="0"/>
               <w:rPr>
                 <w:sz w:val="26"/>
               </w:rPr>
@@ -421,6 +406,317 @@
     </w:tbl>
     <w:p>
       <w:pPr>
+        <w:pStyle w:val="NoSpacing"/>
+        <w:pBdr>
+          <w:bottom w:val="single" w:sz="4" w:space="1" w:color="auto"/>
+        </w:pBdr>
+        <w:rPr>
+          <w:b/>
+          <w:sz w:val="28"/>
+        </w:rPr>
+      </w:pPr>
+    </w:p>
+    <w:p>
+      <w:pPr>
+        <w:pStyle w:val="NoSpacing"/>
+        <w:pBdr>
+          <w:bottom w:val="single" w:sz="4" w:space="1" w:color="auto"/>
+        </w:pBdr>
+        <w:rPr>
+          <w:b/>
+          <w:sz w:val="28"/>
+        </w:rPr>
+      </w:pPr>
+    </w:p>
+    <w:p>
+      <w:pPr>
+        <w:pStyle w:val="NoSpacing"/>
+        <w:pBdr>
+          <w:bottom w:val="single" w:sz="4" w:space="1" w:color="auto"/>
+        </w:pBdr>
+        <w:rPr>
+          <w:b/>
+          <w:sz w:val="28"/>
+        </w:rPr>
+      </w:pPr>
+    </w:p>
+    <w:p>
+      <w:pPr>
+        <w:pStyle w:val="NoSpacing"/>
+        <w:pBdr>
+          <w:bottom w:val="single" w:sz="4" w:space="1" w:color="auto"/>
+        </w:pBdr>
+        <w:rPr>
+          <w:b/>
+          <w:sz w:val="28"/>
+        </w:rPr>
+      </w:pPr>
+    </w:p>
+    <w:p>
+      <w:pPr>
+        <w:pStyle w:val="NoSpacing"/>
+        <w:pBdr>
+          <w:bottom w:val="single" w:sz="4" w:space="1" w:color="auto"/>
+        </w:pBdr>
+        <w:rPr>
+          <w:b/>
+          <w:sz w:val="28"/>
+        </w:rPr>
+      </w:pPr>
+    </w:p>
+    <w:p>
+      <w:pPr>
+        <w:pStyle w:val="NoSpacing"/>
+        <w:pBdr>
+          <w:bottom w:val="single" w:sz="4" w:space="1" w:color="auto"/>
+        </w:pBdr>
+        <w:rPr>
+          <w:b/>
+          <w:sz w:val="28"/>
+        </w:rPr>
+      </w:pPr>
+    </w:p>
+    <w:p>
+      <w:pPr>
+        <w:pStyle w:val="NoSpacing"/>
+        <w:rPr>
+          <w:b/>
+          <w:sz w:val="28"/>
+        </w:rPr>
+      </w:pPr>
+      <w:r>
+        <w:rPr>
+          <w:b/>
+          <w:sz w:val="28"/>
+        </w:rPr>
+        <w:t>Submitted By:</w:t>
+      </w:r>
+      <w:r>
+        <w:rPr>
+          <w:b/>
+          <w:sz w:val="28"/>
+        </w:rPr>
+        <w:tab/>
+      </w:r>
+      <w:r>
+        <w:rPr>
+          <w:b/>
+          <w:sz w:val="28"/>
+        </w:rPr>
+        <w:tab/>
+      </w:r>
+      <w:r>
+        <w:rPr>
+          <w:b/>
+          <w:sz w:val="28"/>
+        </w:rPr>
+        <w:tab/>
+        <w:t xml:space="preserve">                                         Submitted To:</w:t>
+      </w:r>
+    </w:p>
+    <w:p>
+      <w:pPr>
+        <w:pStyle w:val="NoSpacing"/>
+        <w:rPr>
+          <w:b/>
+          <w:sz w:val="28"/>
+        </w:rPr>
+      </w:pPr>
+      <w:r>
+        <w:rPr>
+          <w:b/>
+          <w:sz w:val="28"/>
+        </w:rPr>
+        <w:t>Name: Jannatul Ferdaus                                                      Name:Safial Islam Ayon</w:t>
+      </w:r>
+    </w:p>
+    <w:p>
+      <w:pPr>
+        <w:pStyle w:val="NoSpacing"/>
+        <w:rPr>
+          <w:b/>
+          <w:sz w:val="28"/>
+        </w:rPr>
+      </w:pPr>
+      <w:r>
+        <w:rPr>
+          <w:b/>
+          <w:sz w:val="28"/>
+        </w:rPr>
+        <w:t>ID:182015111                                                                        Designation:Lecturer</w:t>
+      </w:r>
+    </w:p>
+    <w:p>
+      <w:pPr>
+        <w:pStyle w:val="NoSpacing"/>
+        <w:rPr>
+          <w:b/>
+          <w:sz w:val="28"/>
+        </w:rPr>
+      </w:pPr>
+      <w:r>
+        <w:rPr>
+          <w:b/>
+          <w:sz w:val="28"/>
+        </w:rPr>
+        <w:t>Name:Rakib Hossain</w:t>
+      </w:r>
+    </w:p>
+    <w:p>
+      <w:pPr>
+        <w:pStyle w:val="NoSpacing"/>
+        <w:rPr>
+          <w:b/>
+          <w:sz w:val="28"/>
+        </w:rPr>
+      </w:pPr>
+      <w:r>
+        <w:rPr>
+          <w:b/>
+          <w:sz w:val="28"/>
+        </w:rPr>
+        <w:t xml:space="preserve">ID:182015003                                                                                     </w:t>
+      </w:r>
+      <w:r>
+        <w:rPr>
+          <w:b/>
+          <w:sz w:val="28"/>
+        </w:rPr>
+        <w:tab/>
+      </w:r>
+      <w:r>
+        <w:rPr>
+          <w:b/>
+          <w:sz w:val="28"/>
+        </w:rPr>
+        <w:tab/>
+      </w:r>
+      <w:r>
+        <w:rPr>
+          <w:b/>
+          <w:sz w:val="28"/>
+        </w:rPr>
+        <w:tab/>
+      </w:r>
+      <w:r>
+        <w:rPr>
+          <w:b/>
+          <w:sz w:val="28"/>
+        </w:rPr>
+        <w:tab/>
+      </w:r>
+      <w:r>
+        <w:rPr>
+          <w:b/>
+          <w:sz w:val="28"/>
+        </w:rPr>
+        <w:tab/>
+        <w:t xml:space="preserve">                   </w:t>
+      </w:r>
+    </w:p>
+    <w:p>
+      <w:pPr>
+        <w:pStyle w:val="NoSpacing"/>
+        <w:pBdr>
+          <w:top w:val="single" w:sz="4" w:space="1" w:color="auto"/>
+        </w:pBdr>
+        <w:rPr>
+          <w:b/>
+          <w:sz w:val="28"/>
+        </w:rPr>
+      </w:pPr>
+      <w:r>
+        <w:rPr>
+          <w:b/>
+          <w:sz w:val="28"/>
+        </w:rPr>
+        <w:t>Teacher Remarks:</w:t>
+      </w:r>
+    </w:p>
+    <w:p>
+      <w:pPr>
+        <w:rPr>
+          <w:b/>
+          <w:sz w:val="28"/>
+        </w:rPr>
+      </w:pPr>
+      <w:r>
+        <w:t xml:space="preserve">                                           </w:t>
+      </w:r>
+      <w:r>
+        <w:tab/>
+      </w:r>
+      <w:r>
+        <w:tab/>
+      </w:r>
+      <w:r>
+        <w:tab/>
+      </w:r>
+      <w:r>
+        <w:tab/>
+      </w:r>
+      <w:r>
+        <w:tab/>
+      </w:r>
+      <w:r>
+        <w:rPr>
+          <w:b/>
+          <w:sz w:val="28"/>
+        </w:rPr>
+        <w:t xml:space="preserve">                              </w:t>
+      </w:r>
+    </w:p>
+    <w:p>
+      <w:pPr>
+        <w:pBdr>
+          <w:between w:val="single" w:sz="4" w:space="1" w:color="auto"/>
+        </w:pBdr>
+        <w:ind w:left="5760" w:firstLine="720"/>
+        <w:rPr>
+          <w:b/>
+          <w:sz w:val="28"/>
+        </w:rPr>
+      </w:pPr>
+      <w:r>
+        <w:rPr>
+          <w:b/>
+          <w:sz w:val="28"/>
+        </w:rPr>
+        <w:t>Teachers Signature</w:t>
+      </w:r>
+    </w:p>
+    <w:p>
+      <w:pPr>
+        <w:jc w:val="center"/>
+        <w:rPr>
+          <w:b/>
+          <w:color w:val="000000" w:themeColor="text1"/>
+          <w:sz w:val="34"/>
+          <w:u w:val="single"/>
+        </w:rPr>
+      </w:pPr>
+      <w:r>
+        <w:rPr>
+          <w:b/>
+          <w:color w:val="000000" w:themeColor="text1"/>
+          <w:sz w:val="34"/>
+          <w:u w:val="single"/>
+        </w:rPr>
+        <w:lastRenderedPageBreak/>
+        <w:t>Database Design for “Exam Management</w:t>
+      </w:r>
+      <w:r>
+        <w:rPr>
+          <w:b/>
+          <w:color w:val="000000" w:themeColor="text1"/>
+          <w:sz w:val="34"/>
+          <w:u w:val="single"/>
+        </w:rPr>
+        <w:t xml:space="preserve"> System”</w:t>
+      </w:r>
+    </w:p>
+    <w:p>
+      <w:pPr>
         <w:jc w:val="center"/>
         <w:rPr>
           <w:color w:val="C00000"/>
@@ -430,74 +726,1046 @@
     </w:p>
     <w:p>
       <w:pPr>
+        <w:spacing w:line="360" w:lineRule="auto"/>
+        <w:rPr>
+          <w:color w:val="000000" w:themeColor="text1"/>
+          <w:sz w:val="30"/>
+        </w:rPr>
+      </w:pPr>
+      <w:r>
+        <w:rPr>
+          <w:b/>
+          <w:color w:val="000000" w:themeColor="text1"/>
+          <w:sz w:val="30"/>
+          <w:u w:val="single"/>
+        </w:rPr>
+        <w:t>Introduction</w:t>
+      </w:r>
+      <w:r>
+        <w:rPr>
+          <w:b/>
+          <w:color w:val="000000" w:themeColor="text1"/>
+          <w:sz w:val="30"/>
+          <w:u w:val="single"/>
+        </w:rPr>
+        <w:t xml:space="preserve">: </w:t>
+      </w:r>
+      <w:r>
+        <w:rPr>
+          <w:b/>
+          <w:i/>
+          <w:color w:val="000000" w:themeColor="text1"/>
+          <w:sz w:val="30"/>
+        </w:rPr>
+        <w:t xml:space="preserve"> </w:t>
+      </w:r>
+      <w:r>
+        <w:rPr>
+          <w:color w:val="000000" w:themeColor="text1"/>
+          <w:sz w:val="30"/>
+        </w:rPr>
+        <w:t xml:space="preserve">Database design defines the database structure </w:t>
+      </w:r>
+      <w:r>
+        <w:rPr>
+          <w:color w:val="000000" w:themeColor="text1"/>
+          <w:sz w:val="30"/>
+        </w:rPr>
+        <w:t xml:space="preserve">used for planning, storing, and </w:t>
+      </w:r>
+      <w:r>
+        <w:rPr>
+          <w:color w:val="000000" w:themeColor="text1"/>
+          <w:sz w:val="30"/>
+        </w:rPr>
+        <w:t>managing information. Accuracy in data can only b</w:t>
+      </w:r>
+      <w:r>
+        <w:rPr>
+          <w:color w:val="000000" w:themeColor="text1"/>
+          <w:sz w:val="30"/>
+        </w:rPr>
+        <w:t xml:space="preserve">e accomplished if a database is </w:t>
+      </w:r>
+      <w:r>
+        <w:rPr>
+          <w:color w:val="000000" w:themeColor="text1"/>
+          <w:sz w:val="30"/>
+        </w:rPr>
+        <w:t>designed to store only valuable and necessary information.</w:t>
+      </w:r>
+    </w:p>
+    <w:p>
+      <w:pPr>
+        <w:spacing w:line="360" w:lineRule="auto"/>
+        <w:rPr>
+          <w:b/>
+          <w:color w:val="000000" w:themeColor="text1"/>
+          <w:sz w:val="30"/>
+          <w:u w:val="single"/>
+        </w:rPr>
+      </w:pPr>
+    </w:p>
+    <w:p>
+      <w:pPr>
+        <w:spacing w:line="360" w:lineRule="auto"/>
+        <w:rPr>
+          <w:b/>
+          <w:color w:val="000000" w:themeColor="text1"/>
+          <w:sz w:val="30"/>
+          <w:u w:val="single"/>
+        </w:rPr>
+      </w:pPr>
+      <w:r>
+        <w:rPr>
+          <w:color w:val="000000" w:themeColor="text1"/>
+          <w:sz w:val="30"/>
+        </w:rPr>
+        <w:t>A well-designed database is imperative in guaran</w:t>
+      </w:r>
+      <w:r>
+        <w:rPr>
+          <w:color w:val="000000" w:themeColor="text1"/>
+          <w:sz w:val="30"/>
+        </w:rPr>
+        <w:t xml:space="preserve">teeing information consistency, </w:t>
+      </w:r>
+      <w:r>
+        <w:rPr>
+          <w:color w:val="000000" w:themeColor="text1"/>
+          <w:sz w:val="30"/>
+        </w:rPr>
+        <w:t>eliminating redundant data, efficiently execu</w:t>
+      </w:r>
+      <w:r>
+        <w:rPr>
+          <w:color w:val="000000" w:themeColor="text1"/>
+          <w:sz w:val="30"/>
+        </w:rPr>
+        <w:t xml:space="preserve">ting queries, and improving the </w:t>
+      </w:r>
+      <w:r>
+        <w:rPr>
+          <w:color w:val="000000" w:themeColor="text1"/>
+          <w:sz w:val="30"/>
+        </w:rPr>
+        <w:t>performance of the database. Meticulously design</w:t>
+      </w:r>
+      <w:r>
+        <w:rPr>
+          <w:color w:val="000000" w:themeColor="text1"/>
+          <w:sz w:val="30"/>
+        </w:rPr>
+        <w:t xml:space="preserve">ing a database saves wasting of </w:t>
+      </w:r>
+      <w:r>
+        <w:rPr>
+          <w:color w:val="000000" w:themeColor="text1"/>
+          <w:sz w:val="30"/>
+        </w:rPr>
+        <w:t>time and getting frustrated during the database dev</w:t>
+      </w:r>
+      <w:r>
+        <w:rPr>
+          <w:color w:val="000000" w:themeColor="text1"/>
+          <w:sz w:val="30"/>
+        </w:rPr>
+        <w:t xml:space="preserve">elopment phase. A good database </w:t>
+      </w:r>
+      <w:r>
+        <w:rPr>
+          <w:color w:val="000000" w:themeColor="text1"/>
+          <w:sz w:val="30"/>
+        </w:rPr>
+        <w:t>design also allows to easily access, retrieves d</w:t>
+      </w:r>
+      <w:r>
+        <w:rPr>
+          <w:color w:val="000000" w:themeColor="text1"/>
+          <w:sz w:val="30"/>
+        </w:rPr>
+        <w:t xml:space="preserve">ata whenever needed and reduces </w:t>
+      </w:r>
+      <w:r>
+        <w:rPr>
+          <w:color w:val="000000" w:themeColor="text1"/>
+          <w:sz w:val="30"/>
+        </w:rPr>
+        <w:t xml:space="preserve">overall costs. So Database design is Crucial for our </w:t>
+      </w:r>
+      <w:r>
+        <w:rPr>
+          <w:b/>
+          <w:i/>
+          <w:color w:val="000000" w:themeColor="text1"/>
+          <w:sz w:val="30"/>
+        </w:rPr>
+        <w:t>“</w:t>
+      </w:r>
+      <w:r>
+        <w:rPr>
+          <w:b/>
+          <w:i/>
+          <w:color w:val="000000" w:themeColor="text1"/>
+          <w:sz w:val="30"/>
+        </w:rPr>
+        <w:t>Exam Management System</w:t>
+      </w:r>
+      <w:r>
+        <w:rPr>
+          <w:b/>
+          <w:i/>
+          <w:color w:val="000000" w:themeColor="text1"/>
+          <w:sz w:val="30"/>
+        </w:rPr>
+        <w:t>”</w:t>
+      </w:r>
+      <w:r>
+        <w:rPr>
+          <w:b/>
+          <w:color w:val="000000" w:themeColor="text1"/>
+          <w:sz w:val="30"/>
+        </w:rPr>
+        <w:t xml:space="preserve"> </w:t>
+      </w:r>
+      <w:r>
+        <w:rPr>
+          <w:color w:val="000000" w:themeColor="text1"/>
+          <w:sz w:val="30"/>
+        </w:rPr>
+        <w:t>project. Here describe how we designed our proje</w:t>
+      </w:r>
+      <w:r>
+        <w:rPr>
+          <w:color w:val="000000" w:themeColor="text1"/>
+          <w:sz w:val="30"/>
+        </w:rPr>
+        <w:t xml:space="preserve">ct using </w:t>
+      </w:r>
+      <w:r>
+        <w:rPr>
+          <w:b/>
+          <w:color w:val="000000" w:themeColor="text1"/>
+          <w:sz w:val="30"/>
+          <w:u w:val="single"/>
+        </w:rPr>
+        <w:t>Maria DB Database Engine.</w:t>
+      </w:r>
+    </w:p>
+    <w:p>
+      <w:pPr>
+        <w:spacing w:line="360" w:lineRule="auto"/>
+        <w:rPr>
+          <w:b/>
+          <w:color w:val="000000" w:themeColor="text1"/>
+          <w:sz w:val="30"/>
+          <w:u w:val="single"/>
+        </w:rPr>
+      </w:pPr>
+    </w:p>
+    <w:p>
+      <w:pPr>
+        <w:spacing w:line="360" w:lineRule="auto"/>
+        <w:rPr>
+          <w:b/>
+          <w:color w:val="000000" w:themeColor="text1"/>
+          <w:sz w:val="30"/>
+          <w:u w:val="single"/>
+        </w:rPr>
+      </w:pPr>
+    </w:p>
+    <w:p>
+      <w:pPr>
+        <w:spacing w:line="360" w:lineRule="auto"/>
+        <w:rPr>
+          <w:b/>
+          <w:color w:val="000000" w:themeColor="text1"/>
+          <w:sz w:val="30"/>
+          <w:u w:val="single"/>
+        </w:rPr>
+      </w:pPr>
+    </w:p>
+    <w:p>
+      <w:pPr>
+        <w:spacing w:line="360" w:lineRule="auto"/>
+        <w:rPr>
+          <w:b/>
+          <w:color w:val="000000" w:themeColor="text1"/>
+          <w:sz w:val="30"/>
+          <w:u w:val="single"/>
+        </w:rPr>
+      </w:pPr>
+    </w:p>
+    <w:p>
+      <w:pPr>
+        <w:spacing w:line="360" w:lineRule="auto"/>
+        <w:rPr>
+          <w:b/>
+          <w:color w:val="000000" w:themeColor="text1"/>
+          <w:sz w:val="30"/>
+          <w:u w:val="single"/>
+        </w:rPr>
+      </w:pPr>
+    </w:p>
+    <w:p>
+      <w:pPr>
+        <w:spacing w:line="360" w:lineRule="auto"/>
         <w:jc w:val="center"/>
         <w:rPr>
-          <w:color w:val="C00000"/>
-          <w:sz w:val="34"/>
-        </w:rPr>
-      </w:pPr>
-      <w:r>
-        <w:rPr>
+          <w:b/>
+          <w:i/>
+          <w:color w:val="000000" w:themeColor="text1"/>
+          <w:sz w:val="44"/>
+          <w:u w:val="single"/>
+        </w:rPr>
+      </w:pPr>
+    </w:p>
+    <w:p>
+      <w:pPr>
+        <w:spacing w:line="360" w:lineRule="auto"/>
+        <w:jc w:val="center"/>
+        <w:rPr>
+          <w:b/>
+          <w:i/>
+          <w:color w:val="000000" w:themeColor="text1"/>
+          <w:sz w:val="44"/>
+          <w:u w:val="single"/>
+        </w:rPr>
+      </w:pPr>
+      <w:r>
+        <w:rPr>
+          <w:b/>
+          <w:i/>
+          <w:color w:val="000000" w:themeColor="text1"/>
+          <w:sz w:val="44"/>
+          <w:u w:val="single"/>
+        </w:rPr>
+        <w:t>Logical Database Design</w:t>
+      </w:r>
+    </w:p>
+    <w:p>
+      <w:pPr>
+        <w:rPr>
+          <w:color w:val="000000" w:themeColor="text1"/>
+          <w:sz w:val="30"/>
+        </w:rPr>
+      </w:pPr>
+      <w:r>
+        <w:rPr>
+          <w:color w:val="000000" w:themeColor="text1"/>
+          <w:sz w:val="30"/>
+        </w:rPr>
+        <w:t>Logical Database Design helps us understand the deta</w:t>
+      </w:r>
+      <w:r>
+        <w:rPr>
+          <w:color w:val="000000" w:themeColor="text1"/>
+          <w:sz w:val="30"/>
+        </w:rPr>
+        <w:t xml:space="preserve">ils of the data, but not how it </w:t>
+      </w:r>
+      <w:r>
+        <w:rPr>
+          <w:color w:val="000000" w:themeColor="text1"/>
+          <w:sz w:val="30"/>
+        </w:rPr>
+        <w:t>is implemented. The logical data model is the architec</w:t>
+      </w:r>
+      <w:r>
+        <w:rPr>
+          <w:color w:val="000000" w:themeColor="text1"/>
+          <w:sz w:val="30"/>
+        </w:rPr>
+        <w:t xml:space="preserve">t or designer view of the data. </w:t>
+      </w:r>
+      <w:r>
+        <w:rPr>
+          <w:color w:val="000000" w:themeColor="text1"/>
+          <w:sz w:val="30"/>
+        </w:rPr>
+        <w:t>Here describe how we worked for Logical Database Design.</w:t>
+      </w:r>
+    </w:p>
+    <w:p>
+      <w:pPr>
+        <w:rPr>
+          <w:color w:val="000000" w:themeColor="text1"/>
+          <w:sz w:val="30"/>
+        </w:rPr>
+      </w:pPr>
+    </w:p>
+    <w:p>
+      <w:pPr>
+        <w:pStyle w:val="ListParagraph"/>
+        <w:numPr>
+          <w:ilvl w:val="0"/>
+          <w:numId w:val="1"/>
+        </w:numPr>
+        <w:rPr>
+          <w:color w:val="000000" w:themeColor="text1"/>
+          <w:sz w:val="30"/>
+        </w:rPr>
+      </w:pPr>
+      <w:r>
+        <w:rPr>
+          <w:color w:val="000000" w:themeColor="text1"/>
+          <w:sz w:val="30"/>
+        </w:rPr>
+        <w:t>We developed a logical data model design for each known user interface for</w:t>
+      </w:r>
+      <w:r>
+        <w:rPr>
+          <w:color w:val="000000" w:themeColor="text1"/>
+          <w:sz w:val="30"/>
+        </w:rPr>
+        <w:t xml:space="preserve"> </w:t>
+      </w:r>
+      <w:r>
+        <w:rPr>
+          <w:color w:val="000000" w:themeColor="text1"/>
+          <w:sz w:val="30"/>
+        </w:rPr>
+        <w:t>the project using normalization principles.</w:t>
+      </w:r>
+    </w:p>
+    <w:p>
+      <w:pPr>
+        <w:pStyle w:val="ListParagraph"/>
+        <w:rPr>
+          <w:color w:val="000000" w:themeColor="text1"/>
+          <w:sz w:val="30"/>
+        </w:rPr>
+      </w:pPr>
+    </w:p>
+    <w:p>
+      <w:pPr>
+        <w:pStyle w:val="ListParagraph"/>
+        <w:numPr>
+          <w:ilvl w:val="0"/>
+          <w:numId w:val="1"/>
+        </w:numPr>
+        <w:rPr>
+          <w:color w:val="000000" w:themeColor="text1"/>
+          <w:sz w:val="30"/>
+        </w:rPr>
+      </w:pPr>
+      <w:r>
+        <w:rPr>
+          <w:color w:val="000000" w:themeColor="text1"/>
+          <w:sz w:val="30"/>
+        </w:rPr>
+        <w:t>Next, we've combined all normalization data from all user interfaces into one</w:t>
+      </w:r>
+      <w:r>
+        <w:rPr>
+          <w:color w:val="000000" w:themeColor="text1"/>
+          <w:sz w:val="30"/>
+        </w:rPr>
+        <w:t xml:space="preserve"> </w:t>
+      </w:r>
+      <w:r>
+        <w:rPr>
+          <w:color w:val="000000" w:themeColor="text1"/>
+          <w:sz w:val="30"/>
+        </w:rPr>
+        <w:t>consolidated logical database model.</w:t>
+      </w:r>
+    </w:p>
+    <w:p>
+      <w:pPr>
+        <w:pStyle w:val="ListParagraph"/>
+        <w:rPr>
+          <w:color w:val="000000" w:themeColor="text1"/>
+          <w:sz w:val="30"/>
+        </w:rPr>
+      </w:pPr>
+    </w:p>
+    <w:p>
+      <w:pPr>
+        <w:pStyle w:val="ListParagraph"/>
+        <w:rPr>
+          <w:color w:val="000000" w:themeColor="text1"/>
+          <w:sz w:val="30"/>
+        </w:rPr>
+      </w:pPr>
+    </w:p>
+    <w:p>
+      <w:pPr>
+        <w:pStyle w:val="ListParagraph"/>
+        <w:numPr>
+          <w:ilvl w:val="0"/>
+          <w:numId w:val="1"/>
+        </w:numPr>
+        <w:rPr>
+          <w:color w:val="000000" w:themeColor="text1"/>
+          <w:sz w:val="30"/>
+        </w:rPr>
+      </w:pPr>
+      <w:r>
+        <w:rPr>
+          <w:color w:val="000000" w:themeColor="text1"/>
+          <w:sz w:val="30"/>
+        </w:rPr>
+        <w:t>The Entity Relationship (E-R) data model for the project has been transformed</w:t>
+      </w:r>
+      <w:r>
+        <w:rPr>
+          <w:color w:val="000000" w:themeColor="text1"/>
+          <w:sz w:val="30"/>
+        </w:rPr>
+        <w:t xml:space="preserve"> </w:t>
+      </w:r>
+      <w:r>
+        <w:rPr>
+          <w:color w:val="000000" w:themeColor="text1"/>
+          <w:sz w:val="30"/>
+        </w:rPr>
+        <w:t>into a normalized data requirement.</w:t>
+      </w:r>
+    </w:p>
+    <w:p>
+      <w:pPr>
+        <w:pStyle w:val="ListParagraph"/>
+        <w:rPr>
+          <w:color w:val="000000" w:themeColor="text1"/>
+          <w:sz w:val="30"/>
+        </w:rPr>
+      </w:pPr>
+    </w:p>
+    <w:p>
+      <w:pPr>
+        <w:pStyle w:val="ListParagraph"/>
+        <w:numPr>
+          <w:ilvl w:val="0"/>
+          <w:numId w:val="1"/>
+        </w:numPr>
+        <w:rPr>
+          <w:color w:val="000000" w:themeColor="text1"/>
+          <w:sz w:val="30"/>
+        </w:rPr>
+      </w:pPr>
+      <w:r>
+        <w:rPr>
+          <w:color w:val="000000" w:themeColor="text1"/>
+          <w:sz w:val="30"/>
+        </w:rPr>
+        <w:t>Finally, compared the consolidated logical database desi</w:t>
+      </w:r>
+      <w:r>
+        <w:rPr>
+          <w:color w:val="000000" w:themeColor="text1"/>
+          <w:sz w:val="30"/>
+        </w:rPr>
+        <w:t xml:space="preserve">gn with the </w:t>
+      </w:r>
+    </w:p>
+    <w:p>
+      <w:pPr>
+        <w:pStyle w:val="ListParagraph"/>
+        <w:rPr>
+          <w:color w:val="000000" w:themeColor="text1"/>
+          <w:sz w:val="30"/>
+        </w:rPr>
+      </w:pPr>
+      <w:r>
+        <w:rPr>
+          <w:color w:val="000000" w:themeColor="text1"/>
+          <w:sz w:val="30"/>
+        </w:rPr>
+        <w:t>E-</w:t>
+      </w:r>
+      <w:r>
+        <w:rPr>
+          <w:color w:val="000000" w:themeColor="text1"/>
+          <w:sz w:val="30"/>
+        </w:rPr>
+        <w:t>R data</w:t>
+      </w:r>
+      <w:r>
+        <w:rPr>
+          <w:color w:val="000000" w:themeColor="text1"/>
+          <w:sz w:val="30"/>
+        </w:rPr>
+        <w:t xml:space="preserve"> </w:t>
+      </w:r>
+      <w:r>
+        <w:rPr>
+          <w:color w:val="000000" w:themeColor="text1"/>
+          <w:sz w:val="30"/>
+        </w:rPr>
+        <w:t>model and produce one final logical database model where selected the</w:t>
+      </w:r>
+      <w:r>
+        <w:rPr>
+          <w:color w:val="000000" w:themeColor="text1"/>
+          <w:sz w:val="30"/>
+        </w:rPr>
+        <w:t xml:space="preserve"> </w:t>
+      </w:r>
+      <w:r>
+        <w:rPr>
+          <w:color w:val="000000" w:themeColor="text1"/>
+          <w:sz w:val="30"/>
+        </w:rPr>
+        <w:t>primary keys, foreign keys</w:t>
+      </w:r>
+      <w:r>
+        <w:rPr>
+          <w:color w:val="000000" w:themeColor="text1"/>
+          <w:sz w:val="30"/>
+        </w:rPr>
+        <w:t xml:space="preserve">, alternate keys, and inversion </w:t>
+      </w:r>
+      <w:r>
+        <w:rPr>
+          <w:color w:val="000000" w:themeColor="text1"/>
+          <w:sz w:val="30"/>
+        </w:rPr>
+        <w:t>entities for the</w:t>
+      </w:r>
+      <w:r>
+        <w:rPr>
+          <w:color w:val="000000" w:themeColor="text1"/>
+          <w:sz w:val="30"/>
+        </w:rPr>
+        <w:t xml:space="preserve"> </w:t>
+      </w:r>
+      <w:r>
+        <w:rPr>
+          <w:color w:val="000000" w:themeColor="text1"/>
+          <w:sz w:val="30"/>
+        </w:rPr>
+        <w:t>project (</w:t>
+      </w:r>
+      <w:r>
+        <w:rPr>
+          <w:b/>
+          <w:i/>
+          <w:color w:val="000000" w:themeColor="text1"/>
+          <w:sz w:val="30"/>
+          <w:u w:val="single"/>
+        </w:rPr>
+        <w:t>“</w:t>
+      </w:r>
+      <w:r>
+        <w:rPr>
+          <w:b/>
+          <w:i/>
+          <w:color w:val="000000" w:themeColor="text1"/>
+          <w:sz w:val="30"/>
+          <w:u w:val="single"/>
+        </w:rPr>
+        <w:t>Exam Management System</w:t>
+      </w:r>
+      <w:r>
+        <w:rPr>
+          <w:b/>
+          <w:i/>
+          <w:color w:val="000000" w:themeColor="text1"/>
+          <w:sz w:val="30"/>
+          <w:u w:val="single"/>
+        </w:rPr>
+        <w:t>”</w:t>
+      </w:r>
+      <w:r>
+        <w:rPr>
+          <w:color w:val="000000" w:themeColor="text1"/>
+          <w:sz w:val="30"/>
+        </w:rPr>
+        <w:t>).</w:t>
+      </w:r>
+    </w:p>
+    <w:p>
+      <w:pPr>
+        <w:rPr>
+          <w:color w:val="000000" w:themeColor="text1"/>
+          <w:sz w:val="30"/>
+        </w:rPr>
+      </w:pPr>
+    </w:p>
+    <w:p>
+      <w:pPr>
+        <w:rPr>
+          <w:color w:val="000000" w:themeColor="text1"/>
+          <w:sz w:val="30"/>
+        </w:rPr>
+      </w:pPr>
+    </w:p>
+    <w:p>
+      <w:pPr>
+        <w:rPr>
+          <w:color w:val="000000" w:themeColor="text1"/>
+          <w:sz w:val="30"/>
+        </w:rPr>
+      </w:pPr>
+    </w:p>
+    <w:p>
+      <w:pPr>
+        <w:rPr>
+          <w:color w:val="000000" w:themeColor="text1"/>
+          <w:sz w:val="30"/>
+        </w:rPr>
+      </w:pPr>
+    </w:p>
+    <w:p>
+      <w:pPr>
+        <w:rPr>
+          <w:color w:val="000000" w:themeColor="text1"/>
+          <w:sz w:val="30"/>
+        </w:rPr>
+      </w:pPr>
+    </w:p>
+    <w:p>
+      <w:pPr>
+        <w:rPr>
+          <w:color w:val="000000" w:themeColor="text1"/>
+          <w:sz w:val="30"/>
+        </w:rPr>
+      </w:pPr>
+    </w:p>
+    <w:p>
+      <w:pPr>
+        <w:jc w:val="center"/>
+        <w:rPr>
+          <w:i/>
+          <w:color w:val="000000" w:themeColor="text1"/>
+          <w:sz w:val="42"/>
+          <w:u w:val="single"/>
+        </w:rPr>
+      </w:pPr>
+      <w:r>
+        <w:rPr>
+          <w:i/>
+          <w:color w:val="000000" w:themeColor="text1"/>
+          <w:sz w:val="42"/>
+          <w:u w:val="single"/>
+        </w:rPr>
+        <w:t>Physical Database Design</w:t>
+      </w:r>
+    </w:p>
+    <w:p>
+      <w:pPr>
+        <w:rPr>
+          <w:color w:val="000000" w:themeColor="text1"/>
+          <w:sz w:val="32"/>
+        </w:rPr>
+      </w:pPr>
+      <w:r>
+        <w:rPr>
+          <w:color w:val="000000" w:themeColor="text1"/>
+          <w:sz w:val="32"/>
+        </w:rPr>
+        <w:t>The logical data model is used as the blueprint of what data is involved while the physical data models detail how that data will be implemented. Here describe how we implemented Physical Database Design.</w:t>
+      </w:r>
+    </w:p>
+    <w:p>
+      <w:pPr>
+        <w:rPr>
+          <w:color w:val="000000" w:themeColor="text1"/>
+          <w:sz w:val="32"/>
+        </w:rPr>
+      </w:pPr>
+    </w:p>
+    <w:p>
+      <w:pPr>
+        <w:pStyle w:val="ListParagraph"/>
+        <w:numPr>
+          <w:ilvl w:val="0"/>
+          <w:numId w:val="4"/>
+        </w:numPr>
+        <w:rPr>
+          <w:color w:val="000000" w:themeColor="text1"/>
+          <w:sz w:val="36"/>
+          <w:szCs w:val="36"/>
+        </w:rPr>
+      </w:pPr>
+      <w:r>
+        <w:rPr>
+          <w:color w:val="000000" w:themeColor="text1"/>
+          <w:sz w:val="36"/>
+          <w:szCs w:val="36"/>
+        </w:rPr>
+        <w:t>At first, we chosen Features independent of specific database and data storage structures.</w:t>
+      </w:r>
+    </w:p>
+    <w:p>
+      <w:pPr>
+        <w:pStyle w:val="ListParagraph"/>
+        <w:rPr>
+          <w:color w:val="000000" w:themeColor="text1"/>
+          <w:sz w:val="36"/>
+          <w:szCs w:val="36"/>
+        </w:rPr>
+      </w:pPr>
+    </w:p>
+    <w:p>
+      <w:pPr>
+        <w:pStyle w:val="ListParagraph"/>
+        <w:numPr>
+          <w:ilvl w:val="0"/>
+          <w:numId w:val="4"/>
+        </w:numPr>
+        <w:rPr>
+          <w:color w:val="000000" w:themeColor="text1"/>
+          <w:sz w:val="36"/>
+          <w:szCs w:val="36"/>
+        </w:rPr>
+      </w:pPr>
+      <w:r>
+        <w:rPr>
+          <w:color w:val="000000" w:themeColor="text1"/>
+          <w:sz w:val="36"/>
+          <w:szCs w:val="36"/>
+        </w:rPr>
+        <w:t>Next, grouping attributes from the logical database model into physical records.</w:t>
+      </w:r>
+    </w:p>
+    <w:p>
+      <w:pPr>
+        <w:pStyle w:val="ListParagraph"/>
+        <w:rPr>
+          <w:color w:val="000000" w:themeColor="text1"/>
+          <w:sz w:val="36"/>
+          <w:szCs w:val="36"/>
+        </w:rPr>
+      </w:pPr>
+    </w:p>
+    <w:p>
+      <w:pPr>
+        <w:pStyle w:val="ListParagraph"/>
+        <w:rPr>
+          <w:color w:val="000000" w:themeColor="text1"/>
+          <w:sz w:val="36"/>
+          <w:szCs w:val="36"/>
+        </w:rPr>
+      </w:pPr>
+    </w:p>
+    <w:p>
+      <w:pPr>
+        <w:pStyle w:val="ListParagraph"/>
+        <w:numPr>
+          <w:ilvl w:val="0"/>
+          <w:numId w:val="4"/>
+        </w:numPr>
+        <w:rPr>
+          <w:color w:val="000000" w:themeColor="text1"/>
+          <w:sz w:val="36"/>
+          <w:szCs w:val="36"/>
+        </w:rPr>
+      </w:pPr>
+      <w:r>
+        <w:rPr>
+          <w:color w:val="000000" w:themeColor="text1"/>
+          <w:sz w:val="36"/>
+          <w:szCs w:val="36"/>
+        </w:rPr>
+        <w:t>Arranging related records in our secondary memory such as 16 GB hard disk, Intel Pentium III Processor, and Operating system was Windows</w:t>
+      </w:r>
+      <w:r>
+        <w:rPr>
+          <w:color w:val="000000" w:themeColor="text1"/>
+          <w:sz w:val="36"/>
+          <w:szCs w:val="36"/>
+        </w:rPr>
+        <w:t xml:space="preserve"> </w:t>
+      </w:r>
+      <w:r>
+        <w:rPr>
+          <w:color w:val="000000" w:themeColor="text1"/>
+          <w:sz w:val="36"/>
+          <w:szCs w:val="36"/>
+        </w:rPr>
+        <w:t xml:space="preserve">7, Back End Software was </w:t>
+      </w:r>
+      <w:r>
+        <w:rPr>
+          <w:b/>
+          <w:i/>
+          <w:color w:val="000000" w:themeColor="text1"/>
+          <w:sz w:val="36"/>
+          <w:szCs w:val="36"/>
+          <w:u w:val="single"/>
+        </w:rPr>
+        <w:t>Maria DB</w:t>
+      </w:r>
+      <w:r>
+        <w:rPr>
+          <w:b/>
+          <w:i/>
+          <w:color w:val="000000" w:themeColor="text1"/>
+          <w:sz w:val="36"/>
+          <w:szCs w:val="36"/>
+          <w:u w:val="single"/>
+        </w:rPr>
+        <w:t xml:space="preserve"> Server</w:t>
+      </w:r>
+      <w:r>
+        <w:rPr>
+          <w:color w:val="000000" w:themeColor="text1"/>
+          <w:sz w:val="36"/>
+          <w:szCs w:val="36"/>
+        </w:rPr>
+        <w:t xml:space="preserve"> so that records can be</w:t>
+      </w:r>
+      <w:r>
+        <w:rPr>
+          <w:color w:val="000000" w:themeColor="text1"/>
+          <w:sz w:val="36"/>
+          <w:szCs w:val="36"/>
+        </w:rPr>
+        <w:t xml:space="preserve"> </w:t>
+      </w:r>
+      <w:r>
+        <w:rPr>
+          <w:color w:val="000000" w:themeColor="text1"/>
+          <w:sz w:val="36"/>
+          <w:szCs w:val="36"/>
+        </w:rPr>
+        <w:t>stored, retrieved and updated rapidly.</w:t>
+      </w:r>
+    </w:p>
+    <w:p>
+      <w:pPr>
+        <w:pStyle w:val="ListParagraph"/>
+        <w:rPr>
+          <w:color w:val="000000" w:themeColor="text1"/>
+          <w:sz w:val="36"/>
+          <w:szCs w:val="36"/>
+        </w:rPr>
+      </w:pPr>
+    </w:p>
+    <w:p>
+      <w:pPr>
+        <w:pStyle w:val="ListParagraph"/>
+        <w:numPr>
+          <w:ilvl w:val="0"/>
+          <w:numId w:val="4"/>
+        </w:numPr>
+        <w:rPr>
+          <w:color w:val="000000" w:themeColor="text1"/>
+          <w:sz w:val="36"/>
+          <w:szCs w:val="36"/>
+        </w:rPr>
+      </w:pPr>
+      <w:r>
+        <w:rPr>
+          <w:color w:val="000000" w:themeColor="text1"/>
+          <w:sz w:val="36"/>
+          <w:szCs w:val="36"/>
+        </w:rPr>
+        <w:t>After that, Selecting TDMS file format and Indexed file organizations</w:t>
+      </w:r>
+      <w:r>
+        <w:rPr>
+          <w:color w:val="000000" w:themeColor="text1"/>
+          <w:sz w:val="36"/>
+          <w:szCs w:val="36"/>
+        </w:rPr>
+        <w:t xml:space="preserve"> </w:t>
+      </w:r>
+      <w:r>
+        <w:rPr>
+          <w:color w:val="000000" w:themeColor="text1"/>
+          <w:sz w:val="36"/>
+          <w:szCs w:val="36"/>
+        </w:rPr>
+        <w:t>structures for storing data to make access more efficient</w:t>
+      </w:r>
+    </w:p>
+    <w:p>
+      <w:pPr>
+        <w:jc w:val="center"/>
+        <w:rPr>
+          <w:color w:val="000000" w:themeColor="text1"/>
+          <w:sz w:val="36"/>
+          <w:szCs w:val="36"/>
+        </w:rPr>
+      </w:pPr>
+      <w:r>
+        <w:rPr>
+          <w:b/>
           <w:noProof/>
-          <w:color w:val="000000" w:themeColor="text1"/>
-          <w:sz w:val="34"/>
-        </w:rPr>
-        <w:drawing>
-          <wp:inline distT="0" distB="0" distL="0" distR="0">
-            <wp:extent cx="2181225" cy="1661511"/>
-            <wp:effectExtent l="19050" t="0" r="9525" b="0"/>
-            <wp:docPr id="6" name="Picture 6" descr="C:\Users\Adal\AppData\Local\Microsoft\Windows\INetCache\Content.Word\mariadb-and-mysql.png"/>
-            <wp:cNvGraphicFramePr>
-              <a:graphicFrameLocks xmlns:a="http://schemas.openxmlformats.org/drawingml/2006/main" noChangeAspect="1"/>
-            </wp:cNvGraphicFramePr>
-            <a:graphic xmlns:a="http://schemas.openxmlformats.org/drawingml/2006/main">
-              <a:graphicData uri="http://schemas.openxmlformats.org/drawingml/2006/picture">
-                <pic:pic xmlns:pic="http://schemas.openxmlformats.org/drawingml/2006/picture">
-                  <pic:nvPicPr>
-                    <pic:cNvPr id="0" name="Picture 6" descr="C:\Users\Adal\AppData\Local\Microsoft\Windows\INetCache\Content.Word\mariadb-and-mysql.png"/>
-                    <pic:cNvPicPr>
-                      <a:picLocks noChangeAspect="1" noChangeArrowheads="1"/>
-                    </pic:cNvPicPr>
-                  </pic:nvPicPr>
-                  <pic:blipFill>
-                    <a:blip r:embed="rId8" cstate="print"/>
-                    <a:srcRect/>
-                    <a:stretch>
-                      <a:fillRect/>
-                    </a:stretch>
-                  </pic:blipFill>
-                  <pic:spPr bwMode="auto">
-                    <a:xfrm>
-                      <a:off x="0" y="0"/>
-                      <a:ext cx="2181225" cy="1661511"/>
-                    </a:xfrm>
-                    <a:prstGeom prst="rect">
-                      <a:avLst/>
-                    </a:prstGeom>
-                    <a:noFill/>
-                    <a:ln w="9525">
-                      <a:noFill/>
-                      <a:miter lim="800000"/>
-                      <a:headEnd/>
-                      <a:tailEnd/>
-                    </a:ln>
-                  </pic:spPr>
-                </pic:pic>
-              </a:graphicData>
-            </a:graphic>
-          </wp:inline>
-        </w:drawing>
+          <w:color w:val="FF0000"/>
+          <w:sz w:val="20"/>
+          <w:szCs w:val="20"/>
+        </w:rPr>
+        <w:lastRenderedPageBreak/>
+        <w:pict>
+          <v:shapetype id="_x0000_t32" coordsize="21600,21600" o:spt="32" o:oned="t" path="m,l21600,21600e" filled="f">
+            <v:path arrowok="t" fillok="f" o:connecttype="none"/>
+            <o:lock v:ext="edit" shapetype="t"/>
+          </v:shapetype>
+          <v:shape id="_x0000_s1050" type="#_x0000_t32" style="position:absolute;left:0;text-align:left;margin-left:301.6pt;margin-top:119.95pt;width:95.75pt;height:55.3pt;flip:x y;z-index:251663360;mso-wrap-style:square;mso-left-percent:-10001;mso-top-percent:-10001;mso-wrap-distance-left:9pt;mso-wrap-distance-top:0;mso-wrap-distance-right:9pt;mso-wrap-distance-bottom:0;mso-position-horizontal:absolute;mso-position-horizontal-relative:text;mso-position-vertical:absolute;mso-position-vertical-relative:text;mso-left-percent:-10001;mso-top-percent:-10001;mso-width-relative:page;mso-height-relative:page;mso-position-horizontal-col-start:0;mso-width-col-span:0;v-text-anchor:top" o:connectortype="straight">
+            <v:stroke dashstyle="dash" endarrow="block"/>
+          </v:shape>
+        </w:pict>
+      </w:r>
+      <w:r>
+        <w:rPr>
+          <w:b/>
+          <w:noProof/>
+          <w:color w:val="FF0000"/>
+          <w:sz w:val="20"/>
+          <w:szCs w:val="20"/>
+        </w:rPr>
+        <w:pict>
+          <v:shape id="_x0000_s1046" type="#_x0000_t32" style="position:absolute;left:0;text-align:left;margin-left:6.1pt;margin-top:149.45pt;width:0;height:61.8pt;flip:y;z-index:251659264" o:connectortype="straight">
+            <v:stroke dashstyle="dash" startarrow="block" endarrow="block"/>
+          </v:shape>
+        </w:pict>
+      </w:r>
+      <w:r>
+        <w:rPr>
+          <w:b/>
+          <w:noProof/>
+          <w:color w:val="FF0000"/>
+          <w:sz w:val="20"/>
+          <w:szCs w:val="20"/>
+        </w:rPr>
+        <w:pict>
+          <v:shape id="_x0000_s1044" type="#_x0000_t32" style="position:absolute;left:0;text-align:left;margin-left:75.25pt;margin-top:53.65pt;width:142.6pt;height:.05pt;z-index:251658240" o:connectortype="straight">
+            <v:stroke dashstyle="dash" endarrow="block"/>
+          </v:shape>
+        </w:pict>
+      </w:r>
+      <w:r>
+        <w:rPr>
+          <w:i/>
+          <w:color w:val="000000" w:themeColor="text1"/>
+          <w:sz w:val="36"/>
+          <w:u w:val="single"/>
+        </w:rPr>
+        <w:t>Entity Relationship of the “</w:t>
+      </w:r>
+      <w:r>
+        <w:rPr>
+          <w:i/>
+          <w:color w:val="000000" w:themeColor="text1"/>
+          <w:sz w:val="36"/>
+          <w:u w:val="single"/>
+        </w:rPr>
+        <w:t>Exam Management System</w:t>
+      </w:r>
+      <w:r>
+        <w:rPr>
+          <w:i/>
+          <w:color w:val="000000" w:themeColor="text1"/>
+          <w:sz w:val="36"/>
+          <w:u w:val="single"/>
+        </w:rPr>
+        <w:t>”</w:t>
       </w:r>
     </w:p>
     <w:tbl>
       <w:tblPr>
-        <w:tblStyle w:val="MediumShading1-Accent4"/>
-        <w:tblpPr w:leftFromText="180" w:rightFromText="180" w:vertAnchor="text" w:horzAnchor="margin" w:tblpY="382"/>
+        <w:tblStyle w:val="GridTable4-Accent3"/>
+        <w:tblpPr w:leftFromText="180" w:rightFromText="180" w:vertAnchor="text" w:tblpY="1"/>
+        <w:tblOverlap w:val="never"/>
         <w:tblW w:w="0" w:type="auto"/>
         <w:tblLook w:val="04A0" w:firstRow="1" w:lastRow="0" w:firstColumn="1" w:lastColumn="0" w:noHBand="0" w:noVBand="1"/>
       </w:tblPr>
       <w:tblGrid>
-        <w:gridCol w:w="3348"/>
+        <w:gridCol w:w="1548"/>
       </w:tblGrid>
       <w:tr>
         <w:trPr>
@@ -506,24 +1774,24 @@
         <w:tc>
           <w:tcPr>
             <w:cnfStyle w:val="001000000000" w:firstRow="0" w:lastRow="0" w:firstColumn="1" w:lastColumn="0" w:oddVBand="0" w:evenVBand="0" w:oddHBand="0" w:evenHBand="0" w:firstRowFirstColumn="0" w:firstRowLastColumn="0" w:lastRowFirstColumn="0" w:lastRowLastColumn="0"/>
-            <w:tcW w:w="3348" w:type="dxa"/>
+            <w:tcW w:w="1548" w:type="dxa"/>
           </w:tcPr>
           <w:p>
             <w:pPr>
               <w:jc w:val="center"/>
               <w:rPr>
-                <w:rFonts w:cstheme="minorHAnsi"/>
-                <w:sz w:val="28"/>
-                <w:szCs w:val="28"/>
+                <w:b w:val="0"/>
+                <w:sz w:val="20"/>
+                <w:szCs w:val="20"/>
               </w:rPr>
             </w:pPr>
             <w:r>
               <w:rPr>
-                <w:rFonts w:cstheme="minorHAnsi"/>
-                <w:sz w:val="28"/>
-                <w:szCs w:val="28"/>
-              </w:rPr>
-              <w:t>Submitted by:</w:t>
+                <w:b w:val="0"/>
+                <w:sz w:val="20"/>
+                <w:szCs w:val="20"/>
+              </w:rPr>
+              <w:t>Exam</w:t>
             </w:r>
           </w:p>
         </w:tc>
@@ -535,59 +1803,95 @@
         <w:tc>
           <w:tcPr>
             <w:cnfStyle w:val="001000000000" w:firstRow="0" w:lastRow="0" w:firstColumn="1" w:lastColumn="0" w:oddVBand="0" w:evenVBand="0" w:oddHBand="0" w:evenHBand="0" w:firstRowFirstColumn="0" w:firstRowLastColumn="0" w:lastRowFirstColumn="0" w:lastRowLastColumn="0"/>
-            <w:tcW w:w="3348" w:type="dxa"/>
+            <w:tcW w:w="1548" w:type="dxa"/>
           </w:tcPr>
           <w:p>
             <w:pPr>
               <w:rPr>
                 <w:b w:val="0"/>
-                <w:sz w:val="24"/>
-                <w:szCs w:val="24"/>
+                <w:color w:val="FF0000"/>
+                <w:sz w:val="20"/>
+                <w:szCs w:val="20"/>
               </w:rPr>
             </w:pPr>
             <w:r>
               <w:rPr>
                 <w:b w:val="0"/>
-                <w:sz w:val="24"/>
-                <w:szCs w:val="24"/>
-              </w:rPr>
-              <w:t>Name:</w:t>
+                <w:color w:val="FF0000"/>
+                <w:sz w:val="20"/>
+                <w:szCs w:val="20"/>
+              </w:rPr>
+              <w:t>ID</w:t>
+            </w:r>
+            <w:r>
+              <w:rPr>
+                <w:b w:val="0"/>
+                <w:color w:val="FF0000"/>
+                <w:sz w:val="20"/>
+                <w:szCs w:val="20"/>
+              </w:rPr>
+              <w:t xml:space="preserve"> </w:t>
             </w:r>
           </w:p>
         </w:tc>
       </w:tr>
       <w:tr>
-        <w:trPr>
-          <w:cnfStyle w:val="000000010000" w:firstRow="0" w:lastRow="0" w:firstColumn="0" w:lastColumn="0" w:oddVBand="0" w:evenVBand="0" w:oddHBand="0" w:evenHBand="1" w:firstRowFirstColumn="0" w:firstRowLastColumn="0" w:lastRowFirstColumn="0" w:lastRowLastColumn="0"/>
-        </w:trPr>
         <w:tc>
           <w:tcPr>
             <w:cnfStyle w:val="001000000000" w:firstRow="0" w:lastRow="0" w:firstColumn="1" w:lastColumn="0" w:oddVBand="0" w:evenVBand="0" w:oddHBand="0" w:evenHBand="0" w:firstRowFirstColumn="0" w:firstRowLastColumn="0" w:lastRowFirstColumn="0" w:lastRowLastColumn="0"/>
-            <w:tcW w:w="3348" w:type="dxa"/>
+            <w:tcW w:w="1548" w:type="dxa"/>
           </w:tcPr>
           <w:p>
             <w:pPr>
               <w:rPr>
                 <w:b w:val="0"/>
-                <w:sz w:val="24"/>
-                <w:szCs w:val="24"/>
+                <w:sz w:val="20"/>
+                <w:szCs w:val="20"/>
               </w:rPr>
             </w:pPr>
             <w:r>
               <w:rPr>
                 <w:b w:val="0"/>
-                <w:sz w:val="24"/>
-                <w:szCs w:val="24"/>
-              </w:rPr>
-              <w:t xml:space="preserve">       ID:</w:t>
-            </w:r>
-            <w:r>
-              <w:rPr>
-                <w:b w:val="0"/>
-                <w:sz w:val="24"/>
-                <w:szCs w:val="24"/>
-              </w:rPr>
-              <w:t xml:space="preserve">    </w:t>
+                <w:noProof/>
+                <w:color w:val="FF0000"/>
+                <w:sz w:val="20"/>
+                <w:szCs w:val="20"/>
+              </w:rPr>
+              <w:pict>
+                <v:shape id="_x0000_s1049" type="#_x0000_t32" style="position:absolute;margin-left:71.3pt;margin-top:4pt;width:124.3pt;height:129.05pt;z-index:251662336;mso-wrap-style:square;mso-left-percent:-10001;mso-top-percent:-10001;mso-wrap-distance-left:9pt;mso-wrap-distance-top:0;mso-wrap-distance-right:9pt;mso-wrap-distance-bottom:0;mso-position-horizontal:absolute;mso-position-horizontal-relative:text;mso-position-vertical:absolute;mso-position-vertical-relative:text;mso-left-percent:-10001;mso-top-percent:-10001;mso-width-relative:page;mso-height-relative:page;mso-position-horizontal-col-start:0;mso-width-col-span:0;v-text-anchor:top" o:connectortype="straight">
+                  <v:stroke dashstyle="dash" startarrow="block" endarrow="block"/>
+                </v:shape>
+              </w:pict>
+            </w:r>
+            <w:r>
+              <w:rPr>
+                <w:b w:val="0"/>
+                <w:noProof/>
+                <w:color w:val="FF0000"/>
+                <w:sz w:val="20"/>
+                <w:szCs w:val="20"/>
+              </w:rPr>
+              <w:pict>
+                <v:shape id="_x0000_s1047" type="#_x0000_t32" style="position:absolute;margin-left:70.6pt;margin-top:1.4pt;width:145.15pt;height:145.15pt;flip:y;z-index:251660288;mso-wrap-style:square;mso-wrap-distance-left:9pt;mso-wrap-distance-top:0;mso-wrap-distance-right:9pt;mso-wrap-distance-bottom:0;mso-position-horizontal-relative:text;mso-position-vertical-relative:text;mso-width-relative:page;mso-height-relative:page;mso-position-horizontal-col-start:0;mso-width-col-span:0;v-text-anchor:top" o:connectortype="straight">
+                  <v:stroke dashstyle="dash" startarrow="block" endarrow="block"/>
+                </v:shape>
+              </w:pict>
+            </w:r>
+            <w:r>
+              <w:rPr>
+                <w:b w:val="0"/>
+                <w:sz w:val="20"/>
+                <w:szCs w:val="20"/>
+              </w:rPr>
+              <w:t>StudentID</w:t>
+            </w:r>
+            <w:r>
+              <w:rPr>
+                <w:b w:val="0"/>
+                <w:sz w:val="20"/>
+                <w:szCs w:val="20"/>
+              </w:rPr>
+              <w:t xml:space="preserve">  </w:t>
             </w:r>
           </w:p>
         </w:tc>
@@ -599,51 +1903,48 @@
         <w:tc>
           <w:tcPr>
             <w:cnfStyle w:val="001000000000" w:firstRow="0" w:lastRow="0" w:firstColumn="1" w:lastColumn="0" w:oddVBand="0" w:evenVBand="0" w:oddHBand="0" w:evenHBand="0" w:firstRowFirstColumn="0" w:firstRowLastColumn="0" w:lastRowFirstColumn="0" w:lastRowLastColumn="0"/>
-            <w:tcW w:w="3348" w:type="dxa"/>
+            <w:tcW w:w="1548" w:type="dxa"/>
           </w:tcPr>
           <w:p>
             <w:pPr>
               <w:rPr>
                 <w:b w:val="0"/>
-                <w:sz w:val="24"/>
-                <w:szCs w:val="24"/>
+                <w:sz w:val="20"/>
+                <w:szCs w:val="20"/>
               </w:rPr>
             </w:pPr>
             <w:r>
               <w:rPr>
                 <w:b w:val="0"/>
-                <w:sz w:val="24"/>
-                <w:szCs w:val="24"/>
-              </w:rPr>
-              <w:t>Name:</w:t>
+                <w:sz w:val="20"/>
+                <w:szCs w:val="20"/>
+              </w:rPr>
+              <w:t>ExamName</w:t>
             </w:r>
           </w:p>
         </w:tc>
       </w:tr>
       <w:tr>
-        <w:trPr>
-          <w:cnfStyle w:val="000000010000" w:firstRow="0" w:lastRow="0" w:firstColumn="0" w:lastColumn="0" w:oddVBand="0" w:evenVBand="0" w:oddHBand="0" w:evenHBand="1" w:firstRowFirstColumn="0" w:firstRowLastColumn="0" w:lastRowFirstColumn="0" w:lastRowLastColumn="0"/>
-        </w:trPr>
         <w:tc>
           <w:tcPr>
             <w:cnfStyle w:val="001000000000" w:firstRow="0" w:lastRow="0" w:firstColumn="1" w:lastColumn="0" w:oddVBand="0" w:evenVBand="0" w:oddHBand="0" w:evenHBand="0" w:firstRowFirstColumn="0" w:firstRowLastColumn="0" w:lastRowFirstColumn="0" w:lastRowLastColumn="0"/>
-            <w:tcW w:w="3348" w:type="dxa"/>
+            <w:tcW w:w="1548" w:type="dxa"/>
           </w:tcPr>
           <w:p>
             <w:pPr>
               <w:rPr>
                 <w:b w:val="0"/>
-                <w:sz w:val="24"/>
-                <w:szCs w:val="24"/>
+                <w:sz w:val="20"/>
+                <w:szCs w:val="20"/>
               </w:rPr>
             </w:pPr>
             <w:r>
               <w:rPr>
                 <w:b w:val="0"/>
-                <w:sz w:val="24"/>
-                <w:szCs w:val="24"/>
-              </w:rPr>
-              <w:t xml:space="preserve">       ID:</w:t>
+                <w:sz w:val="20"/>
+                <w:szCs w:val="20"/>
+              </w:rPr>
+              <w:t>Date</w:t>
             </w:r>
           </w:p>
         </w:tc>
@@ -655,94 +1956,61 @@
         <w:tc>
           <w:tcPr>
             <w:cnfStyle w:val="001000000000" w:firstRow="0" w:lastRow="0" w:firstColumn="1" w:lastColumn="0" w:oddVBand="0" w:evenVBand="0" w:oddHBand="0" w:evenHBand="0" w:firstRowFirstColumn="0" w:firstRowLastColumn="0" w:lastRowFirstColumn="0" w:lastRowLastColumn="0"/>
-            <w:tcW w:w="3348" w:type="dxa"/>
+            <w:tcW w:w="1548" w:type="dxa"/>
           </w:tcPr>
           <w:p>
             <w:pPr>
               <w:rPr>
                 <w:b w:val="0"/>
-                <w:sz w:val="24"/>
-                <w:szCs w:val="24"/>
+                <w:sz w:val="20"/>
+                <w:szCs w:val="20"/>
               </w:rPr>
             </w:pPr>
             <w:r>
               <w:rPr>
                 <w:b w:val="0"/>
-                <w:sz w:val="24"/>
-                <w:szCs w:val="24"/>
-              </w:rPr>
-              <w:t>Section: 182-EA</w:t>
+                <w:sz w:val="20"/>
+                <w:szCs w:val="20"/>
+              </w:rPr>
+              <w:t>TypeOfExam</w:t>
             </w:r>
           </w:p>
         </w:tc>
       </w:tr>
       <w:tr>
-        <w:trPr>
-          <w:cnfStyle w:val="000000010000" w:firstRow="0" w:lastRow="0" w:firstColumn="0" w:lastColumn="0" w:oddVBand="0" w:evenVBand="0" w:oddHBand="0" w:evenHBand="1" w:firstRowFirstColumn="0" w:firstRowLastColumn="0" w:lastRowFirstColumn="0" w:lastRowLastColumn="0"/>
-        </w:trPr>
         <w:tc>
           <w:tcPr>
             <w:cnfStyle w:val="001000000000" w:firstRow="0" w:lastRow="0" w:firstColumn="1" w:lastColumn="0" w:oddVBand="0" w:evenVBand="0" w:oddHBand="0" w:evenHBand="0" w:firstRowFirstColumn="0" w:firstRowLastColumn="0" w:lastRowFirstColumn="0" w:lastRowLastColumn="0"/>
-            <w:tcW w:w="3348" w:type="dxa"/>
+            <w:tcW w:w="1548" w:type="dxa"/>
           </w:tcPr>
           <w:p>
             <w:pPr>
               <w:rPr>
                 <w:b w:val="0"/>
-                <w:sz w:val="24"/>
-                <w:szCs w:val="24"/>
+                <w:sz w:val="20"/>
+                <w:szCs w:val="20"/>
               </w:rPr>
             </w:pPr>
             <w:r>
               <w:rPr>
                 <w:b w:val="0"/>
-                <w:sz w:val="24"/>
-                <w:szCs w:val="24"/>
-              </w:rPr>
-              <w:t>Green University of Bangladesh</w:t>
-            </w:r>
-          </w:p>
-        </w:tc>
-      </w:tr>
-    </w:tbl>
-    <w:tbl>
-      <w:tblPr>
-        <w:tblStyle w:val="MediumShading1-Accent5"/>
-        <w:tblpPr w:leftFromText="180" w:rightFromText="180" w:vertAnchor="text" w:horzAnchor="page" w:tblpX="5413" w:tblpY="380"/>
-        <w:tblOverlap w:val="never"/>
-        <w:tblW w:w="0" w:type="auto"/>
-        <w:tblLook w:val="04A0" w:firstRow="1" w:lastRow="0" w:firstColumn="1" w:lastColumn="0" w:noHBand="0" w:noVBand="1"/>
-      </w:tblPr>
-      <w:tblGrid>
-        <w:gridCol w:w="4752"/>
-      </w:tblGrid>
-      <w:tr>
-        <w:trPr>
-          <w:cnfStyle w:val="100000000000" w:firstRow="1" w:lastRow="0" w:firstColumn="0" w:lastColumn="0" w:oddVBand="0" w:evenVBand="0" w:oddHBand="0" w:evenHBand="0" w:firstRowFirstColumn="0" w:firstRowLastColumn="0" w:lastRowFirstColumn="0" w:lastRowLastColumn="0"/>
-        </w:trPr>
-        <w:tc>
-          <w:tcPr>
-            <w:cnfStyle w:val="001000000000" w:firstRow="0" w:lastRow="0" w:firstColumn="1" w:lastColumn="0" w:oddVBand="0" w:evenVBand="0" w:oddHBand="0" w:evenHBand="0" w:firstRowFirstColumn="0" w:firstRowLastColumn="0" w:lastRowFirstColumn="0" w:lastRowLastColumn="0"/>
-            <w:tcW w:w="4752" w:type="dxa"/>
-          </w:tcPr>
-          <w:p>
-            <w:pPr>
-              <w:jc w:val="center"/>
-              <w:rPr>
-                <w:rFonts w:cstheme="minorHAnsi"/>
-                <w:color w:val="000000" w:themeColor="text1"/>
-                <w:sz w:val="28"/>
-                <w:szCs w:val="28"/>
-              </w:rPr>
-            </w:pPr>
-            <w:r>
-              <w:rPr>
-                <w:rFonts w:cstheme="minorHAnsi"/>
-                <w:color w:val="000000" w:themeColor="text1"/>
-                <w:sz w:val="28"/>
-                <w:szCs w:val="28"/>
-              </w:rPr>
-              <w:t>Submitted to:</w:t>
+                <w:noProof/>
+                <w:sz w:val="20"/>
+                <w:szCs w:val="20"/>
+              </w:rPr>
+              <w:pict>
+                <v:shape id="_x0000_s1052" type="#_x0000_t32" style="position:absolute;margin-left:71.3pt;margin-top:1.4pt;width:327.45pt;height:88.3pt;flip:x y;z-index:251665408;mso-wrap-style:square;mso-wrap-distance-left:9pt;mso-wrap-distance-top:0;mso-wrap-distance-right:9pt;mso-wrap-distance-bottom:0;mso-position-horizontal-relative:text;mso-position-vertical-relative:text;mso-width-relative:page;mso-height-relative:page;mso-position-horizontal-col-start:0;mso-width-col-span:0;v-text-anchor:top" o:connectortype="straight">
+                  <v:stroke dashstyle="dash" startarrow="block" endarrow="block"/>
+                </v:shape>
+              </w:pict>
+            </w:r>
+            <w:r>
+              <w:rPr>
+                <w:b w:val="0"/>
+                <w:sz w:val="20"/>
+                <w:szCs w:val="20"/>
+              </w:rPr>
+              <w:t>Marks</w:t>
             </w:r>
           </w:p>
         </w:tc>
@@ -754,77 +2022,88 @@
         <w:tc>
           <w:tcPr>
             <w:cnfStyle w:val="001000000000" w:firstRow="0" w:lastRow="0" w:firstColumn="1" w:lastColumn="0" w:oddVBand="0" w:evenVBand="0" w:oddHBand="0" w:evenHBand="0" w:firstRowFirstColumn="0" w:firstRowLastColumn="0" w:lastRowFirstColumn="0" w:lastRowLastColumn="0"/>
-            <w:tcW w:w="4752" w:type="dxa"/>
+            <w:tcW w:w="1548" w:type="dxa"/>
           </w:tcPr>
           <w:p>
             <w:pPr>
               <w:rPr>
                 <w:b w:val="0"/>
-                <w:color w:val="000000" w:themeColor="text1"/>
-                <w:sz w:val="30"/>
-                <w:szCs w:val="24"/>
+                <w:sz w:val="20"/>
+                <w:szCs w:val="20"/>
               </w:rPr>
             </w:pPr>
-            <w:proofErr w:type="spellStart"/>
-            <w:r>
-              <w:rPr>
-                <w:b w:val="0"/>
-                <w:color w:val="000000" w:themeColor="text1"/>
-                <w:sz w:val="30"/>
-                <w:szCs w:val="24"/>
-              </w:rPr>
-              <w:t>Safial</w:t>
-            </w:r>
-            <w:proofErr w:type="spellEnd"/>
-            <w:r>
-              <w:rPr>
-                <w:b w:val="0"/>
-                <w:color w:val="000000" w:themeColor="text1"/>
-                <w:sz w:val="30"/>
-                <w:szCs w:val="24"/>
-              </w:rPr>
-              <w:t xml:space="preserve"> Islam </w:t>
-            </w:r>
-            <w:proofErr w:type="spellStart"/>
-            <w:r>
-              <w:rPr>
-                <w:b w:val="0"/>
-                <w:color w:val="000000" w:themeColor="text1"/>
-                <w:sz w:val="30"/>
-                <w:szCs w:val="24"/>
-              </w:rPr>
-              <w:t>Ayon</w:t>
-            </w:r>
-            <w:proofErr w:type="spellEnd"/>
+            <w:r>
+              <w:rPr>
+                <w:b w:val="0"/>
+                <w:sz w:val="20"/>
+                <w:szCs w:val="20"/>
+              </w:rPr>
+              <w:t>Rank</w:t>
+            </w:r>
           </w:p>
         </w:tc>
       </w:tr>
       <w:tr>
+        <w:tc>
+          <w:tcPr>
+            <w:cnfStyle w:val="001000000000" w:firstRow="0" w:lastRow="0" w:firstColumn="1" w:lastColumn="0" w:oddVBand="0" w:evenVBand="0" w:oddHBand="0" w:evenHBand="0" w:firstRowFirstColumn="0" w:firstRowLastColumn="0" w:lastRowFirstColumn="0" w:lastRowLastColumn="0"/>
+            <w:tcW w:w="1548" w:type="dxa"/>
+          </w:tcPr>
+          <w:p>
+            <w:pPr>
+              <w:rPr>
+                <w:b w:val="0"/>
+                <w:sz w:val="20"/>
+                <w:szCs w:val="20"/>
+              </w:rPr>
+            </w:pPr>
+            <w:r>
+              <w:rPr>
+                <w:b w:val="0"/>
+                <w:sz w:val="20"/>
+                <w:szCs w:val="20"/>
+              </w:rPr>
+              <w:t>Remarks</w:t>
+            </w:r>
+          </w:p>
+        </w:tc>
+      </w:tr>
+    </w:tbl>
+    <w:tbl>
+      <w:tblPr>
+        <w:tblStyle w:val="GridTable4-Accent3"/>
+        <w:tblW w:w="0" w:type="auto"/>
+        <w:tblInd w:w="2921" w:type="dxa"/>
+        <w:tblLook w:val="04A0" w:firstRow="1" w:lastRow="0" w:firstColumn="1" w:lastColumn="0" w:noHBand="0" w:noVBand="1"/>
+      </w:tblPr>
+      <w:tblGrid>
+        <w:gridCol w:w="1548"/>
+      </w:tblGrid>
+      <w:tr>
         <w:trPr>
-          <w:cnfStyle w:val="000000010000" w:firstRow="0" w:lastRow="0" w:firstColumn="0" w:lastColumn="0" w:oddVBand="0" w:evenVBand="0" w:oddHBand="0" w:evenHBand="1" w:firstRowFirstColumn="0" w:firstRowLastColumn="0" w:lastRowFirstColumn="0" w:lastRowLastColumn="0"/>
+          <w:cnfStyle w:val="100000000000" w:firstRow="1" w:lastRow="0" w:firstColumn="0" w:lastColumn="0" w:oddVBand="0" w:evenVBand="0" w:oddHBand="0" w:evenHBand="0" w:firstRowFirstColumn="0" w:firstRowLastColumn="0" w:lastRowFirstColumn="0" w:lastRowLastColumn="0"/>
         </w:trPr>
         <w:tc>
           <w:tcPr>
             <w:cnfStyle w:val="001000000000" w:firstRow="0" w:lastRow="0" w:firstColumn="1" w:lastColumn="0" w:oddVBand="0" w:evenVBand="0" w:oddHBand="0" w:evenHBand="0" w:firstRowFirstColumn="0" w:firstRowLastColumn="0" w:lastRowFirstColumn="0" w:lastRowLastColumn="0"/>
-            <w:tcW w:w="4752" w:type="dxa"/>
+            <w:tcW w:w="1548" w:type="dxa"/>
           </w:tcPr>
           <w:p>
             <w:pPr>
-              <w:rPr>
-                <w:b w:val="0"/>
-                <w:color w:val="000000" w:themeColor="text1"/>
-                <w:sz w:val="30"/>
-                <w:szCs w:val="24"/>
+              <w:jc w:val="center"/>
+              <w:rPr>
+                <w:b w:val="0"/>
+                <w:sz w:val="20"/>
+                <w:szCs w:val="20"/>
               </w:rPr>
             </w:pPr>
             <w:r>
               <w:rPr>
                 <w:b w:val="0"/>
-                <w:color w:val="000000" w:themeColor="text1"/>
-                <w:sz w:val="30"/>
-                <w:szCs w:val="24"/>
-              </w:rPr>
-              <w:t>Lecturer</w:t>
+                <w:sz w:val="20"/>
+                <w:szCs w:val="20"/>
+              </w:rPr>
+              <w:t>students</w:t>
             </w:r>
           </w:p>
         </w:tc>
@@ -836,1214 +2115,862 @@
         <w:tc>
           <w:tcPr>
             <w:cnfStyle w:val="001000000000" w:firstRow="0" w:lastRow="0" w:firstColumn="1" w:lastColumn="0" w:oddVBand="0" w:evenVBand="0" w:oddHBand="0" w:evenHBand="0" w:firstRowFirstColumn="0" w:firstRowLastColumn="0" w:lastRowFirstColumn="0" w:lastRowLastColumn="0"/>
-            <w:tcW w:w="4752" w:type="dxa"/>
+            <w:tcW w:w="1548" w:type="dxa"/>
           </w:tcPr>
           <w:p>
             <w:pPr>
               <w:rPr>
                 <w:b w:val="0"/>
-                <w:color w:val="000000" w:themeColor="text1"/>
-                <w:sz w:val="30"/>
-                <w:szCs w:val="24"/>
+                <w:color w:val="FF0000"/>
+                <w:sz w:val="20"/>
+                <w:szCs w:val="20"/>
               </w:rPr>
             </w:pPr>
             <w:r>
               <w:rPr>
                 <w:b w:val="0"/>
-                <w:color w:val="000000" w:themeColor="text1"/>
-                <w:sz w:val="30"/>
-                <w:szCs w:val="24"/>
-              </w:rPr>
-              <w:t>Department of CSE</w:t>
+                <w:color w:val="FF0000"/>
+                <w:sz w:val="20"/>
+                <w:szCs w:val="20"/>
+              </w:rPr>
+              <w:t xml:space="preserve">ID </w:t>
+            </w:r>
+          </w:p>
+        </w:tc>
+      </w:tr>
+      <w:tr>
+        <w:tc>
+          <w:tcPr>
+            <w:cnfStyle w:val="001000000000" w:firstRow="0" w:lastRow="0" w:firstColumn="1" w:lastColumn="0" w:oddVBand="0" w:evenVBand="0" w:oddHBand="0" w:evenHBand="0" w:firstRowFirstColumn="0" w:firstRowLastColumn="0" w:lastRowFirstColumn="0" w:lastRowLastColumn="0"/>
+            <w:tcW w:w="1548" w:type="dxa"/>
+          </w:tcPr>
+          <w:p>
+            <w:pPr>
+              <w:rPr>
+                <w:b w:val="0"/>
+                <w:sz w:val="20"/>
+                <w:szCs w:val="20"/>
+              </w:rPr>
+            </w:pPr>
+            <w:r>
+              <w:rPr>
+                <w:b w:val="0"/>
+                <w:sz w:val="20"/>
+                <w:szCs w:val="20"/>
+              </w:rPr>
+              <w:t xml:space="preserve">StudentID  </w:t>
             </w:r>
           </w:p>
         </w:tc>
       </w:tr>
       <w:tr>
         <w:trPr>
-          <w:cnfStyle w:val="000000010000" w:firstRow="0" w:lastRow="0" w:firstColumn="0" w:lastColumn="0" w:oddVBand="0" w:evenVBand="0" w:oddHBand="0" w:evenHBand="1" w:firstRowFirstColumn="0" w:firstRowLastColumn="0" w:lastRowFirstColumn="0" w:lastRowLastColumn="0"/>
-          <w:trHeight w:val="712"/>
+          <w:cnfStyle w:val="000000100000" w:firstRow="0" w:lastRow="0" w:firstColumn="0" w:lastColumn="0" w:oddVBand="0" w:evenVBand="0" w:oddHBand="1" w:evenHBand="0" w:firstRowFirstColumn="0" w:firstRowLastColumn="0" w:lastRowFirstColumn="0" w:lastRowLastColumn="0"/>
         </w:trPr>
         <w:tc>
           <w:tcPr>
             <w:cnfStyle w:val="001000000000" w:firstRow="0" w:lastRow="0" w:firstColumn="1" w:lastColumn="0" w:oddVBand="0" w:evenVBand="0" w:oddHBand="0" w:evenHBand="0" w:firstRowFirstColumn="0" w:firstRowLastColumn="0" w:lastRowFirstColumn="0" w:lastRowLastColumn="0"/>
-            <w:tcW w:w="4752" w:type="dxa"/>
+            <w:tcW w:w="1548" w:type="dxa"/>
           </w:tcPr>
           <w:p>
             <w:pPr>
               <w:rPr>
                 <w:b w:val="0"/>
-                <w:sz w:val="30"/>
+                <w:sz w:val="20"/>
+                <w:szCs w:val="20"/>
               </w:rPr>
             </w:pPr>
             <w:r>
               <w:rPr>
                 <w:b w:val="0"/>
-                <w:sz w:val="30"/>
-              </w:rPr>
-              <w:t>Green University of Bangladesh</w:t>
+                <w:sz w:val="20"/>
+                <w:szCs w:val="20"/>
+              </w:rPr>
+              <w:t>password</w:t>
+            </w:r>
+          </w:p>
+        </w:tc>
+      </w:tr>
+      <w:tr>
+        <w:tc>
+          <w:tcPr>
+            <w:cnfStyle w:val="001000000000" w:firstRow="0" w:lastRow="0" w:firstColumn="1" w:lastColumn="0" w:oddVBand="0" w:evenVBand="0" w:oddHBand="0" w:evenHBand="0" w:firstRowFirstColumn="0" w:firstRowLastColumn="0" w:lastRowFirstColumn="0" w:lastRowLastColumn="0"/>
+            <w:tcW w:w="1548" w:type="dxa"/>
+          </w:tcPr>
+          <w:p>
+            <w:pPr>
+              <w:rPr>
+                <w:b w:val="0"/>
+                <w:sz w:val="20"/>
+                <w:szCs w:val="20"/>
+              </w:rPr>
+            </w:pPr>
+            <w:r>
+              <w:rPr>
+                <w:b w:val="0"/>
+                <w:sz w:val="20"/>
+                <w:szCs w:val="20"/>
+              </w:rPr>
+              <w:t>Name</w:t>
+            </w:r>
+          </w:p>
+        </w:tc>
+      </w:tr>
+      <w:tr>
+        <w:trPr>
+          <w:cnfStyle w:val="000000100000" w:firstRow="0" w:lastRow="0" w:firstColumn="0" w:lastColumn="0" w:oddVBand="0" w:evenVBand="0" w:oddHBand="1" w:evenHBand="0" w:firstRowFirstColumn="0" w:firstRowLastColumn="0" w:lastRowFirstColumn="0" w:lastRowLastColumn="0"/>
+        </w:trPr>
+        <w:tc>
+          <w:tcPr>
+            <w:cnfStyle w:val="001000000000" w:firstRow="0" w:lastRow="0" w:firstColumn="1" w:lastColumn="0" w:oddVBand="0" w:evenVBand="0" w:oddHBand="0" w:evenHBand="0" w:firstRowFirstColumn="0" w:firstRowLastColumn="0" w:lastRowFirstColumn="0" w:lastRowLastColumn="0"/>
+            <w:tcW w:w="1548" w:type="dxa"/>
+          </w:tcPr>
+          <w:p>
+            <w:pPr>
+              <w:rPr>
+                <w:b w:val="0"/>
+                <w:sz w:val="20"/>
+                <w:szCs w:val="20"/>
+              </w:rPr>
+            </w:pPr>
+            <w:r>
+              <w:rPr>
+                <w:b w:val="0"/>
+                <w:sz w:val="20"/>
+                <w:szCs w:val="20"/>
+              </w:rPr>
+              <w:t>Department</w:t>
+            </w:r>
+          </w:p>
+        </w:tc>
+      </w:tr>
+      <w:tr>
+        <w:tc>
+          <w:tcPr>
+            <w:cnfStyle w:val="001000000000" w:firstRow="0" w:lastRow="0" w:firstColumn="1" w:lastColumn="0" w:oddVBand="0" w:evenVBand="0" w:oddHBand="0" w:evenHBand="0" w:firstRowFirstColumn="0" w:firstRowLastColumn="0" w:lastRowFirstColumn="0" w:lastRowLastColumn="0"/>
+            <w:tcW w:w="1548" w:type="dxa"/>
+          </w:tcPr>
+          <w:p>
+            <w:pPr>
+              <w:rPr>
+                <w:b w:val="0"/>
+                <w:sz w:val="20"/>
+                <w:szCs w:val="20"/>
+              </w:rPr>
+            </w:pPr>
+            <w:r>
+              <w:rPr>
+                <w:b w:val="0"/>
+                <w:sz w:val="20"/>
+                <w:szCs w:val="20"/>
+              </w:rPr>
+              <w:t>Semester</w:t>
+            </w:r>
+          </w:p>
+        </w:tc>
+      </w:tr>
+      <w:tr>
+        <w:trPr>
+          <w:cnfStyle w:val="000000100000" w:firstRow="0" w:lastRow="0" w:firstColumn="0" w:lastColumn="0" w:oddVBand="0" w:evenVBand="0" w:oddHBand="1" w:evenHBand="0" w:firstRowFirstColumn="0" w:firstRowLastColumn="0" w:lastRowFirstColumn="0" w:lastRowLastColumn="0"/>
+        </w:trPr>
+        <w:tc>
+          <w:tcPr>
+            <w:cnfStyle w:val="001000000000" w:firstRow="0" w:lastRow="0" w:firstColumn="1" w:lastColumn="0" w:oddVBand="0" w:evenVBand="0" w:oddHBand="0" w:evenHBand="0" w:firstRowFirstColumn="0" w:firstRowLastColumn="0" w:lastRowFirstColumn="0" w:lastRowLastColumn="0"/>
+            <w:tcW w:w="1548" w:type="dxa"/>
+          </w:tcPr>
+          <w:p>
+            <w:pPr>
+              <w:rPr>
+                <w:b w:val="0"/>
+                <w:sz w:val="20"/>
+                <w:szCs w:val="20"/>
+              </w:rPr>
+            </w:pPr>
+            <w:r>
+              <w:rPr>
+                <w:b w:val="0"/>
+                <w:sz w:val="20"/>
+                <w:szCs w:val="20"/>
+              </w:rPr>
+              <w:t>Email</w:t>
+            </w:r>
+          </w:p>
+        </w:tc>
+      </w:tr>
+      <w:tr>
+        <w:tc>
+          <w:tcPr>
+            <w:cnfStyle w:val="001000000000" w:firstRow="0" w:lastRow="0" w:firstColumn="1" w:lastColumn="0" w:oddVBand="0" w:evenVBand="0" w:oddHBand="0" w:evenHBand="0" w:firstRowFirstColumn="0" w:firstRowLastColumn="0" w:lastRowFirstColumn="0" w:lastRowLastColumn="0"/>
+            <w:tcW w:w="1548" w:type="dxa"/>
+          </w:tcPr>
+          <w:p>
+            <w:pPr>
+              <w:rPr>
+                <w:b w:val="0"/>
+                <w:sz w:val="20"/>
+                <w:szCs w:val="20"/>
+              </w:rPr>
+            </w:pPr>
+            <w:r>
+              <w:rPr>
+                <w:b w:val="0"/>
+                <w:sz w:val="20"/>
+                <w:szCs w:val="20"/>
+              </w:rPr>
+              <w:t>phone</w:t>
             </w:r>
           </w:p>
         </w:tc>
       </w:tr>
     </w:tbl>
+    <w:tbl>
+      <w:tblPr>
+        <w:tblStyle w:val="GridTable4-Accent3"/>
+        <w:tblpPr w:leftFromText="180" w:rightFromText="180" w:vertAnchor="text" w:horzAnchor="page" w:tblpX="5489" w:tblpY="613"/>
+        <w:tblW w:w="0" w:type="auto"/>
+        <w:tblLook w:val="04A0" w:firstRow="1" w:lastRow="0" w:firstColumn="1" w:lastColumn="0" w:noHBand="0" w:noVBand="1"/>
+      </w:tblPr>
+      <w:tblGrid>
+        <w:gridCol w:w="1548"/>
+      </w:tblGrid>
+      <w:tr>
+        <w:trPr>
+          <w:cnfStyle w:val="100000000000" w:firstRow="1" w:lastRow="0" w:firstColumn="0" w:lastColumn="0" w:oddVBand="0" w:evenVBand="0" w:oddHBand="0" w:evenHBand="0" w:firstRowFirstColumn="0" w:firstRowLastColumn="0" w:lastRowFirstColumn="0" w:lastRowLastColumn="0"/>
+        </w:trPr>
+        <w:tc>
+          <w:tcPr>
+            <w:cnfStyle w:val="001000000000" w:firstRow="0" w:lastRow="0" w:firstColumn="1" w:lastColumn="0" w:oddVBand="0" w:evenVBand="0" w:oddHBand="0" w:evenHBand="0" w:firstRowFirstColumn="0" w:firstRowLastColumn="0" w:lastRowFirstColumn="0" w:lastRowLastColumn="0"/>
+            <w:tcW w:w="1548" w:type="dxa"/>
+          </w:tcPr>
+          <w:p>
+            <w:pPr>
+              <w:jc w:val="center"/>
+              <w:rPr>
+                <w:b w:val="0"/>
+                <w:sz w:val="20"/>
+                <w:szCs w:val="20"/>
+              </w:rPr>
+            </w:pPr>
+            <w:r>
+              <w:rPr>
+                <w:b w:val="0"/>
+                <w:sz w:val="20"/>
+                <w:szCs w:val="20"/>
+              </w:rPr>
+              <w:t>mcq</w:t>
+            </w:r>
+          </w:p>
+        </w:tc>
+      </w:tr>
+      <w:tr>
+        <w:trPr>
+          <w:cnfStyle w:val="000000100000" w:firstRow="0" w:lastRow="0" w:firstColumn="0" w:lastColumn="0" w:oddVBand="0" w:evenVBand="0" w:oddHBand="1" w:evenHBand="0" w:firstRowFirstColumn="0" w:firstRowLastColumn="0" w:lastRowFirstColumn="0" w:lastRowLastColumn="0"/>
+        </w:trPr>
+        <w:tc>
+          <w:tcPr>
+            <w:cnfStyle w:val="001000000000" w:firstRow="0" w:lastRow="0" w:firstColumn="1" w:lastColumn="0" w:oddVBand="0" w:evenVBand="0" w:oddHBand="0" w:evenHBand="0" w:firstRowFirstColumn="0" w:firstRowLastColumn="0" w:lastRowFirstColumn="0" w:lastRowLastColumn="0"/>
+            <w:tcW w:w="1548" w:type="dxa"/>
+          </w:tcPr>
+          <w:p>
+            <w:pPr>
+              <w:rPr>
+                <w:b w:val="0"/>
+                <w:color w:val="FF0000"/>
+                <w:sz w:val="20"/>
+                <w:szCs w:val="20"/>
+              </w:rPr>
+            </w:pPr>
+            <w:r>
+              <w:rPr>
+                <w:b w:val="0"/>
+                <w:color w:val="FF0000"/>
+                <w:sz w:val="20"/>
+                <w:szCs w:val="20"/>
+              </w:rPr>
+              <w:t>ID</w:t>
+            </w:r>
+          </w:p>
+        </w:tc>
+      </w:tr>
+      <w:tr>
+        <w:tc>
+          <w:tcPr>
+            <w:cnfStyle w:val="001000000000" w:firstRow="0" w:lastRow="0" w:firstColumn="1" w:lastColumn="0" w:oddVBand="0" w:evenVBand="0" w:oddHBand="0" w:evenHBand="0" w:firstRowFirstColumn="0" w:firstRowLastColumn="0" w:lastRowFirstColumn="0" w:lastRowLastColumn="0"/>
+            <w:tcW w:w="1548" w:type="dxa"/>
+          </w:tcPr>
+          <w:p>
+            <w:pPr>
+              <w:rPr>
+                <w:b w:val="0"/>
+                <w:color w:val="FF0000"/>
+                <w:sz w:val="20"/>
+                <w:szCs w:val="20"/>
+              </w:rPr>
+            </w:pPr>
+            <w:r>
+              <w:rPr>
+                <w:b w:val="0"/>
+                <w:color w:val="FF0000"/>
+                <w:sz w:val="20"/>
+                <w:szCs w:val="20"/>
+              </w:rPr>
+              <w:t>TID</w:t>
+            </w:r>
+          </w:p>
+        </w:tc>
+      </w:tr>
+      <w:tr>
+        <w:trPr>
+          <w:cnfStyle w:val="000000100000" w:firstRow="0" w:lastRow="0" w:firstColumn="0" w:lastColumn="0" w:oddVBand="0" w:evenVBand="0" w:oddHBand="1" w:evenHBand="0" w:firstRowFirstColumn="0" w:firstRowLastColumn="0" w:lastRowFirstColumn="0" w:lastRowLastColumn="0"/>
+        </w:trPr>
+        <w:tc>
+          <w:tcPr>
+            <w:cnfStyle w:val="001000000000" w:firstRow="0" w:lastRow="0" w:firstColumn="1" w:lastColumn="0" w:oddVBand="0" w:evenVBand="0" w:oddHBand="0" w:evenHBand="0" w:firstRowFirstColumn="0" w:firstRowLastColumn="0" w:lastRowFirstColumn="0" w:lastRowLastColumn="0"/>
+            <w:tcW w:w="1548" w:type="dxa"/>
+          </w:tcPr>
+          <w:p>
+            <w:pPr>
+              <w:rPr>
+                <w:b w:val="0"/>
+                <w:sz w:val="20"/>
+                <w:szCs w:val="20"/>
+              </w:rPr>
+            </w:pPr>
+            <w:r>
+              <w:rPr>
+                <w:b w:val="0"/>
+                <w:sz w:val="20"/>
+                <w:szCs w:val="20"/>
+              </w:rPr>
+              <w:t xml:space="preserve">StudentID  </w:t>
+            </w:r>
+          </w:p>
+        </w:tc>
+      </w:tr>
+      <w:tr>
+        <w:tc>
+          <w:tcPr>
+            <w:cnfStyle w:val="001000000000" w:firstRow="0" w:lastRow="0" w:firstColumn="1" w:lastColumn="0" w:oddVBand="0" w:evenVBand="0" w:oddHBand="0" w:evenHBand="0" w:firstRowFirstColumn="0" w:firstRowLastColumn="0" w:lastRowFirstColumn="0" w:lastRowLastColumn="0"/>
+            <w:tcW w:w="1548" w:type="dxa"/>
+          </w:tcPr>
+          <w:p>
+            <w:pPr>
+              <w:rPr>
+                <w:b w:val="0"/>
+                <w:sz w:val="20"/>
+                <w:szCs w:val="20"/>
+              </w:rPr>
+            </w:pPr>
+            <w:r>
+              <w:rPr>
+                <w:b w:val="0"/>
+                <w:sz w:val="20"/>
+                <w:szCs w:val="20"/>
+              </w:rPr>
+              <w:t>question</w:t>
+            </w:r>
+          </w:p>
+        </w:tc>
+      </w:tr>
+      <w:tr>
+        <w:trPr>
+          <w:cnfStyle w:val="000000100000" w:firstRow="0" w:lastRow="0" w:firstColumn="0" w:lastColumn="0" w:oddVBand="0" w:evenVBand="0" w:oddHBand="1" w:evenHBand="0" w:firstRowFirstColumn="0" w:firstRowLastColumn="0" w:lastRowFirstColumn="0" w:lastRowLastColumn="0"/>
+        </w:trPr>
+        <w:tc>
+          <w:tcPr>
+            <w:cnfStyle w:val="001000000000" w:firstRow="0" w:lastRow="0" w:firstColumn="1" w:lastColumn="0" w:oddVBand="0" w:evenVBand="0" w:oddHBand="0" w:evenHBand="0" w:firstRowFirstColumn="0" w:firstRowLastColumn="0" w:lastRowFirstColumn="0" w:lastRowLastColumn="0"/>
+            <w:tcW w:w="1548" w:type="dxa"/>
+          </w:tcPr>
+          <w:p>
+            <w:pPr>
+              <w:rPr>
+                <w:b w:val="0"/>
+                <w:sz w:val="20"/>
+                <w:szCs w:val="20"/>
+              </w:rPr>
+            </w:pPr>
+            <w:r>
+              <w:rPr>
+                <w:b w:val="0"/>
+                <w:sz w:val="20"/>
+                <w:szCs w:val="20"/>
+              </w:rPr>
+              <w:t>answer</w:t>
+            </w:r>
+          </w:p>
+        </w:tc>
+      </w:tr>
+    </w:tbl>
+    <w:tbl>
+      <w:tblPr>
+        <w:tblStyle w:val="GridTable4-Accent3"/>
+        <w:tblpPr w:leftFromText="180" w:rightFromText="180" w:vertAnchor="text" w:horzAnchor="margin" w:tblpXSpec="right" w:tblpY="96"/>
+        <w:tblW w:w="0" w:type="auto"/>
+        <w:tblLook w:val="04A0" w:firstRow="1" w:lastRow="0" w:firstColumn="1" w:lastColumn="0" w:noHBand="0" w:noVBand="1"/>
+      </w:tblPr>
+      <w:tblGrid>
+        <w:gridCol w:w="1548"/>
+      </w:tblGrid>
+      <w:tr>
+        <w:trPr>
+          <w:cnfStyle w:val="100000000000" w:firstRow="1" w:lastRow="0" w:firstColumn="0" w:lastColumn="0" w:oddVBand="0" w:evenVBand="0" w:oddHBand="0" w:evenHBand="0" w:firstRowFirstColumn="0" w:firstRowLastColumn="0" w:lastRowFirstColumn="0" w:lastRowLastColumn="0"/>
+        </w:trPr>
+        <w:tc>
+          <w:tcPr>
+            <w:cnfStyle w:val="001000000000" w:firstRow="0" w:lastRow="0" w:firstColumn="1" w:lastColumn="0" w:oddVBand="0" w:evenVBand="0" w:oddHBand="0" w:evenHBand="0" w:firstRowFirstColumn="0" w:firstRowLastColumn="0" w:lastRowFirstColumn="0" w:lastRowLastColumn="0"/>
+            <w:tcW w:w="1548" w:type="dxa"/>
+          </w:tcPr>
+          <w:p>
+            <w:pPr>
+              <w:jc w:val="center"/>
+              <w:rPr>
+                <w:b w:val="0"/>
+                <w:sz w:val="20"/>
+                <w:szCs w:val="20"/>
+              </w:rPr>
+            </w:pPr>
+            <w:r>
+              <w:rPr>
+                <w:b w:val="0"/>
+                <w:sz w:val="20"/>
+                <w:szCs w:val="20"/>
+              </w:rPr>
+              <w:t>admin</w:t>
+            </w:r>
+          </w:p>
+        </w:tc>
+      </w:tr>
+      <w:tr>
+        <w:trPr>
+          <w:cnfStyle w:val="000000100000" w:firstRow="0" w:lastRow="0" w:firstColumn="0" w:lastColumn="0" w:oddVBand="0" w:evenVBand="0" w:oddHBand="1" w:evenHBand="0" w:firstRowFirstColumn="0" w:firstRowLastColumn="0" w:lastRowFirstColumn="0" w:lastRowLastColumn="0"/>
+        </w:trPr>
+        <w:tc>
+          <w:tcPr>
+            <w:cnfStyle w:val="001000000000" w:firstRow="0" w:lastRow="0" w:firstColumn="1" w:lastColumn="0" w:oddVBand="0" w:evenVBand="0" w:oddHBand="0" w:evenHBand="0" w:firstRowFirstColumn="0" w:firstRowLastColumn="0" w:lastRowFirstColumn="0" w:lastRowLastColumn="0"/>
+            <w:tcW w:w="1548" w:type="dxa"/>
+          </w:tcPr>
+          <w:p>
+            <w:pPr>
+              <w:rPr>
+                <w:b w:val="0"/>
+                <w:color w:val="FF0000"/>
+                <w:sz w:val="20"/>
+                <w:szCs w:val="20"/>
+              </w:rPr>
+            </w:pPr>
+            <w:r>
+              <w:rPr>
+                <w:b w:val="0"/>
+                <w:color w:val="FF0000"/>
+                <w:sz w:val="20"/>
+                <w:szCs w:val="20"/>
+              </w:rPr>
+              <w:t>ID</w:t>
+            </w:r>
+          </w:p>
+        </w:tc>
+      </w:tr>
+      <w:tr>
+        <w:tc>
+          <w:tcPr>
+            <w:cnfStyle w:val="001000000000" w:firstRow="0" w:lastRow="0" w:firstColumn="1" w:lastColumn="0" w:oddVBand="0" w:evenVBand="0" w:oddHBand="0" w:evenHBand="0" w:firstRowFirstColumn="0" w:firstRowLastColumn="0" w:lastRowFirstColumn="0" w:lastRowLastColumn="0"/>
+            <w:tcW w:w="1548" w:type="dxa"/>
+          </w:tcPr>
+          <w:p>
+            <w:pPr>
+              <w:rPr>
+                <w:b w:val="0"/>
+                <w:color w:val="000000" w:themeColor="text1"/>
+                <w:sz w:val="20"/>
+                <w:szCs w:val="20"/>
+              </w:rPr>
+            </w:pPr>
+            <w:r>
+              <w:rPr>
+                <w:b w:val="0"/>
+                <w:color w:val="000000" w:themeColor="text1"/>
+                <w:sz w:val="20"/>
+                <w:szCs w:val="20"/>
+              </w:rPr>
+              <w:t>Name</w:t>
+            </w:r>
+          </w:p>
+        </w:tc>
+      </w:tr>
+      <w:tr>
+        <w:trPr>
+          <w:cnfStyle w:val="000000100000" w:firstRow="0" w:lastRow="0" w:firstColumn="0" w:lastColumn="0" w:oddVBand="0" w:evenVBand="0" w:oddHBand="1" w:evenHBand="0" w:firstRowFirstColumn="0" w:firstRowLastColumn="0" w:lastRowFirstColumn="0" w:lastRowLastColumn="0"/>
+        </w:trPr>
+        <w:tc>
+          <w:tcPr>
+            <w:cnfStyle w:val="001000000000" w:firstRow="0" w:lastRow="0" w:firstColumn="1" w:lastColumn="0" w:oddVBand="0" w:evenVBand="0" w:oddHBand="0" w:evenHBand="0" w:firstRowFirstColumn="0" w:firstRowLastColumn="0" w:lastRowFirstColumn="0" w:lastRowLastColumn="0"/>
+            <w:tcW w:w="1548" w:type="dxa"/>
+          </w:tcPr>
+          <w:p>
+            <w:pPr>
+              <w:rPr>
+                <w:b w:val="0"/>
+                <w:color w:val="000000" w:themeColor="text1"/>
+                <w:sz w:val="20"/>
+                <w:szCs w:val="20"/>
+              </w:rPr>
+            </w:pPr>
+            <w:r>
+              <w:rPr>
+                <w:b w:val="0"/>
+                <w:color w:val="000000" w:themeColor="text1"/>
+                <w:sz w:val="20"/>
+                <w:szCs w:val="20"/>
+              </w:rPr>
+              <w:t>Key</w:t>
+            </w:r>
+          </w:p>
+        </w:tc>
+      </w:tr>
+      <w:tr>
+        <w:tc>
+          <w:tcPr>
+            <w:cnfStyle w:val="001000000000" w:firstRow="0" w:lastRow="0" w:firstColumn="1" w:lastColumn="0" w:oddVBand="0" w:evenVBand="0" w:oddHBand="0" w:evenHBand="0" w:firstRowFirstColumn="0" w:firstRowLastColumn="0" w:lastRowFirstColumn="0" w:lastRowLastColumn="0"/>
+            <w:tcW w:w="1548" w:type="dxa"/>
+          </w:tcPr>
+          <w:p>
+            <w:pPr>
+              <w:rPr>
+                <w:b w:val="0"/>
+                <w:color w:val="000000" w:themeColor="text1"/>
+                <w:sz w:val="20"/>
+                <w:szCs w:val="20"/>
+              </w:rPr>
+            </w:pPr>
+            <w:r>
+              <w:rPr>
+                <w:b w:val="0"/>
+                <w:color w:val="000000" w:themeColor="text1"/>
+                <w:sz w:val="20"/>
+                <w:szCs w:val="20"/>
+              </w:rPr>
+              <w:t>ExamLog</w:t>
+            </w:r>
+          </w:p>
+        </w:tc>
+      </w:tr>
+    </w:tbl>
+    <w:p>
+      <w:pPr>
+        <w:ind w:firstLine="720"/>
+        <w:rPr>
+          <w:sz w:val="36"/>
+        </w:rPr>
+      </w:pPr>
+      <w:r>
+        <w:rPr>
+          <w:noProof/>
+          <w:sz w:val="36"/>
+        </w:rPr>
+        <w:pict>
+          <v:shape id="_x0000_s1051" type="#_x0000_t32" style="position:absolute;left:0;text-align:left;margin-left:273.05pt;margin-top:29.15pt;width:124.3pt;height:22.45pt;flip:x;z-index:251664384;mso-wrap-style:square;mso-left-percent:-10001;mso-top-percent:-10001;mso-wrap-distance-left:9pt;mso-wrap-distance-top:0;mso-wrap-distance-right:9pt;mso-wrap-distance-bottom:0;mso-position-horizontal:absolute;mso-position-horizontal-relative:text;mso-position-vertical:absolute;mso-position-vertical-relative:text;mso-left-percent:-10001;mso-top-percent:-10001;mso-width-relative:page;mso-height-relative:page;mso-position-horizontal-col-start:0;mso-width-col-span:0;v-text-anchor:top" o:connectortype="straight">
+            <v:stroke dashstyle="dash" startarrow="block" endarrow="block"/>
+          </v:shape>
+        </w:pict>
+      </w:r>
+    </w:p>
+    <w:tbl>
+      <w:tblPr>
+        <w:tblStyle w:val="GridTable4-Accent3"/>
+        <w:tblpPr w:leftFromText="180" w:rightFromText="180" w:vertAnchor="text" w:horzAnchor="margin" w:tblpY="491"/>
+        <w:tblW w:w="0" w:type="auto"/>
+        <w:tblLook w:val="04A0" w:firstRow="1" w:lastRow="0" w:firstColumn="1" w:lastColumn="0" w:noHBand="0" w:noVBand="1"/>
+      </w:tblPr>
+      <w:tblGrid>
+        <w:gridCol w:w="1548"/>
+      </w:tblGrid>
+      <w:tr>
+        <w:trPr>
+          <w:cnfStyle w:val="100000000000" w:firstRow="1" w:lastRow="0" w:firstColumn="0" w:lastColumn="0" w:oddVBand="0" w:evenVBand="0" w:oddHBand="0" w:evenHBand="0" w:firstRowFirstColumn="0" w:firstRowLastColumn="0" w:lastRowFirstColumn="0" w:lastRowLastColumn="0"/>
+        </w:trPr>
+        <w:tc>
+          <w:tcPr>
+            <w:cnfStyle w:val="001000000000" w:firstRow="0" w:lastRow="0" w:firstColumn="1" w:lastColumn="0" w:oddVBand="0" w:evenVBand="0" w:oddHBand="0" w:evenHBand="0" w:firstRowFirstColumn="0" w:firstRowLastColumn="0" w:lastRowFirstColumn="0" w:lastRowLastColumn="0"/>
+            <w:tcW w:w="1548" w:type="dxa"/>
+          </w:tcPr>
+          <w:p>
+            <w:pPr>
+              <w:jc w:val="center"/>
+              <w:rPr>
+                <w:b w:val="0"/>
+                <w:sz w:val="20"/>
+                <w:szCs w:val="20"/>
+              </w:rPr>
+            </w:pPr>
+            <w:r>
+              <w:rPr>
+                <w:b w:val="0"/>
+                <w:sz w:val="20"/>
+                <w:szCs w:val="20"/>
+              </w:rPr>
+              <w:t>teachers</w:t>
+            </w:r>
+          </w:p>
+        </w:tc>
+      </w:tr>
+      <w:tr>
+        <w:trPr>
+          <w:cnfStyle w:val="000000100000" w:firstRow="0" w:lastRow="0" w:firstColumn="0" w:lastColumn="0" w:oddVBand="0" w:evenVBand="0" w:oddHBand="1" w:evenHBand="0" w:firstRowFirstColumn="0" w:firstRowLastColumn="0" w:lastRowFirstColumn="0" w:lastRowLastColumn="0"/>
+        </w:trPr>
+        <w:tc>
+          <w:tcPr>
+            <w:cnfStyle w:val="001000000000" w:firstRow="0" w:lastRow="0" w:firstColumn="1" w:lastColumn="0" w:oddVBand="0" w:evenVBand="0" w:oddHBand="0" w:evenHBand="0" w:firstRowFirstColumn="0" w:firstRowLastColumn="0" w:lastRowFirstColumn="0" w:lastRowLastColumn="0"/>
+            <w:tcW w:w="1548" w:type="dxa"/>
+          </w:tcPr>
+          <w:p>
+            <w:pPr>
+              <w:rPr>
+                <w:b w:val="0"/>
+                <w:color w:val="FF0000"/>
+                <w:sz w:val="20"/>
+                <w:szCs w:val="20"/>
+              </w:rPr>
+            </w:pPr>
+            <w:r>
+              <w:rPr>
+                <w:b w:val="0"/>
+                <w:color w:val="FF0000"/>
+                <w:sz w:val="20"/>
+                <w:szCs w:val="20"/>
+              </w:rPr>
+              <w:t xml:space="preserve">ID </w:t>
+            </w:r>
+          </w:p>
+        </w:tc>
+      </w:tr>
+      <w:tr>
+        <w:tc>
+          <w:tcPr>
+            <w:cnfStyle w:val="001000000000" w:firstRow="0" w:lastRow="0" w:firstColumn="1" w:lastColumn="0" w:oddVBand="0" w:evenVBand="0" w:oddHBand="0" w:evenHBand="0" w:firstRowFirstColumn="0" w:firstRowLastColumn="0" w:lastRowFirstColumn="0" w:lastRowLastColumn="0"/>
+            <w:tcW w:w="1548" w:type="dxa"/>
+          </w:tcPr>
+          <w:p>
+            <w:pPr>
+              <w:rPr>
+                <w:b w:val="0"/>
+                <w:sz w:val="20"/>
+                <w:szCs w:val="20"/>
+              </w:rPr>
+            </w:pPr>
+            <w:r>
+              <w:rPr>
+                <w:b w:val="0"/>
+                <w:sz w:val="20"/>
+                <w:szCs w:val="20"/>
+              </w:rPr>
+              <w:t xml:space="preserve">TID  </w:t>
+            </w:r>
+          </w:p>
+        </w:tc>
+      </w:tr>
+      <w:tr>
+        <w:trPr>
+          <w:cnfStyle w:val="000000100000" w:firstRow="0" w:lastRow="0" w:firstColumn="0" w:lastColumn="0" w:oddVBand="0" w:evenVBand="0" w:oddHBand="1" w:evenHBand="0" w:firstRowFirstColumn="0" w:firstRowLastColumn="0" w:lastRowFirstColumn="0" w:lastRowLastColumn="0"/>
+        </w:trPr>
+        <w:tc>
+          <w:tcPr>
+            <w:cnfStyle w:val="001000000000" w:firstRow="0" w:lastRow="0" w:firstColumn="1" w:lastColumn="0" w:oddVBand="0" w:evenVBand="0" w:oddHBand="0" w:evenHBand="0" w:firstRowFirstColumn="0" w:firstRowLastColumn="0" w:lastRowFirstColumn="0" w:lastRowLastColumn="0"/>
+            <w:tcW w:w="1548" w:type="dxa"/>
+          </w:tcPr>
+          <w:p>
+            <w:pPr>
+              <w:rPr>
+                <w:b w:val="0"/>
+                <w:sz w:val="20"/>
+                <w:szCs w:val="20"/>
+              </w:rPr>
+            </w:pPr>
+            <w:r>
+              <w:rPr>
+                <w:b w:val="0"/>
+                <w:sz w:val="20"/>
+                <w:szCs w:val="20"/>
+              </w:rPr>
+              <w:t>password</w:t>
+            </w:r>
+          </w:p>
+        </w:tc>
+      </w:tr>
+      <w:tr>
+        <w:tc>
+          <w:tcPr>
+            <w:cnfStyle w:val="001000000000" w:firstRow="0" w:lastRow="0" w:firstColumn="1" w:lastColumn="0" w:oddVBand="0" w:evenVBand="0" w:oddHBand="0" w:evenHBand="0" w:firstRowFirstColumn="0" w:firstRowLastColumn="0" w:lastRowFirstColumn="0" w:lastRowLastColumn="0"/>
+            <w:tcW w:w="1548" w:type="dxa"/>
+          </w:tcPr>
+          <w:p>
+            <w:pPr>
+              <w:rPr>
+                <w:b w:val="0"/>
+                <w:sz w:val="20"/>
+                <w:szCs w:val="20"/>
+              </w:rPr>
+            </w:pPr>
+            <w:r>
+              <w:rPr>
+                <w:b w:val="0"/>
+                <w:sz w:val="20"/>
+                <w:szCs w:val="20"/>
+              </w:rPr>
+              <w:t>Name</w:t>
+            </w:r>
+          </w:p>
+        </w:tc>
+      </w:tr>
+      <w:tr>
+        <w:trPr>
+          <w:cnfStyle w:val="000000100000" w:firstRow="0" w:lastRow="0" w:firstColumn="0" w:lastColumn="0" w:oddVBand="0" w:evenVBand="0" w:oddHBand="1" w:evenHBand="0" w:firstRowFirstColumn="0" w:firstRowLastColumn="0" w:lastRowFirstColumn="0" w:lastRowLastColumn="0"/>
+        </w:trPr>
+        <w:tc>
+          <w:tcPr>
+            <w:cnfStyle w:val="001000000000" w:firstRow="0" w:lastRow="0" w:firstColumn="1" w:lastColumn="0" w:oddVBand="0" w:evenVBand="0" w:oddHBand="0" w:evenHBand="0" w:firstRowFirstColumn="0" w:firstRowLastColumn="0" w:lastRowFirstColumn="0" w:lastRowLastColumn="0"/>
+            <w:tcW w:w="1548" w:type="dxa"/>
+          </w:tcPr>
+          <w:p>
+            <w:pPr>
+              <w:rPr>
+                <w:b w:val="0"/>
+                <w:sz w:val="20"/>
+                <w:szCs w:val="20"/>
+              </w:rPr>
+            </w:pPr>
+            <w:r>
+              <w:rPr>
+                <w:b w:val="0"/>
+                <w:sz w:val="20"/>
+                <w:szCs w:val="20"/>
+              </w:rPr>
+              <w:t>Department</w:t>
+            </w:r>
+          </w:p>
+        </w:tc>
+      </w:tr>
+      <w:tr>
+        <w:tc>
+          <w:tcPr>
+            <w:cnfStyle w:val="001000000000" w:firstRow="0" w:lastRow="0" w:firstColumn="1" w:lastColumn="0" w:oddVBand="0" w:evenVBand="0" w:oddHBand="0" w:evenHBand="0" w:firstRowFirstColumn="0" w:firstRowLastColumn="0" w:lastRowFirstColumn="0" w:lastRowLastColumn="0"/>
+            <w:tcW w:w="1548" w:type="dxa"/>
+          </w:tcPr>
+          <w:p>
+            <w:pPr>
+              <w:rPr>
+                <w:b w:val="0"/>
+                <w:sz w:val="20"/>
+                <w:szCs w:val="20"/>
+              </w:rPr>
+            </w:pPr>
+            <w:r>
+              <w:rPr>
+                <w:b w:val="0"/>
+                <w:sz w:val="20"/>
+                <w:szCs w:val="20"/>
+              </w:rPr>
+              <w:t>Email</w:t>
+            </w:r>
+          </w:p>
+        </w:tc>
+      </w:tr>
+      <w:tr>
+        <w:trPr>
+          <w:cnfStyle w:val="000000100000" w:firstRow="0" w:lastRow="0" w:firstColumn="0" w:lastColumn="0" w:oddVBand="0" w:evenVBand="0" w:oddHBand="1" w:evenHBand="0" w:firstRowFirstColumn="0" w:firstRowLastColumn="0" w:lastRowFirstColumn="0" w:lastRowLastColumn="0"/>
+        </w:trPr>
+        <w:tc>
+          <w:tcPr>
+            <w:cnfStyle w:val="001000000000" w:firstRow="0" w:lastRow="0" w:firstColumn="1" w:lastColumn="0" w:oddVBand="0" w:evenVBand="0" w:oddHBand="0" w:evenHBand="0" w:firstRowFirstColumn="0" w:firstRowLastColumn="0" w:lastRowFirstColumn="0" w:lastRowLastColumn="0"/>
+            <w:tcW w:w="1548" w:type="dxa"/>
+          </w:tcPr>
+          <w:p>
+            <w:pPr>
+              <w:rPr>
+                <w:b w:val="0"/>
+                <w:sz w:val="20"/>
+                <w:szCs w:val="20"/>
+              </w:rPr>
+            </w:pPr>
+            <w:r>
+              <w:rPr>
+                <w:b w:val="0"/>
+                <w:sz w:val="20"/>
+                <w:szCs w:val="20"/>
+              </w:rPr>
+              <w:t>phone</w:t>
+            </w:r>
+          </w:p>
+        </w:tc>
+      </w:tr>
+    </w:tbl>
+    <w:p>
+      <w:pPr>
+        <w:rPr>
+          <w:sz w:val="36"/>
+        </w:rPr>
+      </w:pPr>
+      <w:r>
+        <w:rPr>
+          <w:noProof/>
+          <w:sz w:val="36"/>
+        </w:rPr>
+        <w:pict>
+          <v:shape id="_x0000_s1048" type="#_x0000_t32" style="position:absolute;margin-left:-9.95pt;margin-top:14.95pt;width:125pt;height:41.4pt;flip:y;z-index:251661312;mso-wrap-style:square;mso-left-percent:-10001;mso-top-percent:-10001;mso-wrap-distance-left:9pt;mso-wrap-distance-top:0;mso-wrap-distance-right:9pt;mso-wrap-distance-bottom:0;mso-position-horizontal:absolute;mso-position-horizontal-relative:text;mso-position-vertical:absolute;mso-position-vertical-relative:text;mso-left-percent:-10001;mso-top-percent:-10001;mso-width-relative:page;mso-height-relative:page;mso-position-horizontal-col-start:0;mso-width-col-span:0;v-text-anchor:top" o:connectortype="straight">
+            <v:stroke dashstyle="dash" startarrow="block" endarrow="block"/>
+          </v:shape>
+        </w:pict>
+      </w:r>
+    </w:p>
+    <w:p>
+      <w:pPr>
+        <w:rPr>
+          <w:sz w:val="36"/>
+        </w:rPr>
+      </w:pPr>
+    </w:p>
+    <w:p>
+      <w:pPr>
+        <w:rPr>
+          <w:sz w:val="36"/>
+        </w:rPr>
+      </w:pPr>
+    </w:p>
+    <w:p>
+      <w:pPr>
+        <w:rPr>
+          <w:sz w:val="36"/>
+        </w:rPr>
+      </w:pPr>
+    </w:p>
+    <w:p>
+      <w:pPr>
+        <w:rPr>
+          <w:sz w:val="36"/>
+        </w:rPr>
+      </w:pPr>
+    </w:p>
+    <w:p>
+      <w:pPr>
+        <w:rPr>
+          <w:sz w:val="36"/>
+        </w:rPr>
+      </w:pPr>
+    </w:p>
     <w:p>
       <w:pPr>
         <w:jc w:val="center"/>
         <w:rPr>
-          <w:color w:val="C00000"/>
-          <w:sz w:val="34"/>
-        </w:rPr>
-      </w:pPr>
-    </w:p>
-    <w:p>
-      <w:pPr>
-        <w:jc w:val="center"/>
-        <w:rPr>
-          <w:color w:val="C00000"/>
-          <w:sz w:val="34"/>
-        </w:rPr>
-      </w:pPr>
-    </w:p>
-    <w:p>
-      <w:pPr>
-        <w:jc w:val="center"/>
-        <w:rPr>
-          <w:color w:val="C00000"/>
-          <w:sz w:val="34"/>
-        </w:rPr>
-      </w:pPr>
-    </w:p>
-    <w:p>
-      <w:pPr>
-        <w:jc w:val="center"/>
-        <w:rPr>
-          <w:b/>
-          <w:color w:val="000000" w:themeColor="text1"/>
-          <w:sz w:val="34"/>
+          <w:i/>
+          <w:color w:val="000000" w:themeColor="text1"/>
           <w:u w:val="single"/>
         </w:rPr>
       </w:pPr>
-    </w:p>
-    <w:p>
-      <w:pPr>
-        <w:jc w:val="center"/>
-        <w:rPr>
-          <w:b/>
-          <w:color w:val="000000" w:themeColor="text1"/>
-          <w:sz w:val="34"/>
-          <w:u w:val="single"/>
-        </w:rPr>
-      </w:pPr>
-    </w:p>
-    <w:p>
-      <w:pPr>
-        <w:jc w:val="center"/>
-        <w:rPr>
-          <w:b/>
-          <w:color w:val="000000" w:themeColor="text1"/>
-          <w:sz w:val="34"/>
-          <w:u w:val="single"/>
-        </w:rPr>
-      </w:pPr>
-    </w:p>
-    <w:p>
-      <w:pPr>
-        <w:jc w:val="center"/>
-        <w:rPr>
-          <w:b/>
-          <w:color w:val="000000" w:themeColor="text1"/>
-          <w:sz w:val="34"/>
-          <w:u w:val="single"/>
-        </w:rPr>
-      </w:pPr>
-    </w:p>
-    <w:p>
-      <w:pPr>
-        <w:jc w:val="center"/>
-        <w:rPr>
-          <w:b/>
-          <w:color w:val="000000" w:themeColor="text1"/>
-          <w:sz w:val="34"/>
-          <w:u w:val="single"/>
-        </w:rPr>
-      </w:pPr>
-      <w:r>
-        <w:rPr>
-          <w:b/>
-          <w:color w:val="000000" w:themeColor="text1"/>
-          <w:sz w:val="34"/>
-          <w:u w:val="single"/>
-        </w:rPr>
-        <w:lastRenderedPageBreak/>
-        <w:t>Database Design for “Exam Management</w:t>
-      </w:r>
-      <w:r>
-        <w:rPr>
-          <w:b/>
-          <w:color w:val="000000" w:themeColor="text1"/>
-          <w:sz w:val="34"/>
-          <w:u w:val="single"/>
-        </w:rPr>
-        <w:t xml:space="preserve"> System”</w:t>
-      </w:r>
-    </w:p>
-    <w:p>
-      <w:pPr>
-        <w:jc w:val="center"/>
-        <w:rPr>
-          <w:color w:val="C00000"/>
-          <w:sz w:val="34"/>
-        </w:rPr>
-      </w:pPr>
-    </w:p>
-    <w:p>
-      <w:pPr>
-        <w:spacing w:line="360" w:lineRule="auto"/>
-        <w:rPr>
-          <w:color w:val="000000" w:themeColor="text1"/>
-          <w:sz w:val="30"/>
-        </w:rPr>
-      </w:pPr>
-      <w:r>
-        <w:rPr>
-          <w:b/>
-          <w:color w:val="000000" w:themeColor="text1"/>
-          <w:sz w:val="30"/>
-          <w:u w:val="single"/>
-        </w:rPr>
-        <w:t>Introduction</w:t>
-      </w:r>
-      <w:r>
-        <w:rPr>
-          <w:b/>
-          <w:color w:val="000000" w:themeColor="text1"/>
-          <w:sz w:val="30"/>
-          <w:u w:val="single"/>
-        </w:rPr>
-        <w:t xml:space="preserve">: </w:t>
-      </w:r>
-      <w:r>
-        <w:rPr>
-          <w:b/>
+      <w:r>
+        <w:rPr>
           <w:i/>
           <w:color w:val="000000" w:themeColor="text1"/>
-          <w:sz w:val="30"/>
-        </w:rPr>
-        <w:t xml:space="preserve"> </w:t>
-      </w:r>
-      <w:r>
-        <w:rPr>
-          <w:color w:val="000000" w:themeColor="text1"/>
-          <w:sz w:val="30"/>
-        </w:rPr>
-        <w:t xml:space="preserve">Database design defines the database structure </w:t>
-      </w:r>
-      <w:r>
-        <w:rPr>
-          <w:color w:val="000000" w:themeColor="text1"/>
-          <w:sz w:val="30"/>
-        </w:rPr>
-        <w:t xml:space="preserve">used for planning, storing, and </w:t>
-      </w:r>
-      <w:r>
-        <w:rPr>
-          <w:color w:val="000000" w:themeColor="text1"/>
-          <w:sz w:val="30"/>
-        </w:rPr>
-        <w:t>managing information. Accuracy in data can only b</w:t>
-      </w:r>
-      <w:r>
-        <w:rPr>
-          <w:color w:val="000000" w:themeColor="text1"/>
-          <w:sz w:val="30"/>
-        </w:rPr>
-        <w:t xml:space="preserve">e accomplished if a database is </w:t>
-      </w:r>
-      <w:r>
-        <w:rPr>
-          <w:color w:val="000000" w:themeColor="text1"/>
-          <w:sz w:val="30"/>
-        </w:rPr>
-        <w:t>designed to store only valuable and necessary information.</w:t>
-      </w:r>
-    </w:p>
-    <w:p>
-      <w:pPr>
-        <w:spacing w:line="360" w:lineRule="auto"/>
-        <w:rPr>
-          <w:b/>
-          <w:color w:val="000000" w:themeColor="text1"/>
-          <w:sz w:val="30"/>
-          <w:u w:val="single"/>
-        </w:rPr>
-      </w:pPr>
-    </w:p>
-    <w:p>
-      <w:pPr>
-        <w:spacing w:line="360" w:lineRule="auto"/>
-        <w:rPr>
-          <w:b/>
-          <w:color w:val="000000" w:themeColor="text1"/>
-          <w:sz w:val="30"/>
-          <w:u w:val="single"/>
-        </w:rPr>
-      </w:pPr>
-      <w:r>
-        <w:rPr>
-          <w:color w:val="000000" w:themeColor="text1"/>
-          <w:sz w:val="30"/>
-        </w:rPr>
-        <w:t>A well-designed database is imperative in guaran</w:t>
-      </w:r>
-      <w:r>
-        <w:rPr>
-          <w:color w:val="000000" w:themeColor="text1"/>
-          <w:sz w:val="30"/>
-        </w:rPr>
-        <w:t xml:space="preserve">teeing information consistency, </w:t>
-      </w:r>
-      <w:r>
-        <w:rPr>
-          <w:color w:val="000000" w:themeColor="text1"/>
-          <w:sz w:val="30"/>
-        </w:rPr>
-        <w:t>eliminating redundant data, efficiently execu</w:t>
-      </w:r>
-      <w:r>
-        <w:rPr>
-          <w:color w:val="000000" w:themeColor="text1"/>
-          <w:sz w:val="30"/>
-        </w:rPr>
-        <w:t xml:space="preserve">ting queries, and improving the </w:t>
-      </w:r>
-      <w:r>
-        <w:rPr>
-          <w:color w:val="000000" w:themeColor="text1"/>
-          <w:sz w:val="30"/>
-        </w:rPr>
-        <w:t>performance of the database. Meticulously design</w:t>
-      </w:r>
-      <w:r>
-        <w:rPr>
-          <w:color w:val="000000" w:themeColor="text1"/>
-          <w:sz w:val="30"/>
-        </w:rPr>
-        <w:t xml:space="preserve">ing a database saves wasting of </w:t>
-      </w:r>
-      <w:r>
-        <w:rPr>
-          <w:color w:val="000000" w:themeColor="text1"/>
-          <w:sz w:val="30"/>
-        </w:rPr>
-        <w:t>time and getting frustrated during the database dev</w:t>
-      </w:r>
-      <w:r>
-        <w:rPr>
-          <w:color w:val="000000" w:themeColor="text1"/>
-          <w:sz w:val="30"/>
-        </w:rPr>
-        <w:t xml:space="preserve">elopment phase. A good database </w:t>
-      </w:r>
-      <w:r>
-        <w:rPr>
-          <w:color w:val="000000" w:themeColor="text1"/>
-          <w:sz w:val="30"/>
-        </w:rPr>
-        <w:t>design also allows to easily access, retrieves d</w:t>
-      </w:r>
-      <w:r>
-        <w:rPr>
-          <w:color w:val="000000" w:themeColor="text1"/>
-          <w:sz w:val="30"/>
-        </w:rPr>
-        <w:t xml:space="preserve">ata whenever needed and reduces </w:t>
-      </w:r>
-      <w:r>
-        <w:rPr>
-          <w:color w:val="000000" w:themeColor="text1"/>
-          <w:sz w:val="30"/>
-        </w:rPr>
-        <w:t xml:space="preserve">overall costs. So Database design is Crucial for our </w:t>
-      </w:r>
-      <w:r>
-        <w:rPr>
-          <w:b/>
-          <w:i/>
-          <w:color w:val="000000" w:themeColor="text1"/>
-          <w:sz w:val="30"/>
-        </w:rPr>
-        <w:t>“</w:t>
-      </w:r>
-      <w:r>
-        <w:rPr>
-          <w:b/>
-          <w:i/>
-          <w:color w:val="000000" w:themeColor="text1"/>
-          <w:sz w:val="30"/>
-        </w:rPr>
-        <w:t>Exam Management System</w:t>
-      </w:r>
-      <w:r>
-        <w:rPr>
-          <w:b/>
-          <w:i/>
-          <w:color w:val="000000" w:themeColor="text1"/>
-          <w:sz w:val="30"/>
-        </w:rPr>
-        <w:t>”</w:t>
-      </w:r>
-      <w:r>
-        <w:rPr>
-          <w:b/>
-          <w:color w:val="000000" w:themeColor="text1"/>
-          <w:sz w:val="30"/>
-        </w:rPr>
-        <w:t xml:space="preserve"> </w:t>
-      </w:r>
-      <w:r>
-        <w:rPr>
-          <w:color w:val="000000" w:themeColor="text1"/>
-          <w:sz w:val="30"/>
-        </w:rPr>
-        <w:t>project. Here describe how we designed our proje</w:t>
-      </w:r>
-      <w:r>
-        <w:rPr>
-          <w:color w:val="000000" w:themeColor="text1"/>
-          <w:sz w:val="30"/>
-        </w:rPr>
-        <w:t xml:space="preserve">ct using </w:t>
-      </w:r>
-      <w:r>
-        <w:rPr>
-          <w:b/>
-          <w:color w:val="000000" w:themeColor="text1"/>
-          <w:sz w:val="30"/>
-          <w:u w:val="single"/>
-        </w:rPr>
-        <w:t>Maria DB Database Engine.</w:t>
-      </w:r>
-    </w:p>
-    <w:p>
-      <w:pPr>
-        <w:spacing w:line="360" w:lineRule="auto"/>
-        <w:rPr>
-          <w:b/>
-          <w:color w:val="000000" w:themeColor="text1"/>
-          <w:sz w:val="30"/>
-          <w:u w:val="single"/>
-        </w:rPr>
-      </w:pPr>
-    </w:p>
-    <w:p>
-      <w:pPr>
-        <w:spacing w:line="360" w:lineRule="auto"/>
-        <w:rPr>
-          <w:b/>
-          <w:color w:val="000000" w:themeColor="text1"/>
-          <w:sz w:val="30"/>
-          <w:u w:val="single"/>
-        </w:rPr>
-      </w:pPr>
-    </w:p>
-    <w:p>
-      <w:pPr>
-        <w:spacing w:line="360" w:lineRule="auto"/>
-        <w:rPr>
-          <w:b/>
-          <w:color w:val="000000" w:themeColor="text1"/>
-          <w:sz w:val="30"/>
-          <w:u w:val="single"/>
-        </w:rPr>
-      </w:pPr>
-    </w:p>
-    <w:p>
-      <w:pPr>
-        <w:spacing w:line="360" w:lineRule="auto"/>
-        <w:rPr>
-          <w:b/>
-          <w:color w:val="000000" w:themeColor="text1"/>
-          <w:sz w:val="30"/>
-          <w:u w:val="single"/>
-        </w:rPr>
-      </w:pPr>
-    </w:p>
-    <w:p>
-      <w:pPr>
-        <w:spacing w:line="360" w:lineRule="auto"/>
-        <w:rPr>
-          <w:b/>
-          <w:color w:val="000000" w:themeColor="text1"/>
-          <w:sz w:val="30"/>
-          <w:u w:val="single"/>
-        </w:rPr>
-      </w:pPr>
-    </w:p>
-    <w:p>
-      <w:pPr>
-        <w:spacing w:line="360" w:lineRule="auto"/>
-        <w:jc w:val="center"/>
-        <w:rPr>
-          <w:b/>
-          <w:i/>
-          <w:color w:val="000000" w:themeColor="text1"/>
-          <w:sz w:val="44"/>
-          <w:u w:val="single"/>
-        </w:rPr>
-      </w:pPr>
-    </w:p>
-    <w:p>
-      <w:pPr>
-        <w:spacing w:line="360" w:lineRule="auto"/>
-        <w:jc w:val="center"/>
-        <w:rPr>
-          <w:b/>
-          <w:i/>
-          <w:color w:val="000000" w:themeColor="text1"/>
-          <w:sz w:val="44"/>
-          <w:u w:val="single"/>
-        </w:rPr>
-      </w:pPr>
-      <w:r>
-        <w:rPr>
-          <w:b/>
-          <w:i/>
-          <w:color w:val="000000" w:themeColor="text1"/>
-          <w:sz w:val="44"/>
-          <w:u w:val="single"/>
-        </w:rPr>
-        <w:t>Logical Database Design</w:t>
-      </w:r>
-    </w:p>
-    <w:p>
-      <w:pPr>
-        <w:rPr>
-          <w:color w:val="000000" w:themeColor="text1"/>
-          <w:sz w:val="30"/>
-        </w:rPr>
-      </w:pPr>
-      <w:r>
-        <w:rPr>
-          <w:color w:val="000000" w:themeColor="text1"/>
-          <w:sz w:val="30"/>
-        </w:rPr>
-        <w:t>Logical Database Design helps us understand the deta</w:t>
-      </w:r>
-      <w:r>
-        <w:rPr>
-          <w:color w:val="000000" w:themeColor="text1"/>
-          <w:sz w:val="30"/>
-        </w:rPr>
-        <w:t xml:space="preserve">ils of the data, but not how it </w:t>
-      </w:r>
-      <w:r>
-        <w:rPr>
-          <w:color w:val="000000" w:themeColor="text1"/>
-          <w:sz w:val="30"/>
-        </w:rPr>
-        <w:t>is implemented. The logical data model is the architec</w:t>
-      </w:r>
-      <w:r>
-        <w:rPr>
-          <w:color w:val="000000" w:themeColor="text1"/>
-          <w:sz w:val="30"/>
-        </w:rPr>
-        <w:t xml:space="preserve">t or designer view of the data. </w:t>
-      </w:r>
-      <w:r>
-        <w:rPr>
-          <w:color w:val="000000" w:themeColor="text1"/>
-          <w:sz w:val="30"/>
-        </w:rPr>
-        <w:t>Here describe how we worked for Logical Database Design.</w:t>
-      </w:r>
-    </w:p>
-    <w:p>
-      <w:pPr>
-        <w:rPr>
-          <w:color w:val="000000" w:themeColor="text1"/>
-          <w:sz w:val="30"/>
-        </w:rPr>
-      </w:pPr>
-    </w:p>
-    <w:p>
-      <w:pPr>
-        <w:pStyle w:val="ListParagraph"/>
-        <w:numPr>
-          <w:ilvl w:val="0"/>
-          <w:numId w:val="1"/>
-        </w:numPr>
-        <w:rPr>
-          <w:color w:val="000000" w:themeColor="text1"/>
-          <w:sz w:val="30"/>
-        </w:rPr>
-      </w:pPr>
-      <w:r>
-        <w:rPr>
-          <w:color w:val="000000" w:themeColor="text1"/>
-          <w:sz w:val="30"/>
-        </w:rPr>
-        <w:t>We developed a logical data model design for each known user interface for</w:t>
-      </w:r>
-      <w:r>
-        <w:rPr>
-          <w:color w:val="000000" w:themeColor="text1"/>
-          <w:sz w:val="30"/>
-        </w:rPr>
-        <w:t xml:space="preserve"> </w:t>
-      </w:r>
-      <w:r>
-        <w:rPr>
-          <w:color w:val="000000" w:themeColor="text1"/>
-          <w:sz w:val="30"/>
-        </w:rPr>
-        <w:t>the project using normalization principles.</w:t>
-      </w:r>
-    </w:p>
-    <w:p>
-      <w:pPr>
-        <w:pStyle w:val="ListParagraph"/>
-        <w:rPr>
-          <w:color w:val="000000" w:themeColor="text1"/>
-          <w:sz w:val="30"/>
-        </w:rPr>
-      </w:pPr>
-    </w:p>
-    <w:p>
-      <w:pPr>
-        <w:pStyle w:val="ListParagraph"/>
-        <w:numPr>
-          <w:ilvl w:val="0"/>
-          <w:numId w:val="1"/>
-        </w:numPr>
-        <w:rPr>
-          <w:color w:val="000000" w:themeColor="text1"/>
-          <w:sz w:val="30"/>
-        </w:rPr>
-      </w:pPr>
-      <w:r>
-        <w:rPr>
-          <w:color w:val="000000" w:themeColor="text1"/>
-          <w:sz w:val="30"/>
-        </w:rPr>
-        <w:t>Next, we've combined all normalization data from all user interfaces into one</w:t>
-      </w:r>
-      <w:r>
-        <w:rPr>
-          <w:color w:val="000000" w:themeColor="text1"/>
-          <w:sz w:val="30"/>
-        </w:rPr>
-        <w:t xml:space="preserve"> </w:t>
-      </w:r>
-      <w:r>
-        <w:rPr>
-          <w:color w:val="000000" w:themeColor="text1"/>
-          <w:sz w:val="30"/>
-        </w:rPr>
-        <w:t>consolidated logical database model.</w:t>
-      </w:r>
-    </w:p>
-    <w:p>
-      <w:pPr>
-        <w:pStyle w:val="ListParagraph"/>
-        <w:rPr>
-          <w:color w:val="000000" w:themeColor="text1"/>
-          <w:sz w:val="30"/>
-        </w:rPr>
-      </w:pPr>
-    </w:p>
-    <w:p>
-      <w:pPr>
-        <w:pStyle w:val="ListParagraph"/>
-        <w:rPr>
-          <w:color w:val="000000" w:themeColor="text1"/>
-          <w:sz w:val="30"/>
-        </w:rPr>
-      </w:pPr>
-    </w:p>
-    <w:p>
-      <w:pPr>
-        <w:pStyle w:val="ListParagraph"/>
-        <w:numPr>
-          <w:ilvl w:val="0"/>
-          <w:numId w:val="1"/>
-        </w:numPr>
-        <w:rPr>
-          <w:color w:val="000000" w:themeColor="text1"/>
-          <w:sz w:val="30"/>
-        </w:rPr>
-      </w:pPr>
-      <w:r>
-        <w:rPr>
-          <w:color w:val="000000" w:themeColor="text1"/>
-          <w:sz w:val="30"/>
-        </w:rPr>
-        <w:t>The Entity Relationship (E-R) data model for the project has been transformed</w:t>
-      </w:r>
-      <w:r>
-        <w:rPr>
-          <w:color w:val="000000" w:themeColor="text1"/>
-          <w:sz w:val="30"/>
-        </w:rPr>
-        <w:t xml:space="preserve"> </w:t>
-      </w:r>
-      <w:r>
-        <w:rPr>
-          <w:color w:val="000000" w:themeColor="text1"/>
-          <w:sz w:val="30"/>
-        </w:rPr>
-        <w:t>into a normalized data requirement.</w:t>
-      </w:r>
-    </w:p>
-    <w:p>
-      <w:pPr>
-        <w:pStyle w:val="ListParagraph"/>
-        <w:rPr>
-          <w:color w:val="000000" w:themeColor="text1"/>
-          <w:sz w:val="30"/>
-        </w:rPr>
-      </w:pPr>
-    </w:p>
-    <w:p>
-      <w:pPr>
-        <w:pStyle w:val="ListParagraph"/>
-        <w:numPr>
-          <w:ilvl w:val="0"/>
-          <w:numId w:val="1"/>
-        </w:numPr>
-        <w:rPr>
-          <w:color w:val="000000" w:themeColor="text1"/>
-          <w:sz w:val="30"/>
-        </w:rPr>
-      </w:pPr>
-      <w:r>
-        <w:rPr>
-          <w:color w:val="000000" w:themeColor="text1"/>
-          <w:sz w:val="30"/>
-        </w:rPr>
-        <w:t>Finally, compared the consolidated logical database desi</w:t>
-      </w:r>
-      <w:r>
-        <w:rPr>
-          <w:color w:val="000000" w:themeColor="text1"/>
-          <w:sz w:val="30"/>
-        </w:rPr>
-        <w:t xml:space="preserve">gn with the </w:t>
-      </w:r>
-    </w:p>
-    <w:p>
-      <w:pPr>
-        <w:pStyle w:val="ListParagraph"/>
-        <w:rPr>
-          <w:color w:val="000000" w:themeColor="text1"/>
-          <w:sz w:val="30"/>
-        </w:rPr>
-      </w:pPr>
-      <w:r>
-        <w:rPr>
-          <w:color w:val="000000" w:themeColor="text1"/>
-          <w:sz w:val="30"/>
-        </w:rPr>
-        <w:t>E-</w:t>
-      </w:r>
-      <w:r>
-        <w:rPr>
-          <w:color w:val="000000" w:themeColor="text1"/>
-          <w:sz w:val="30"/>
-        </w:rPr>
-        <w:t>R data</w:t>
-      </w:r>
-      <w:r>
-        <w:rPr>
-          <w:color w:val="000000" w:themeColor="text1"/>
-          <w:sz w:val="30"/>
-        </w:rPr>
-        <w:t xml:space="preserve"> </w:t>
-      </w:r>
-      <w:r>
-        <w:rPr>
-          <w:color w:val="000000" w:themeColor="text1"/>
-          <w:sz w:val="30"/>
-        </w:rPr>
-        <w:t>model and produce one final logical database model where selected the</w:t>
-      </w:r>
-      <w:r>
-        <w:rPr>
-          <w:color w:val="000000" w:themeColor="text1"/>
-          <w:sz w:val="30"/>
-        </w:rPr>
-        <w:t xml:space="preserve"> </w:t>
-      </w:r>
-      <w:r>
-        <w:rPr>
-          <w:color w:val="000000" w:themeColor="text1"/>
-          <w:sz w:val="30"/>
-        </w:rPr>
-        <w:t>primary keys, foreign keys</w:t>
-      </w:r>
-      <w:r>
-        <w:rPr>
-          <w:color w:val="000000" w:themeColor="text1"/>
-          <w:sz w:val="30"/>
-        </w:rPr>
-        <w:t xml:space="preserve">, alternate keys, and inversion </w:t>
-      </w:r>
-      <w:r>
-        <w:rPr>
-          <w:color w:val="000000" w:themeColor="text1"/>
-          <w:sz w:val="30"/>
-        </w:rPr>
-        <w:t>entities for the</w:t>
-      </w:r>
-      <w:r>
-        <w:rPr>
-          <w:color w:val="000000" w:themeColor="text1"/>
-          <w:sz w:val="30"/>
-        </w:rPr>
-        <w:t xml:space="preserve"> </w:t>
-      </w:r>
-      <w:r>
-        <w:rPr>
-          <w:color w:val="000000" w:themeColor="text1"/>
-          <w:sz w:val="30"/>
-        </w:rPr>
-        <w:t>project (</w:t>
-      </w:r>
-      <w:r>
-        <w:rPr>
-          <w:b/>
-          <w:i/>
-          <w:color w:val="000000" w:themeColor="text1"/>
-          <w:sz w:val="30"/>
-          <w:u w:val="single"/>
-        </w:rPr>
-        <w:t>“</w:t>
-      </w:r>
-      <w:r>
-        <w:rPr>
-          <w:b/>
-          <w:i/>
-          <w:color w:val="000000" w:themeColor="text1"/>
-          <w:sz w:val="30"/>
-          <w:u w:val="single"/>
-        </w:rPr>
-        <w:t>Exam Management System</w:t>
-      </w:r>
-      <w:r>
-        <w:rPr>
-          <w:b/>
-          <w:i/>
-          <w:color w:val="000000" w:themeColor="text1"/>
-          <w:sz w:val="30"/>
-          <w:u w:val="single"/>
-        </w:rPr>
-        <w:t>”</w:t>
-      </w:r>
-      <w:r>
-        <w:rPr>
-          <w:color w:val="000000" w:themeColor="text1"/>
-          <w:sz w:val="30"/>
-        </w:rPr>
-        <w:t>).</w:t>
-      </w:r>
-    </w:p>
-    <w:p>
-      <w:pPr>
-        <w:rPr>
-          <w:color w:val="000000" w:themeColor="text1"/>
-          <w:sz w:val="30"/>
-        </w:rPr>
-      </w:pPr>
-    </w:p>
-    <w:p>
-      <w:pPr>
-        <w:rPr>
-          <w:color w:val="000000" w:themeColor="text1"/>
-          <w:sz w:val="30"/>
-        </w:rPr>
-      </w:pPr>
-    </w:p>
-    <w:p>
-      <w:pPr>
-        <w:rPr>
-          <w:color w:val="000000" w:themeColor="text1"/>
-          <w:sz w:val="30"/>
-        </w:rPr>
-      </w:pPr>
-    </w:p>
-    <w:p>
-      <w:pPr>
-        <w:rPr>
-          <w:color w:val="000000" w:themeColor="text1"/>
-          <w:sz w:val="30"/>
-        </w:rPr>
-      </w:pPr>
-    </w:p>
-    <w:p>
-      <w:pPr>
-        <w:rPr>
-          <w:color w:val="000000" w:themeColor="text1"/>
-          <w:sz w:val="30"/>
-        </w:rPr>
-      </w:pPr>
-    </w:p>
-    <w:p>
-      <w:pPr>
-        <w:rPr>
-          <w:color w:val="000000" w:themeColor="text1"/>
-          <w:sz w:val="30"/>
-        </w:rPr>
-      </w:pPr>
-    </w:p>
-    <w:p>
-      <w:pPr>
-        <w:jc w:val="center"/>
-        <w:rPr>
-          <w:i/>
-          <w:color w:val="000000" w:themeColor="text1"/>
-          <w:sz w:val="42"/>
-          <w:u w:val="single"/>
-        </w:rPr>
-      </w:pPr>
-      <w:r>
-        <w:rPr>
-          <w:i/>
-          <w:color w:val="000000" w:themeColor="text1"/>
-          <w:sz w:val="42"/>
-          <w:u w:val="single"/>
-        </w:rPr>
-        <w:t>Physical Database Design</w:t>
-      </w:r>
-    </w:p>
-    <w:p>
-      <w:pPr>
-        <w:rPr>
-          <w:color w:val="000000" w:themeColor="text1"/>
-          <w:sz w:val="32"/>
-        </w:rPr>
-      </w:pPr>
-      <w:r>
-        <w:rPr>
-          <w:color w:val="000000" w:themeColor="text1"/>
-          <w:sz w:val="32"/>
-        </w:rPr>
-        <w:t>The logical data model is used as the blueprint of what data is involved while the physical data models detail how that data will be implemented. Here describe how we implemented Physical Database Design.</w:t>
-      </w:r>
-    </w:p>
-    <w:p>
-      <w:pPr>
-        <w:rPr>
-          <w:color w:val="000000" w:themeColor="text1"/>
-          <w:sz w:val="32"/>
-        </w:rPr>
-      </w:pPr>
-    </w:p>
-    <w:p>
-      <w:pPr>
-        <w:pStyle w:val="ListParagraph"/>
-        <w:numPr>
-          <w:ilvl w:val="0"/>
-          <w:numId w:val="4"/>
-        </w:numPr>
-        <w:rPr>
-          <w:color w:val="000000" w:themeColor="text1"/>
-          <w:sz w:val="36"/>
-          <w:szCs w:val="36"/>
-        </w:rPr>
-      </w:pPr>
-      <w:r>
-        <w:rPr>
-          <w:color w:val="000000" w:themeColor="text1"/>
-          <w:sz w:val="36"/>
-          <w:szCs w:val="36"/>
-        </w:rPr>
-        <w:t>At first, we chosen Features independent of specific database and data storage structures.</w:t>
-      </w:r>
-    </w:p>
-    <w:p>
-      <w:pPr>
-        <w:pStyle w:val="ListParagraph"/>
-        <w:rPr>
-          <w:color w:val="000000" w:themeColor="text1"/>
-          <w:sz w:val="36"/>
-          <w:szCs w:val="36"/>
-        </w:rPr>
-      </w:pPr>
-    </w:p>
-    <w:p>
-      <w:pPr>
-        <w:pStyle w:val="ListParagraph"/>
-        <w:numPr>
-          <w:ilvl w:val="0"/>
-          <w:numId w:val="4"/>
-        </w:numPr>
-        <w:rPr>
-          <w:color w:val="000000" w:themeColor="text1"/>
-          <w:sz w:val="36"/>
-          <w:szCs w:val="36"/>
-        </w:rPr>
-      </w:pPr>
-      <w:r>
-        <w:rPr>
-          <w:color w:val="000000" w:themeColor="text1"/>
-          <w:sz w:val="36"/>
-          <w:szCs w:val="36"/>
-        </w:rPr>
-        <w:t>Next, grouping attributes from the logical database model into physical records.</w:t>
-      </w:r>
-    </w:p>
-    <w:p>
-      <w:pPr>
-        <w:pStyle w:val="ListParagraph"/>
-        <w:rPr>
-          <w:color w:val="000000" w:themeColor="text1"/>
-          <w:sz w:val="36"/>
-          <w:szCs w:val="36"/>
-        </w:rPr>
-      </w:pPr>
-    </w:p>
-    <w:p>
-      <w:pPr>
-        <w:pStyle w:val="ListParagraph"/>
-        <w:rPr>
-          <w:color w:val="000000" w:themeColor="text1"/>
-          <w:sz w:val="36"/>
-          <w:szCs w:val="36"/>
-        </w:rPr>
-      </w:pPr>
-    </w:p>
-    <w:p>
-      <w:pPr>
-        <w:pStyle w:val="ListParagraph"/>
-        <w:numPr>
-          <w:ilvl w:val="0"/>
-          <w:numId w:val="4"/>
-        </w:numPr>
-        <w:rPr>
-          <w:color w:val="000000" w:themeColor="text1"/>
-          <w:sz w:val="36"/>
-          <w:szCs w:val="36"/>
-        </w:rPr>
-      </w:pPr>
-      <w:r>
-        <w:rPr>
-          <w:color w:val="000000" w:themeColor="text1"/>
-          <w:sz w:val="36"/>
-          <w:szCs w:val="36"/>
-        </w:rPr>
-        <w:t>Arranging related records in our secondary memory such as 16 GB hard disk, Intel Pentium III Processor, and Operating system was Windows</w:t>
-      </w:r>
-      <w:r>
-        <w:rPr>
-          <w:color w:val="000000" w:themeColor="text1"/>
-          <w:sz w:val="36"/>
-          <w:szCs w:val="36"/>
-        </w:rPr>
-        <w:t xml:space="preserve"> </w:t>
-      </w:r>
-      <w:r>
-        <w:rPr>
-          <w:color w:val="000000" w:themeColor="text1"/>
-          <w:sz w:val="36"/>
-          <w:szCs w:val="36"/>
-        </w:rPr>
-        <w:t xml:space="preserve">7, Back End Software was </w:t>
-      </w:r>
-      <w:r>
-        <w:rPr>
-          <w:b/>
-          <w:i/>
-          <w:color w:val="000000" w:themeColor="text1"/>
-          <w:sz w:val="36"/>
-          <w:szCs w:val="36"/>
-          <w:u w:val="single"/>
-        </w:rPr>
-        <w:t>Maria DB</w:t>
-      </w:r>
-      <w:r>
-        <w:rPr>
-          <w:b/>
-          <w:i/>
-          <w:color w:val="000000" w:themeColor="text1"/>
-          <w:sz w:val="36"/>
-          <w:szCs w:val="36"/>
-          <w:u w:val="single"/>
-        </w:rPr>
-        <w:t xml:space="preserve"> Server</w:t>
-      </w:r>
-      <w:r>
-        <w:rPr>
-          <w:color w:val="000000" w:themeColor="text1"/>
-          <w:sz w:val="36"/>
-          <w:szCs w:val="36"/>
-        </w:rPr>
-        <w:t xml:space="preserve"> so that records can be</w:t>
-      </w:r>
-      <w:r>
-        <w:rPr>
-          <w:color w:val="000000" w:themeColor="text1"/>
-          <w:sz w:val="36"/>
-          <w:szCs w:val="36"/>
-        </w:rPr>
-        <w:t xml:space="preserve"> </w:t>
-      </w:r>
-      <w:r>
-        <w:rPr>
-          <w:color w:val="000000" w:themeColor="text1"/>
-          <w:sz w:val="36"/>
-          <w:szCs w:val="36"/>
-        </w:rPr>
-        <w:t>stored, retrieved and updated rapidly.</w:t>
-      </w:r>
-    </w:p>
-    <w:p>
-      <w:pPr>
-        <w:pStyle w:val="ListParagraph"/>
-        <w:rPr>
-          <w:color w:val="000000" w:themeColor="text1"/>
-          <w:sz w:val="36"/>
-          <w:szCs w:val="36"/>
-        </w:rPr>
-      </w:pPr>
-    </w:p>
-    <w:p>
-      <w:pPr>
-        <w:pStyle w:val="ListParagraph"/>
-        <w:numPr>
-          <w:ilvl w:val="0"/>
-          <w:numId w:val="4"/>
-        </w:numPr>
-        <w:rPr>
-          <w:color w:val="000000" w:themeColor="text1"/>
-          <w:sz w:val="36"/>
-          <w:szCs w:val="36"/>
-        </w:rPr>
-      </w:pPr>
-      <w:r>
-        <w:rPr>
-          <w:color w:val="000000" w:themeColor="text1"/>
-          <w:sz w:val="36"/>
-          <w:szCs w:val="36"/>
-        </w:rPr>
-        <w:t>After that, Selecting TDMS file format and Indexed file organizations</w:t>
-      </w:r>
-      <w:r>
-        <w:rPr>
-          <w:color w:val="000000" w:themeColor="text1"/>
-          <w:sz w:val="36"/>
-          <w:szCs w:val="36"/>
-        </w:rPr>
-        <w:t xml:space="preserve"> </w:t>
-      </w:r>
-      <w:r>
-        <w:rPr>
-          <w:color w:val="000000" w:themeColor="text1"/>
-          <w:sz w:val="36"/>
-          <w:szCs w:val="36"/>
-        </w:rPr>
-        <w:t>structures for storing data to make access more efficient</w:t>
-      </w:r>
-    </w:p>
-    <w:p>
-      <w:pPr>
-        <w:jc w:val="center"/>
-        <w:rPr>
-          <w:color w:val="000000" w:themeColor="text1"/>
-          <w:sz w:val="36"/>
-          <w:szCs w:val="36"/>
-        </w:rPr>
-      </w:pPr>
-      <w:r>
-        <w:rPr>
-          <w:i/>
-          <w:color w:val="000000" w:themeColor="text1"/>
-          <w:sz w:val="36"/>
-          <w:u w:val="single"/>
-        </w:rPr>
-        <w:lastRenderedPageBreak/>
-        <w:t>Entity Relationship of the “</w:t>
-      </w:r>
-      <w:r>
-        <w:rPr>
-          <w:i/>
-          <w:color w:val="000000" w:themeColor="text1"/>
-          <w:sz w:val="36"/>
-          <w:u w:val="single"/>
-        </w:rPr>
-        <w:t>Exam Management System</w:t>
-      </w:r>
-      <w:r>
-        <w:rPr>
-          <w:i/>
-          <w:color w:val="000000" w:themeColor="text1"/>
-          <w:sz w:val="36"/>
-          <w:u w:val="single"/>
-        </w:rPr>
-        <w:t>”</w:t>
-      </w:r>
-    </w:p>
-    <w:p>
-      <w:pPr>
-        <w:rPr>
-          <w:sz w:val="36"/>
-        </w:rPr>
-      </w:pPr>
-    </w:p>
-    <w:p>
-      <w:pPr>
-        <w:rPr>
-          <w:sz w:val="36"/>
-        </w:rPr>
-      </w:pPr>
-      <w:bookmarkStart w:id="0" w:name="_GoBack"/>
-      <w:bookmarkEnd w:id="0"/>
-    </w:p>
-    <w:p>
-      <w:pPr>
-        <w:rPr>
-          <w:sz w:val="36"/>
-        </w:rPr>
-      </w:pPr>
-    </w:p>
-    <w:p>
-      <w:pPr>
-        <w:rPr>
-          <w:sz w:val="36"/>
-        </w:rPr>
-      </w:pPr>
-    </w:p>
-    <w:p>
-      <w:pPr>
-        <w:jc w:val="center"/>
-        <w:rPr>
-          <w:i/>
-          <w:color w:val="000000" w:themeColor="text1"/>
-          <w:u w:val="single"/>
-        </w:rPr>
-      </w:pPr>
-      <w:r>
-        <w:rPr>
-          <w:i/>
-          <w:color w:val="000000" w:themeColor="text1"/>
-        </w:rPr>
-        <w:t>Fig</w:t>
-      </w:r>
-      <w:proofErr w:type="gramStart"/>
-      <w:r>
-        <w:rPr>
-          <w:i/>
-          <w:color w:val="000000" w:themeColor="text1"/>
-        </w:rPr>
-        <w:t>:1.0</w:t>
-      </w:r>
-      <w:proofErr w:type="gramEnd"/>
-      <w:r>
-        <w:rPr>
-          <w:i/>
-          <w:color w:val="000000" w:themeColor="text1"/>
-        </w:rPr>
-        <w:t xml:space="preserve"> </w:t>
+        </w:rPr>
+        <w:t xml:space="preserve">Fig:1.0 </w:t>
       </w:r>
       <w:r>
         <w:rPr>
@@ -2151,7 +3078,7 @@
       </w:pPr>
     </w:p>
     <w:sectPr>
-      <w:headerReference w:type="default" r:id="rId9"/>
+      <w:headerReference w:type="default" r:id="rId8"/>
       <w:pgSz w:w="12240" w:h="15840"/>
       <w:pgMar w:top="1440" w:right="1440" w:bottom="1440" w:left="1440" w:header="144" w:footer="144" w:gutter="0"/>
       <w:cols w:space="720"/>
@@ -2244,7 +3171,7 @@
           <w:rPr>
             <w:noProof/>
           </w:rPr>
-          <w:t>4</w:t>
+          <w:t>1</w:t>
         </w:r>
         <w:r>
           <w:rPr>
@@ -4067,6 +4994,162 @@
       <w:contextualSpacing/>
     </w:pPr>
   </w:style>
+  <w:style w:type="table" w:styleId="GridTable1Light-Accent3">
+    <w:name w:val="Grid Table 1 Light Accent 3"/>
+    <w:basedOn w:val="TableNormal"/>
+    <w:uiPriority w:val="46"/>
+    <w:rsid w:val="00554E9A"/>
+    <w:pPr>
+      <w:spacing w:after="0" w:line="240" w:lineRule="auto"/>
+    </w:pPr>
+    <w:tblPr>
+      <w:tblStyleRowBandSize w:val="1"/>
+      <w:tblStyleColBandSize w:val="1"/>
+      <w:tblInd w:w="0" w:type="dxa"/>
+      <w:tblBorders>
+        <w:top w:val="single" w:sz="4" w:space="0" w:color="D6E3BC" w:themeColor="accent3" w:themeTint="66"/>
+        <w:left w:val="single" w:sz="4" w:space="0" w:color="D6E3BC" w:themeColor="accent3" w:themeTint="66"/>
+        <w:bottom w:val="single" w:sz="4" w:space="0" w:color="D6E3BC" w:themeColor="accent3" w:themeTint="66"/>
+        <w:right w:val="single" w:sz="4" w:space="0" w:color="D6E3BC" w:themeColor="accent3" w:themeTint="66"/>
+        <w:insideH w:val="single" w:sz="4" w:space="0" w:color="D6E3BC" w:themeColor="accent3" w:themeTint="66"/>
+        <w:insideV w:val="single" w:sz="4" w:space="0" w:color="D6E3BC" w:themeColor="accent3" w:themeTint="66"/>
+      </w:tblBorders>
+      <w:tblCellMar>
+        <w:top w:w="0" w:type="dxa"/>
+        <w:left w:w="108" w:type="dxa"/>
+        <w:bottom w:w="0" w:type="dxa"/>
+        <w:right w:w="108" w:type="dxa"/>
+      </w:tblCellMar>
+    </w:tblPr>
+    <w:tblStylePr w:type="firstRow">
+      <w:rPr>
+        <w:b/>
+        <w:bCs/>
+      </w:rPr>
+      <w:tblPr/>
+      <w:tcPr>
+        <w:tcBorders>
+          <w:bottom w:val="single" w:sz="12" w:space="0" w:color="C2D69B" w:themeColor="accent3" w:themeTint="99"/>
+        </w:tcBorders>
+      </w:tcPr>
+    </w:tblStylePr>
+    <w:tblStylePr w:type="lastRow">
+      <w:rPr>
+        <w:b/>
+        <w:bCs/>
+      </w:rPr>
+      <w:tblPr/>
+      <w:tcPr>
+        <w:tcBorders>
+          <w:top w:val="double" w:sz="2" w:space="0" w:color="C2D69B" w:themeColor="accent3" w:themeTint="99"/>
+        </w:tcBorders>
+      </w:tcPr>
+    </w:tblStylePr>
+    <w:tblStylePr w:type="firstCol">
+      <w:rPr>
+        <w:b/>
+        <w:bCs/>
+      </w:rPr>
+    </w:tblStylePr>
+    <w:tblStylePr w:type="lastCol">
+      <w:rPr>
+        <w:b/>
+        <w:bCs/>
+      </w:rPr>
+    </w:tblStylePr>
+  </w:style>
+  <w:style w:type="paragraph" w:styleId="NoSpacing">
+    <w:name w:val="No Spacing"/>
+    <w:uiPriority w:val="1"/>
+    <w:qFormat/>
+    <w:rsid w:val="002F6FFA"/>
+    <w:pPr>
+      <w:spacing w:after="0" w:line="240" w:lineRule="auto"/>
+    </w:pPr>
+  </w:style>
+  <w:style w:type="table" w:styleId="GridTable4-Accent3">
+    <w:name w:val="Grid Table 4 Accent 3"/>
+    <w:basedOn w:val="TableNormal"/>
+    <w:uiPriority w:val="49"/>
+    <w:rsid w:val="00D00FC4"/>
+    <w:pPr>
+      <w:spacing w:after="0" w:line="240" w:lineRule="auto"/>
+    </w:pPr>
+    <w:tblPr>
+      <w:tblStyleRowBandSize w:val="1"/>
+      <w:tblStyleColBandSize w:val="1"/>
+      <w:tblInd w:w="0" w:type="dxa"/>
+      <w:tblBorders>
+        <w:top w:val="single" w:sz="4" w:space="0" w:color="C2D69B" w:themeColor="accent3" w:themeTint="99"/>
+        <w:left w:val="single" w:sz="4" w:space="0" w:color="C2D69B" w:themeColor="accent3" w:themeTint="99"/>
+        <w:bottom w:val="single" w:sz="4" w:space="0" w:color="C2D69B" w:themeColor="accent3" w:themeTint="99"/>
+        <w:right w:val="single" w:sz="4" w:space="0" w:color="C2D69B" w:themeColor="accent3" w:themeTint="99"/>
+        <w:insideH w:val="single" w:sz="4" w:space="0" w:color="C2D69B" w:themeColor="accent3" w:themeTint="99"/>
+        <w:insideV w:val="single" w:sz="4" w:space="0" w:color="C2D69B" w:themeColor="accent3" w:themeTint="99"/>
+      </w:tblBorders>
+      <w:tblCellMar>
+        <w:top w:w="0" w:type="dxa"/>
+        <w:left w:w="108" w:type="dxa"/>
+        <w:bottom w:w="0" w:type="dxa"/>
+        <w:right w:w="108" w:type="dxa"/>
+      </w:tblCellMar>
+    </w:tblPr>
+    <w:tblStylePr w:type="firstRow">
+      <w:rPr>
+        <w:b/>
+        <w:bCs/>
+        <w:color w:val="FFFFFF" w:themeColor="background1"/>
+      </w:rPr>
+      <w:tblPr/>
+      <w:tcPr>
+        <w:tcBorders>
+          <w:top w:val="single" w:sz="4" w:space="0" w:color="9BBB59" w:themeColor="accent3"/>
+          <w:left w:val="single" w:sz="4" w:space="0" w:color="9BBB59" w:themeColor="accent3"/>
+          <w:bottom w:val="single" w:sz="4" w:space="0" w:color="9BBB59" w:themeColor="accent3"/>
+          <w:right w:val="single" w:sz="4" w:space="0" w:color="9BBB59" w:themeColor="accent3"/>
+          <w:insideH w:val="nil"/>
+          <w:insideV w:val="nil"/>
+        </w:tcBorders>
+        <w:shd w:val="clear" w:color="auto" w:fill="9BBB59" w:themeFill="accent3"/>
+      </w:tcPr>
+    </w:tblStylePr>
+    <w:tblStylePr w:type="lastRow">
+      <w:rPr>
+        <w:b/>
+        <w:bCs/>
+      </w:rPr>
+      <w:tblPr/>
+      <w:tcPr>
+        <w:tcBorders>
+          <w:top w:val="double" w:sz="4" w:space="0" w:color="9BBB59" w:themeColor="accent3"/>
+        </w:tcBorders>
+      </w:tcPr>
+    </w:tblStylePr>
+    <w:tblStylePr w:type="firstCol">
+      <w:rPr>
+        <w:b/>
+        <w:bCs/>
+      </w:rPr>
+    </w:tblStylePr>
+    <w:tblStylePr w:type="lastCol">
+      <w:rPr>
+        <w:b/>
+        <w:bCs/>
+      </w:rPr>
+    </w:tblStylePr>
+    <w:tblStylePr w:type="band1Vert">
+      <w:tblPr/>
+      <w:tcPr>
+        <w:shd w:val="clear" w:color="auto" w:fill="EAF1DD" w:themeFill="accent3" w:themeFillTint="33"/>
+      </w:tcPr>
+    </w:tblStylePr>
+    <w:tblStylePr w:type="band1Horz">
+      <w:tblPr/>
+      <w:tcPr>
+        <w:shd w:val="clear" w:color="auto" w:fill="EAF1DD" w:themeFill="accent3" w:themeFillTint="33"/>
+      </w:tcPr>
+    </w:tblStylePr>
+  </w:style>
 </w:styles>
 </file>
 
